--- a/public/resume/Golam-Mostofa-CV.docx
+++ b/public/resume/Golam-Mostofa-CV.docx
@@ -359,17 +359,7 @@
           <w:szCs w:val="20"/>
           <w:lang w:val="en"/>
         </w:rPr>
-        <w:t xml:space="preserve">To take a Senior Software Engineer, ERP Architect or Technical Lead role in an organisation building </w:t>
-      </w:r>
-      <w:r>
-        <w:rPr>
-          <w:rFonts w:ascii="Georgia" w:hAnsi="Georgia"/>
-          <w:color w:val="14201C"/>
-          <w:sz w:val="20"/>
-          <w:szCs w:val="20"/>
-          <w:lang w:val="en"/>
-        </w:rPr>
-        <w:t>systems that people depend on every shift. Over eleven years I have specialised in turning fragmented factory operations into synchronised digital ecosystems — HRMS, payroll, production, finance and costing — and I want to keep doing that work at a larger scale, bringing an established .NET and SQL Server foundation together with modern Laravel, Next.js and cloud-native delivery.</w:t>
+        <w:t>To take a Senior Software Engineer, ERP Architect or Technical Lead role in an organisation building systems that people depend on every shift. Over eleven years I have specialised in turning fragmented factory operations into synchronised digital ecosystems — HRMS, payroll, production, finance and costing — and I want to keep doing that work at a larger scale, bringing an established .NET and SQL Server foundation together with modern Laravel, Next.js and cloud-native delivery.</w:t>
       </w:r>
     </w:p>
     <w:p>
@@ -786,16 +776,7 @@
                 <w:sz w:val="19"/>
                 <w:szCs w:val="19"/>
               </w:rPr>
-              <w:t xml:space="preserve">HTML5 &amp; </w:t>
-            </w:r>
-            <w:r>
-              <w:rPr>
-                <w:rFonts w:ascii="Georgia" w:eastAsia="Times New Roman" w:hAnsi="Georgia"/>
-                <w:color w:val="14201C"/>
-                <w:sz w:val="19"/>
-                <w:szCs w:val="19"/>
-              </w:rPr>
-              <w:t>CSS3  |  Bootstrap  |  jQuery &amp; AJAX  |  Next.js (App Router)  |  React  |  Tailwind CSS  |  Vue.js</w:t>
+              <w:t>HTML5 &amp; CSS3  |  Bootstrap  |  jQuery &amp; AJAX  |  Next.js (App Router)  |  React  |  Tailwind CSS  |  Vue.js</w:t>
             </w:r>
           </w:p>
         </w:tc>
@@ -1264,415 +1245,405 @@
           <w:szCs w:val="18"/>
           <w:lang w:val="en"/>
         </w:rPr>
-        <w:t xml:space="preserve"> n8n, Langflow, LangChain, Claude AI, RAG systems, Multi-agent orchestration, Voice-enabled agents, Zapier, Make.com, CRM &amp; </w:t>
-      </w:r>
-      <w:r>
-        <w:rPr>
+        <w:t xml:space="preserve"> n8n, Langflow, LangChain, Claude AI, RAG systems, Multi-agent orchestration, Voice-enabled agents, Zapier, Make.com, CRM &amp; e-commerce automation, Agent deployment &amp; hosting.</w:t>
+      </w:r>
+      <w:r>
+        <w:rPr>
+          <w:rFonts w:ascii="Georgia" w:eastAsia="Times New Roman" w:hAnsi="Georgia"/>
+          <w:color w:val="14201C"/>
+          <w:sz w:val="20"/>
+          <w:szCs w:val="20"/>
+          <w:lang w:val="en"/>
+        </w:rPr>
+        <w:t xml:space="preserve"> </w:t>
+      </w:r>
+      <w:r>
+        <w:rPr>
+          <w:rFonts w:ascii="Georgia" w:eastAsia="Times New Roman" w:hAnsi="Georgia"/>
+          <w:color w:val="14201C"/>
+          <w:sz w:val="20"/>
+          <w:szCs w:val="20"/>
+          <w:lang w:val="en"/>
+        </w:rPr>
+        <w:br/>
+      </w:r>
+      <w:r>
+        <w:rPr>
+          <w:rStyle w:val="Emphasis"/>
           <w:rFonts w:ascii="Georgia" w:eastAsia="Times New Roman" w:hAnsi="Georgia"/>
           <w:color w:val="14201C"/>
           <w:sz w:val="18"/>
           <w:szCs w:val="18"/>
           <w:lang w:val="en"/>
         </w:rPr>
-        <w:t>e-commerce automation, Agent deployment &amp; hosting.</w:t>
-      </w:r>
-      <w:r>
-        <w:rPr>
-          <w:rFonts w:ascii="Georgia" w:eastAsia="Times New Roman" w:hAnsi="Georgia"/>
-          <w:color w:val="14201C"/>
-          <w:sz w:val="20"/>
-          <w:szCs w:val="20"/>
-          <w:lang w:val="en"/>
-        </w:rPr>
-        <w:t xml:space="preserve"> </w:t>
-      </w:r>
-      <w:r>
-        <w:rPr>
-          <w:rFonts w:ascii="Georgia" w:eastAsia="Times New Roman" w:hAnsi="Georgia"/>
-          <w:color w:val="14201C"/>
-          <w:sz w:val="20"/>
-          <w:szCs w:val="20"/>
-          <w:lang w:val="en"/>
-        </w:rPr>
-        <w:br/>
-      </w:r>
-      <w:r>
-        <w:rPr>
-          <w:rStyle w:val="Emphasis"/>
+        <w:t>Duration:</w:t>
+      </w:r>
+      <w:r>
+        <w:rPr>
           <w:rFonts w:ascii="Georgia" w:eastAsia="Times New Roman" w:hAnsi="Georgia"/>
           <w:color w:val="14201C"/>
           <w:sz w:val="18"/>
           <w:szCs w:val="18"/>
           <w:lang w:val="en"/>
         </w:rPr>
-        <w:t>Duration:</w:t>
-      </w:r>
-      <w:r>
-        <w:rPr>
+        <w:t xml:space="preserve"> 2026 — 6 months (In Progress) · Online</w:t>
+      </w:r>
+    </w:p>
+    <w:p>
+      <w:pPr>
+        <w:numPr>
+          <w:ilvl w:val="0"/>
+          <w:numId w:val="2"/>
+        </w:numPr>
+        <w:spacing w:before="100" w:beforeAutospacing="1" w:after="100"/>
+        <w:jc w:val="both"/>
+        <w:rPr>
+          <w:rFonts w:ascii="Georgia" w:eastAsia="Times New Roman" w:hAnsi="Georgia"/>
+          <w:color w:val="14201C"/>
+          <w:sz w:val="20"/>
+          <w:szCs w:val="20"/>
+          <w:lang w:val="en"/>
+        </w:rPr>
+      </w:pPr>
+      <w:r>
+        <w:rPr>
+          <w:rStyle w:val="Strong"/>
+          <w:rFonts w:ascii="Georgia" w:eastAsia="Times New Roman" w:hAnsi="Georgia"/>
+          <w:color w:val="14201C"/>
+          <w:sz w:val="20"/>
+          <w:szCs w:val="20"/>
+          <w:lang w:val="en"/>
+        </w:rPr>
+        <w:t>AI Powered Complete Web Development</w:t>
+      </w:r>
+      <w:r>
+        <w:rPr>
+          <w:rFonts w:ascii="Georgia" w:eastAsia="Times New Roman" w:hAnsi="Georgia"/>
+          <w:color w:val="14201C"/>
+          <w:sz w:val="20"/>
+          <w:szCs w:val="20"/>
+          <w:lang w:val="en"/>
+        </w:rPr>
+        <w:t xml:space="preserve"> | Programming Hero </w:t>
+      </w:r>
+      <w:r>
+        <w:rPr>
+          <w:rFonts w:ascii="Georgia" w:eastAsia="Times New Roman" w:hAnsi="Georgia"/>
+          <w:color w:val="14201C"/>
+          <w:sz w:val="20"/>
+          <w:szCs w:val="20"/>
+          <w:lang w:val="en"/>
+        </w:rPr>
+        <w:br/>
+      </w:r>
+      <w:r>
+        <w:rPr>
+          <w:rStyle w:val="Emphasis"/>
           <w:rFonts w:ascii="Georgia" w:eastAsia="Times New Roman" w:hAnsi="Georgia"/>
           <w:color w:val="14201C"/>
           <w:sz w:val="18"/>
           <w:szCs w:val="18"/>
           <w:lang w:val="en"/>
         </w:rPr>
-        <w:t xml:space="preserve"> 2026 — 6 months (In Progress) · Online</w:t>
-      </w:r>
-    </w:p>
-    <w:p>
-      <w:pPr>
-        <w:numPr>
-          <w:ilvl w:val="0"/>
-          <w:numId w:val="2"/>
-        </w:numPr>
-        <w:spacing w:before="100" w:beforeAutospacing="1" w:after="100"/>
-        <w:jc w:val="both"/>
-        <w:rPr>
-          <w:rFonts w:ascii="Georgia" w:eastAsia="Times New Roman" w:hAnsi="Georgia"/>
-          <w:color w:val="14201C"/>
-          <w:sz w:val="20"/>
-          <w:szCs w:val="20"/>
-          <w:lang w:val="en"/>
-        </w:rPr>
-      </w:pPr>
-      <w:r>
-        <w:rPr>
-          <w:rStyle w:val="Strong"/>
-          <w:rFonts w:ascii="Georgia" w:eastAsia="Times New Roman" w:hAnsi="Georgia"/>
-          <w:color w:val="14201C"/>
-          <w:sz w:val="20"/>
-          <w:szCs w:val="20"/>
-          <w:lang w:val="en"/>
-        </w:rPr>
-        <w:t>AI Powered Complete Web Development</w:t>
-      </w:r>
-      <w:r>
-        <w:rPr>
-          <w:rFonts w:ascii="Georgia" w:eastAsia="Times New Roman" w:hAnsi="Georgia"/>
-          <w:color w:val="14201C"/>
-          <w:sz w:val="20"/>
-          <w:szCs w:val="20"/>
-          <w:lang w:val="en"/>
-        </w:rPr>
-        <w:t xml:space="preserve"> | Programming Hero </w:t>
-      </w:r>
-      <w:r>
-        <w:rPr>
-          <w:rFonts w:ascii="Georgia" w:eastAsia="Times New Roman" w:hAnsi="Georgia"/>
-          <w:color w:val="14201C"/>
-          <w:sz w:val="20"/>
-          <w:szCs w:val="20"/>
-          <w:lang w:val="en"/>
-        </w:rPr>
-        <w:br/>
-      </w:r>
-      <w:r>
-        <w:rPr>
-          <w:rStyle w:val="Emphasis"/>
+        <w:t>Technologies:</w:t>
+      </w:r>
+      <w:r>
+        <w:rPr>
           <w:rFonts w:ascii="Georgia" w:eastAsia="Times New Roman" w:hAnsi="Georgia"/>
           <w:color w:val="14201C"/>
           <w:sz w:val="18"/>
           <w:szCs w:val="18"/>
           <w:lang w:val="en"/>
         </w:rPr>
-        <w:t>Technologies:</w:t>
-      </w:r>
-      <w:r>
-        <w:rPr>
+        <w:t xml:space="preserve"> HTML, CSS, Responsive design, JavaScript (ES6), DOM, React, Context API, React Router, Next.js, Node.js, Express, MongoDB, JWT auth, REST APIs, Git &amp; GitHub.</w:t>
+      </w:r>
+      <w:r>
+        <w:rPr>
+          <w:rFonts w:ascii="Georgia" w:eastAsia="Times New Roman" w:hAnsi="Georgia"/>
+          <w:color w:val="14201C"/>
+          <w:sz w:val="20"/>
+          <w:szCs w:val="20"/>
+          <w:lang w:val="en"/>
+        </w:rPr>
+        <w:t xml:space="preserve"> </w:t>
+      </w:r>
+      <w:r>
+        <w:rPr>
+          <w:rFonts w:ascii="Georgia" w:eastAsia="Times New Roman" w:hAnsi="Georgia"/>
+          <w:color w:val="14201C"/>
+          <w:sz w:val="20"/>
+          <w:szCs w:val="20"/>
+          <w:lang w:val="en"/>
+        </w:rPr>
+        <w:br/>
+      </w:r>
+      <w:r>
+        <w:rPr>
+          <w:rStyle w:val="Emphasis"/>
           <w:rFonts w:ascii="Georgia" w:eastAsia="Times New Roman" w:hAnsi="Georgia"/>
           <w:color w:val="14201C"/>
           <w:sz w:val="18"/>
           <w:szCs w:val="18"/>
           <w:lang w:val="en"/>
         </w:rPr>
-        <w:t xml:space="preserve"> HTML, CSS, Responsive design, JavaScript (ES6), DOM, React, Context API, React Router, Next.js, Node.js, Express, MongoDB, JWT auth, REST APIs, Git &amp; GitHub.</w:t>
-      </w:r>
-      <w:r>
-        <w:rPr>
-          <w:rFonts w:ascii="Georgia" w:eastAsia="Times New Roman" w:hAnsi="Georgia"/>
-          <w:color w:val="14201C"/>
-          <w:sz w:val="20"/>
-          <w:szCs w:val="20"/>
-          <w:lang w:val="en"/>
-        </w:rPr>
-        <w:t xml:space="preserve"> </w:t>
-      </w:r>
-      <w:r>
-        <w:rPr>
-          <w:rFonts w:ascii="Georgia" w:eastAsia="Times New Roman" w:hAnsi="Georgia"/>
-          <w:color w:val="14201C"/>
-          <w:sz w:val="20"/>
-          <w:szCs w:val="20"/>
-          <w:lang w:val="en"/>
-        </w:rPr>
-        <w:br/>
-      </w:r>
-      <w:r>
-        <w:rPr>
-          <w:rStyle w:val="Emphasis"/>
+        <w:t>Duration:</w:t>
+      </w:r>
+      <w:r>
+        <w:rPr>
           <w:rFonts w:ascii="Georgia" w:eastAsia="Times New Roman" w:hAnsi="Georgia"/>
           <w:color w:val="14201C"/>
           <w:sz w:val="18"/>
           <w:szCs w:val="18"/>
           <w:lang w:val="en"/>
         </w:rPr>
-        <w:t>Duration:</w:t>
-      </w:r>
-      <w:r>
-        <w:rPr>
+        <w:t xml:space="preserve"> 2026 — 6 months · Banani, Dhaka</w:t>
+      </w:r>
+    </w:p>
+    <w:p>
+      <w:pPr>
+        <w:numPr>
+          <w:ilvl w:val="0"/>
+          <w:numId w:val="2"/>
+        </w:numPr>
+        <w:spacing w:before="100" w:beforeAutospacing="1" w:after="100"/>
+        <w:jc w:val="both"/>
+        <w:rPr>
+          <w:rFonts w:ascii="Georgia" w:eastAsia="Times New Roman" w:hAnsi="Georgia"/>
+          <w:color w:val="14201C"/>
+          <w:sz w:val="20"/>
+          <w:szCs w:val="20"/>
+          <w:lang w:val="en"/>
+        </w:rPr>
+      </w:pPr>
+      <w:r>
+        <w:rPr>
+          <w:rStyle w:val="Strong"/>
+          <w:rFonts w:ascii="Georgia" w:eastAsia="Times New Roman" w:hAnsi="Georgia"/>
+          <w:color w:val="14201C"/>
+          <w:sz w:val="20"/>
+          <w:szCs w:val="20"/>
+          <w:lang w:val="en"/>
+        </w:rPr>
+        <w:t>Next Level AI-Driven Software Engineering Bootcamp</w:t>
+      </w:r>
+      <w:r>
+        <w:rPr>
+          <w:rFonts w:ascii="Georgia" w:eastAsia="Times New Roman" w:hAnsi="Georgia"/>
+          <w:color w:val="14201C"/>
+          <w:sz w:val="20"/>
+          <w:szCs w:val="20"/>
+          <w:lang w:val="en"/>
+        </w:rPr>
+        <w:t xml:space="preserve"> | Programming Hero </w:t>
+      </w:r>
+      <w:r>
+        <w:rPr>
+          <w:rFonts w:ascii="Georgia" w:eastAsia="Times New Roman" w:hAnsi="Georgia"/>
+          <w:color w:val="14201C"/>
+          <w:sz w:val="20"/>
+          <w:szCs w:val="20"/>
+          <w:lang w:val="en"/>
+        </w:rPr>
+        <w:br/>
+      </w:r>
+      <w:r>
+        <w:rPr>
+          <w:rStyle w:val="Emphasis"/>
           <w:rFonts w:ascii="Georgia" w:eastAsia="Times New Roman" w:hAnsi="Georgia"/>
           <w:color w:val="14201C"/>
           <w:sz w:val="18"/>
           <w:szCs w:val="18"/>
           <w:lang w:val="en"/>
         </w:rPr>
-        <w:t xml:space="preserve"> 2026 — 6 months · Banani, Dhaka</w:t>
-      </w:r>
-    </w:p>
-    <w:p>
-      <w:pPr>
-        <w:numPr>
-          <w:ilvl w:val="0"/>
-          <w:numId w:val="2"/>
-        </w:numPr>
-        <w:spacing w:before="100" w:beforeAutospacing="1" w:after="100"/>
-        <w:jc w:val="both"/>
-        <w:rPr>
-          <w:rFonts w:ascii="Georgia" w:eastAsia="Times New Roman" w:hAnsi="Georgia"/>
-          <w:color w:val="14201C"/>
-          <w:sz w:val="20"/>
-          <w:szCs w:val="20"/>
-          <w:lang w:val="en"/>
-        </w:rPr>
-      </w:pPr>
-      <w:r>
-        <w:rPr>
-          <w:rStyle w:val="Strong"/>
-          <w:rFonts w:ascii="Georgia" w:eastAsia="Times New Roman" w:hAnsi="Georgia"/>
-          <w:color w:val="14201C"/>
-          <w:sz w:val="20"/>
-          <w:szCs w:val="20"/>
-          <w:lang w:val="en"/>
-        </w:rPr>
-        <w:t>Next Level AI-Driven Software Engineering Bootcamp</w:t>
-      </w:r>
-      <w:r>
-        <w:rPr>
-          <w:rFonts w:ascii="Georgia" w:eastAsia="Times New Roman" w:hAnsi="Georgia"/>
-          <w:color w:val="14201C"/>
-          <w:sz w:val="20"/>
-          <w:szCs w:val="20"/>
-          <w:lang w:val="en"/>
-        </w:rPr>
-        <w:t xml:space="preserve"> | Programming Hero </w:t>
-      </w:r>
-      <w:r>
-        <w:rPr>
-          <w:rFonts w:ascii="Georgia" w:eastAsia="Times New Roman" w:hAnsi="Georgia"/>
-          <w:color w:val="14201C"/>
-          <w:sz w:val="20"/>
-          <w:szCs w:val="20"/>
-          <w:lang w:val="en"/>
-        </w:rPr>
-        <w:br/>
-      </w:r>
-      <w:r>
-        <w:rPr>
-          <w:rStyle w:val="Emphasis"/>
+        <w:t>Duration:</w:t>
+      </w:r>
+      <w:r>
+        <w:rPr>
           <w:rFonts w:ascii="Georgia" w:eastAsia="Times New Roman" w:hAnsi="Georgia"/>
           <w:color w:val="14201C"/>
           <w:sz w:val="18"/>
           <w:szCs w:val="18"/>
           <w:lang w:val="en"/>
         </w:rPr>
-        <w:t>Duration:</w:t>
-      </w:r>
-      <w:r>
-        <w:rPr>
+        <w:t xml:space="preserve"> 2026 — 6 months · Banani, Dhaka</w:t>
+      </w:r>
+    </w:p>
+    <w:p>
+      <w:pPr>
+        <w:numPr>
+          <w:ilvl w:val="0"/>
+          <w:numId w:val="2"/>
+        </w:numPr>
+        <w:spacing w:before="100" w:beforeAutospacing="1" w:after="100"/>
+        <w:jc w:val="both"/>
+        <w:rPr>
+          <w:rFonts w:ascii="Georgia" w:eastAsia="Times New Roman" w:hAnsi="Georgia"/>
+          <w:color w:val="14201C"/>
+          <w:sz w:val="20"/>
+          <w:szCs w:val="20"/>
+          <w:lang w:val="en"/>
+        </w:rPr>
+      </w:pPr>
+      <w:r>
+        <w:rPr>
+          <w:rStyle w:val="Strong"/>
+          <w:rFonts w:ascii="Georgia" w:eastAsia="Times New Roman" w:hAnsi="Georgia"/>
+          <w:color w:val="14201C"/>
+          <w:sz w:val="20"/>
+          <w:szCs w:val="20"/>
+          <w:lang w:val="en"/>
+        </w:rPr>
+        <w:t>Full Stack ASP.NET Core MVC Web Development</w:t>
+      </w:r>
+      <w:r>
+        <w:rPr>
+          <w:rFonts w:ascii="Georgia" w:eastAsia="Times New Roman" w:hAnsi="Georgia"/>
+          <w:color w:val="14201C"/>
+          <w:sz w:val="20"/>
+          <w:szCs w:val="20"/>
+          <w:lang w:val="en"/>
+        </w:rPr>
+        <w:t xml:space="preserve"> | Dev Skill </w:t>
+      </w:r>
+      <w:r>
+        <w:rPr>
+          <w:rFonts w:ascii="Georgia" w:eastAsia="Times New Roman" w:hAnsi="Georgia"/>
+          <w:color w:val="14201C"/>
+          <w:sz w:val="20"/>
+          <w:szCs w:val="20"/>
+          <w:lang w:val="en"/>
+        </w:rPr>
+        <w:br/>
+      </w:r>
+      <w:r>
+        <w:rPr>
+          <w:rStyle w:val="Emphasis"/>
           <w:rFonts w:ascii="Georgia" w:eastAsia="Times New Roman" w:hAnsi="Georgia"/>
           <w:color w:val="14201C"/>
           <w:sz w:val="18"/>
           <w:szCs w:val="18"/>
           <w:lang w:val="en"/>
         </w:rPr>
-        <w:t xml:space="preserve"> 2026 — 6 months · Banani, Dhaka</w:t>
-      </w:r>
-    </w:p>
-    <w:p>
-      <w:pPr>
-        <w:numPr>
-          <w:ilvl w:val="0"/>
-          <w:numId w:val="2"/>
-        </w:numPr>
-        <w:spacing w:before="100" w:beforeAutospacing="1" w:after="100"/>
-        <w:jc w:val="both"/>
-        <w:rPr>
-          <w:rFonts w:ascii="Georgia" w:eastAsia="Times New Roman" w:hAnsi="Georgia"/>
-          <w:color w:val="14201C"/>
-          <w:sz w:val="20"/>
-          <w:szCs w:val="20"/>
-          <w:lang w:val="en"/>
-        </w:rPr>
-      </w:pPr>
-      <w:r>
-        <w:rPr>
-          <w:rStyle w:val="Strong"/>
-          <w:rFonts w:ascii="Georgia" w:eastAsia="Times New Roman" w:hAnsi="Georgia"/>
-          <w:color w:val="14201C"/>
-          <w:sz w:val="20"/>
-          <w:szCs w:val="20"/>
-          <w:lang w:val="en"/>
-        </w:rPr>
-        <w:t>Full Stack ASP.NET Core MVC Web Development</w:t>
-      </w:r>
-      <w:r>
-        <w:rPr>
-          <w:rFonts w:ascii="Georgia" w:eastAsia="Times New Roman" w:hAnsi="Georgia"/>
-          <w:color w:val="14201C"/>
-          <w:sz w:val="20"/>
-          <w:szCs w:val="20"/>
-          <w:lang w:val="en"/>
-        </w:rPr>
-        <w:t xml:space="preserve"> | Dev Skill </w:t>
-      </w:r>
-      <w:r>
-        <w:rPr>
-          <w:rFonts w:ascii="Georgia" w:eastAsia="Times New Roman" w:hAnsi="Georgia"/>
-          <w:color w:val="14201C"/>
-          <w:sz w:val="20"/>
-          <w:szCs w:val="20"/>
-          <w:lang w:val="en"/>
-        </w:rPr>
-        <w:br/>
-      </w:r>
-      <w:r>
-        <w:rPr>
-          <w:rStyle w:val="Emphasis"/>
+        <w:t>Technologies:</w:t>
+      </w:r>
+      <w:r>
+        <w:rPr>
           <w:rFonts w:ascii="Georgia" w:eastAsia="Times New Roman" w:hAnsi="Georgia"/>
           <w:color w:val="14201C"/>
           <w:sz w:val="18"/>
           <w:szCs w:val="18"/>
           <w:lang w:val="en"/>
         </w:rPr>
-        <w:t>Technologies:</w:t>
-      </w:r>
-      <w:r>
-        <w:rPr>
+        <w:t xml:space="preserve"> C#, ASP.NET Core MVC, Razor, Dependency injection, SQL, Entity Framework, AutoMapper, Identity &amp; security, Web API, Angular, Docker, AWS, Testing, Git.</w:t>
+      </w:r>
+      <w:r>
+        <w:rPr>
+          <w:rFonts w:ascii="Georgia" w:eastAsia="Times New Roman" w:hAnsi="Georgia"/>
+          <w:color w:val="14201C"/>
+          <w:sz w:val="20"/>
+          <w:szCs w:val="20"/>
+          <w:lang w:val="en"/>
+        </w:rPr>
+        <w:t xml:space="preserve"> </w:t>
+      </w:r>
+      <w:r>
+        <w:rPr>
+          <w:rFonts w:ascii="Georgia" w:eastAsia="Times New Roman" w:hAnsi="Georgia"/>
+          <w:color w:val="14201C"/>
+          <w:sz w:val="20"/>
+          <w:szCs w:val="20"/>
+          <w:lang w:val="en"/>
+        </w:rPr>
+        <w:br/>
+      </w:r>
+      <w:r>
+        <w:rPr>
+          <w:rStyle w:val="Emphasis"/>
           <w:rFonts w:ascii="Georgia" w:eastAsia="Times New Roman" w:hAnsi="Georgia"/>
           <w:color w:val="14201C"/>
           <w:sz w:val="18"/>
           <w:szCs w:val="18"/>
           <w:lang w:val="en"/>
         </w:rPr>
-        <w:t xml:space="preserve"> C#, ASP.NET Core MVC, Razor, Dependency injection, SQL, Entity Framework, AutoMapper, Identity &amp; security, Web API, Angular, Docker, AWS, Testing, Git.</w:t>
-      </w:r>
-      <w:r>
-        <w:rPr>
-          <w:rFonts w:ascii="Georgia" w:eastAsia="Times New Roman" w:hAnsi="Georgia"/>
-          <w:color w:val="14201C"/>
-          <w:sz w:val="20"/>
-          <w:szCs w:val="20"/>
-          <w:lang w:val="en"/>
-        </w:rPr>
-        <w:t xml:space="preserve"> </w:t>
-      </w:r>
-      <w:r>
-        <w:rPr>
-          <w:rFonts w:ascii="Georgia" w:eastAsia="Times New Roman" w:hAnsi="Georgia"/>
-          <w:color w:val="14201C"/>
-          <w:sz w:val="20"/>
-          <w:szCs w:val="20"/>
-          <w:lang w:val="en"/>
-        </w:rPr>
-        <w:br/>
-      </w:r>
-      <w:r>
-        <w:rPr>
-          <w:rStyle w:val="Emphasis"/>
+        <w:t>Duration:</w:t>
+      </w:r>
+      <w:r>
+        <w:rPr>
           <w:rFonts w:ascii="Georgia" w:eastAsia="Times New Roman" w:hAnsi="Georgia"/>
           <w:color w:val="14201C"/>
           <w:sz w:val="18"/>
           <w:szCs w:val="18"/>
           <w:lang w:val="en"/>
         </w:rPr>
-        <w:t>Duration:</w:t>
-      </w:r>
-      <w:r>
-        <w:rPr>
+        <w:t xml:space="preserve"> 2025 — 6 months · Mirpur-10, Dhaka</w:t>
+      </w:r>
+    </w:p>
+    <w:p>
+      <w:pPr>
+        <w:numPr>
+          <w:ilvl w:val="0"/>
+          <w:numId w:val="2"/>
+        </w:numPr>
+        <w:spacing w:before="100" w:beforeAutospacing="1" w:after="100"/>
+        <w:jc w:val="both"/>
+        <w:rPr>
+          <w:rFonts w:ascii="Georgia" w:eastAsia="Times New Roman" w:hAnsi="Georgia"/>
+          <w:color w:val="14201C"/>
+          <w:sz w:val="20"/>
+          <w:szCs w:val="20"/>
+          <w:lang w:val="en"/>
+        </w:rPr>
+      </w:pPr>
+      <w:r>
+        <w:rPr>
+          <w:rStyle w:val="Strong"/>
+          <w:rFonts w:ascii="Georgia" w:eastAsia="Times New Roman" w:hAnsi="Georgia"/>
+          <w:color w:val="14201C"/>
+          <w:sz w:val="20"/>
+          <w:szCs w:val="20"/>
+          <w:lang w:val="en"/>
+        </w:rPr>
+        <w:t>Android Mobile Application Development</w:t>
+      </w:r>
+      <w:r>
+        <w:rPr>
+          <w:rFonts w:ascii="Georgia" w:eastAsia="Times New Roman" w:hAnsi="Georgia"/>
+          <w:color w:val="14201C"/>
+          <w:sz w:val="20"/>
+          <w:szCs w:val="20"/>
+          <w:lang w:val="en"/>
+        </w:rPr>
+        <w:t xml:space="preserve"> | BASIS Institute of Technology &amp; Management (BITM) </w:t>
+      </w:r>
+      <w:r>
+        <w:rPr>
+          <w:rFonts w:ascii="Georgia" w:eastAsia="Times New Roman" w:hAnsi="Georgia"/>
+          <w:color w:val="14201C"/>
+          <w:sz w:val="20"/>
+          <w:szCs w:val="20"/>
+          <w:lang w:val="en"/>
+        </w:rPr>
+        <w:br/>
+      </w:r>
+      <w:r>
+        <w:rPr>
+          <w:rStyle w:val="Emphasis"/>
           <w:rFonts w:ascii="Georgia" w:eastAsia="Times New Roman" w:hAnsi="Georgia"/>
           <w:color w:val="14201C"/>
           <w:sz w:val="18"/>
           <w:szCs w:val="18"/>
           <w:lang w:val="en"/>
         </w:rPr>
-        <w:t xml:space="preserve"> 2025 — 6 months · Mirpur-10, Dhaka</w:t>
-      </w:r>
-    </w:p>
-    <w:p>
-      <w:pPr>
-        <w:numPr>
-          <w:ilvl w:val="0"/>
-          <w:numId w:val="2"/>
-        </w:numPr>
-        <w:spacing w:before="100" w:beforeAutospacing="1" w:after="100"/>
-        <w:jc w:val="both"/>
-        <w:rPr>
-          <w:rFonts w:ascii="Georgia" w:eastAsia="Times New Roman" w:hAnsi="Georgia"/>
-          <w:color w:val="14201C"/>
-          <w:sz w:val="20"/>
-          <w:szCs w:val="20"/>
-          <w:lang w:val="en"/>
-        </w:rPr>
-      </w:pPr>
-      <w:r>
-        <w:rPr>
-          <w:rStyle w:val="Strong"/>
-          <w:rFonts w:ascii="Georgia" w:eastAsia="Times New Roman" w:hAnsi="Georgia"/>
-          <w:color w:val="14201C"/>
-          <w:sz w:val="20"/>
-          <w:szCs w:val="20"/>
-          <w:lang w:val="en"/>
-        </w:rPr>
-        <w:t>Android Mobile Application Development</w:t>
-      </w:r>
-      <w:r>
-        <w:rPr>
-          <w:rFonts w:ascii="Georgia" w:eastAsia="Times New Roman" w:hAnsi="Georgia"/>
-          <w:color w:val="14201C"/>
-          <w:sz w:val="20"/>
-          <w:szCs w:val="20"/>
-          <w:lang w:val="en"/>
-        </w:rPr>
-        <w:t xml:space="preserve"> | BASIS Institute of Technology &amp; Management (BITM) </w:t>
-      </w:r>
-      <w:r>
-        <w:rPr>
-          <w:rFonts w:ascii="Georgia" w:eastAsia="Times New Roman" w:hAnsi="Georgia"/>
-          <w:color w:val="14201C"/>
-          <w:sz w:val="20"/>
-          <w:szCs w:val="20"/>
-          <w:lang w:val="en"/>
-        </w:rPr>
-        <w:br/>
-      </w:r>
-      <w:r>
-        <w:rPr>
-          <w:rStyle w:val="Emphasis"/>
+        <w:t>Duration:</w:t>
+      </w:r>
+      <w:r>
+        <w:rPr>
           <w:rFonts w:ascii="Georgia" w:eastAsia="Times New Roman" w:hAnsi="Georgia"/>
           <w:color w:val="14201C"/>
           <w:sz w:val="18"/>
           <w:szCs w:val="18"/>
           <w:lang w:val="en"/>
         </w:rPr>
-        <w:t>Duration:</w:t>
-      </w:r>
-      <w:r>
-        <w:rPr>
-          <w:rFonts w:ascii="Georgia" w:eastAsia="Times New Roman" w:hAnsi="Georgia"/>
-          <w:color w:val="14201C"/>
-          <w:sz w:val="18"/>
-          <w:szCs w:val="18"/>
-          <w:lang w:val="en"/>
-        </w:rPr>
         <w:t xml:space="preserve"> 6 months · Dhaka</w:t>
       </w:r>
     </w:p>
@@ -1710,7 +1681,7 @@
           <w:rFonts w:ascii="Georgia" w:eastAsia="Times New Roman" w:hAnsi="Georgia"/>
           <w:lang w:val="en"/>
         </w:rPr>
-        <w:t>Jun 2021 — Running (5 yr. 3 month)</w:t>
+        <w:t>Jun 2021 — Jan 2025 (3 yr. 8 month)</w:t>
       </w:r>
       <w:r>
         <w:rPr>
@@ -2895,6 +2866,7 @@
           <w:szCs w:val="20"/>
           <w:lang w:val="en"/>
         </w:rPr>
+        <w:lastRenderedPageBreak/>
         <w:t>Hierarchical production tree navigation</w:t>
       </w:r>
     </w:p>
@@ -3584,9 +3556,265 @@
           <w:szCs w:val="18"/>
           <w:lang w:val="en"/>
         </w:rPr>
-        <w:t xml:space="preserve"> ASP.NET Core Web API | C# | Entity Framework Core | SQL Server | React | Axios | JWT authentication | SignalR | Hosted background services | Fingerprint &amp; </w:t>
-      </w:r>
-      <w:r>
+        <w:t xml:space="preserve"> ASP.NET Core Web API | C# | Entity Framework Core | SQL Server | React | Axios | JWT authentication | SignalR | Hosted background services | Fingerprint &amp; face recognition device SDK | Stored procedures &amp; reporting views</w:t>
+      </w:r>
+    </w:p>
+    <w:p>
+      <w:pPr>
+        <w:divId w:val="1474761601"/>
+        <w:rPr>
+          <w:rFonts w:ascii="Georgia" w:eastAsia="Times New Roman" w:hAnsi="Georgia"/>
+          <w:b/>
+          <w:bCs/>
+          <w:color w:val="14201C"/>
+          <w:sz w:val="21"/>
+          <w:szCs w:val="21"/>
+          <w:lang w:val="en"/>
+        </w:rPr>
+      </w:pPr>
+      <w:r>
+        <w:rPr>
+          <w:rFonts w:ascii="Georgia" w:eastAsia="Times New Roman" w:hAnsi="Georgia"/>
+          <w:b/>
+          <w:bCs/>
+          <w:color w:val="14201C"/>
+          <w:sz w:val="21"/>
+          <w:szCs w:val="21"/>
+          <w:lang w:val="en"/>
+        </w:rPr>
+        <w:t xml:space="preserve">VOS Apps — Unified Employee Super-App  |  </w:t>
+      </w:r>
+      <w:r>
+        <w:rPr>
+          <w:rStyle w:val="role2"/>
+          <w:rFonts w:ascii="Georgia" w:eastAsia="Times New Roman" w:hAnsi="Georgia"/>
+          <w:lang w:val="en"/>
+        </w:rPr>
+        <w:t>Architect &amp; Lead Developer</w:t>
+      </w:r>
+    </w:p>
+    <w:p>
+      <w:pPr>
+        <w:pStyle w:val="NormalWeb"/>
+        <w:divId w:val="1308122105"/>
+        <w:rPr>
+          <w:rFonts w:ascii="Georgia" w:hAnsi="Georgia"/>
+          <w:color w:val="14201C"/>
+          <w:sz w:val="20"/>
+          <w:szCs w:val="20"/>
+          <w:lang w:val="en"/>
+        </w:rPr>
+      </w:pPr>
+      <w:r>
+        <w:rPr>
+          <w:rFonts w:ascii="Georgia" w:hAnsi="Georgia"/>
+          <w:color w:val="14201C"/>
+          <w:sz w:val="20"/>
+          <w:szCs w:val="20"/>
+          <w:lang w:val="en"/>
+        </w:rPr>
+        <w:t>A single centralised Android platform delivering 11+ enterprise services over the company intranet — one app replacing the scattered systems the whole workforce used to juggle.</w:t>
+      </w:r>
+    </w:p>
+    <w:p>
+      <w:pPr>
+        <w:numPr>
+          <w:ilvl w:val="0"/>
+          <w:numId w:val="10"/>
+        </w:numPr>
+        <w:spacing w:before="100" w:beforeAutospacing="1" w:after="40"/>
+        <w:jc w:val="both"/>
+        <w:divId w:val="1308122105"/>
+        <w:rPr>
+          <w:rFonts w:ascii="Georgia" w:eastAsia="Times New Roman" w:hAnsi="Georgia"/>
+          <w:color w:val="14201C"/>
+          <w:sz w:val="20"/>
+          <w:szCs w:val="20"/>
+          <w:lang w:val="en"/>
+        </w:rPr>
+      </w:pPr>
+      <w:r>
+        <w:rPr>
+          <w:rFonts w:ascii="Georgia" w:eastAsia="Times New Roman" w:hAnsi="Georgia"/>
+          <w:color w:val="14201C"/>
+          <w:sz w:val="20"/>
+          <w:szCs w:val="20"/>
+          <w:lang w:val="en"/>
+        </w:rPr>
+        <w:t>Employee Self-Service (ESS)</w:t>
+      </w:r>
+    </w:p>
+    <w:p>
+      <w:pPr>
+        <w:numPr>
+          <w:ilvl w:val="0"/>
+          <w:numId w:val="10"/>
+        </w:numPr>
+        <w:spacing w:before="100" w:beforeAutospacing="1" w:after="40"/>
+        <w:jc w:val="both"/>
+        <w:divId w:val="1308122105"/>
+        <w:rPr>
+          <w:rFonts w:ascii="Georgia" w:eastAsia="Times New Roman" w:hAnsi="Georgia"/>
+          <w:color w:val="14201C"/>
+          <w:sz w:val="20"/>
+          <w:szCs w:val="20"/>
+          <w:lang w:val="en"/>
+        </w:rPr>
+      </w:pPr>
+      <w:r>
+        <w:rPr>
+          <w:rFonts w:ascii="Georgia" w:eastAsia="Times New Roman" w:hAnsi="Georgia"/>
+          <w:color w:val="14201C"/>
+          <w:sz w:val="20"/>
+          <w:szCs w:val="20"/>
+          <w:lang w:val="en"/>
+        </w:rPr>
+        <w:t>EK Click</w:t>
+      </w:r>
+    </w:p>
+    <w:p>
+      <w:pPr>
+        <w:numPr>
+          <w:ilvl w:val="0"/>
+          <w:numId w:val="10"/>
+        </w:numPr>
+        <w:spacing w:before="100" w:beforeAutospacing="1" w:after="40"/>
+        <w:jc w:val="both"/>
+        <w:divId w:val="1308122105"/>
+        <w:rPr>
+          <w:rFonts w:ascii="Georgia" w:eastAsia="Times New Roman" w:hAnsi="Georgia"/>
+          <w:color w:val="14201C"/>
+          <w:sz w:val="20"/>
+          <w:szCs w:val="20"/>
+          <w:lang w:val="en"/>
+        </w:rPr>
+      </w:pPr>
+      <w:r>
+        <w:rPr>
+          <w:rFonts w:ascii="Georgia" w:eastAsia="Times New Roman" w:hAnsi="Georgia"/>
+          <w:color w:val="14201C"/>
+          <w:sz w:val="20"/>
+          <w:szCs w:val="20"/>
+          <w:lang w:val="en"/>
+        </w:rPr>
+        <w:t>Automation</w:t>
+      </w:r>
+    </w:p>
+    <w:p>
+      <w:pPr>
+        <w:numPr>
+          <w:ilvl w:val="0"/>
+          <w:numId w:val="10"/>
+        </w:numPr>
+        <w:spacing w:before="100" w:beforeAutospacing="1" w:after="40"/>
+        <w:jc w:val="both"/>
+        <w:divId w:val="1308122105"/>
+        <w:rPr>
+          <w:rFonts w:ascii="Georgia" w:eastAsia="Times New Roman" w:hAnsi="Georgia"/>
+          <w:color w:val="14201C"/>
+          <w:sz w:val="20"/>
+          <w:szCs w:val="20"/>
+          <w:lang w:val="en"/>
+        </w:rPr>
+      </w:pPr>
+      <w:r>
+        <w:rPr>
+          <w:rFonts w:ascii="Georgia" w:eastAsia="Times New Roman" w:hAnsi="Georgia"/>
+          <w:color w:val="14201C"/>
+          <w:sz w:val="20"/>
+          <w:szCs w:val="20"/>
+          <w:lang w:val="en"/>
+        </w:rPr>
+        <w:t>VOS Operations</w:t>
+      </w:r>
+    </w:p>
+    <w:p>
+      <w:pPr>
+        <w:numPr>
+          <w:ilvl w:val="0"/>
+          <w:numId w:val="10"/>
+        </w:numPr>
+        <w:spacing w:before="100" w:beforeAutospacing="1" w:after="40"/>
+        <w:jc w:val="both"/>
+        <w:divId w:val="1308122105"/>
+        <w:rPr>
+          <w:rFonts w:ascii="Georgia" w:eastAsia="Times New Roman" w:hAnsi="Georgia"/>
+          <w:color w:val="14201C"/>
+          <w:sz w:val="20"/>
+          <w:szCs w:val="20"/>
+          <w:lang w:val="en"/>
+        </w:rPr>
+      </w:pPr>
+      <w:r>
+        <w:rPr>
+          <w:rFonts w:ascii="Georgia" w:eastAsia="Times New Roman" w:hAnsi="Georgia"/>
+          <w:color w:val="14201C"/>
+          <w:sz w:val="20"/>
+          <w:szCs w:val="20"/>
+          <w:lang w:val="en"/>
+        </w:rPr>
+        <w:t>VLMBD</w:t>
+      </w:r>
+    </w:p>
+    <w:p>
+      <w:pPr>
+        <w:numPr>
+          <w:ilvl w:val="0"/>
+          <w:numId w:val="10"/>
+        </w:numPr>
+        <w:spacing w:before="100" w:beforeAutospacing="1" w:after="40"/>
+        <w:jc w:val="both"/>
+        <w:divId w:val="1308122105"/>
+        <w:rPr>
+          <w:rFonts w:ascii="Georgia" w:eastAsia="Times New Roman" w:hAnsi="Georgia"/>
+          <w:color w:val="14201C"/>
+          <w:sz w:val="20"/>
+          <w:szCs w:val="20"/>
+          <w:lang w:val="en"/>
+        </w:rPr>
+      </w:pPr>
+      <w:r>
+        <w:rPr>
+          <w:rFonts w:ascii="Georgia" w:eastAsia="Times New Roman" w:hAnsi="Georgia"/>
+          <w:color w:val="14201C"/>
+          <w:sz w:val="20"/>
+          <w:szCs w:val="20"/>
+          <w:lang w:val="en"/>
+        </w:rPr>
+        <w:t>Meal Booking</w:t>
+      </w:r>
+    </w:p>
+    <w:p>
+      <w:pPr>
+        <w:numPr>
+          <w:ilvl w:val="0"/>
+          <w:numId w:val="10"/>
+        </w:numPr>
+        <w:spacing w:before="100" w:beforeAutospacing="1" w:after="40"/>
+        <w:jc w:val="both"/>
+        <w:divId w:val="1308122105"/>
+        <w:rPr>
+          <w:rFonts w:ascii="Georgia" w:eastAsia="Times New Roman" w:hAnsi="Georgia"/>
+          <w:color w:val="14201C"/>
+          <w:sz w:val="20"/>
+          <w:szCs w:val="20"/>
+          <w:lang w:val="en"/>
+        </w:rPr>
+      </w:pPr>
+      <w:r>
+        <w:rPr>
+          <w:rFonts w:ascii="Georgia" w:eastAsia="Times New Roman" w:hAnsi="Georgia"/>
+          <w:color w:val="14201C"/>
+          <w:sz w:val="20"/>
+          <w:szCs w:val="20"/>
+          <w:lang w:val="en"/>
+        </w:rPr>
+        <w:t>Asset Management and Asset History</w:t>
+      </w:r>
+    </w:p>
+    <w:p>
+      <w:pPr>
+        <w:divId w:val="1275866320"/>
         <w:rPr>
           <w:rFonts w:ascii="Georgia" w:eastAsia="Times New Roman" w:hAnsi="Georgia"/>
           <w:color w:val="3B524C"/>
@@ -3594,285 +3822,286 @@
           <w:szCs w:val="18"/>
           <w:lang w:val="en"/>
         </w:rPr>
-        <w:t>face recognition device SDK | Stored procedures &amp; reporting views</w:t>
-      </w:r>
-    </w:p>
-    <w:p>
-      <w:pPr>
-        <w:divId w:val="1474761601"/>
-        <w:rPr>
-          <w:rFonts w:ascii="Georgia" w:eastAsia="Times New Roman" w:hAnsi="Georgia"/>
-          <w:b/>
-          <w:bCs/>
-          <w:color w:val="14201C"/>
-          <w:sz w:val="21"/>
-          <w:szCs w:val="21"/>
-          <w:lang w:val="en"/>
-        </w:rPr>
-      </w:pPr>
-      <w:r>
-        <w:rPr>
-          <w:rFonts w:ascii="Georgia" w:eastAsia="Times New Roman" w:hAnsi="Georgia"/>
-          <w:b/>
-          <w:bCs/>
-          <w:color w:val="14201C"/>
-          <w:sz w:val="21"/>
-          <w:szCs w:val="21"/>
-          <w:lang w:val="en"/>
-        </w:rPr>
-        <w:t xml:space="preserve">VOS Apps — Unified Employee Super-App  |  </w:t>
-      </w:r>
-      <w:r>
-        <w:rPr>
-          <w:rStyle w:val="role2"/>
-          <w:rFonts w:ascii="Georgia" w:eastAsia="Times New Roman" w:hAnsi="Georgia"/>
-          <w:lang w:val="en"/>
-        </w:rPr>
-        <w:t>Architect &amp; Lead Developer</w:t>
-      </w:r>
-    </w:p>
-    <w:p>
-      <w:pPr>
-        <w:pStyle w:val="NormalWeb"/>
-        <w:divId w:val="1308122105"/>
-        <w:rPr>
-          <w:rFonts w:ascii="Georgia" w:hAnsi="Georgia"/>
-          <w:color w:val="14201C"/>
-          <w:sz w:val="20"/>
-          <w:szCs w:val="20"/>
-          <w:lang w:val="en"/>
-        </w:rPr>
-      </w:pPr>
-      <w:r>
-        <w:rPr>
-          <w:rFonts w:ascii="Georgia" w:hAnsi="Georgia"/>
-          <w:color w:val="14201C"/>
-          <w:sz w:val="20"/>
-          <w:szCs w:val="20"/>
-          <w:lang w:val="en"/>
-        </w:rPr>
-        <w:t>A single centralised Android platform delivering 11+ enterprise services over the company intranet — one app replacing the scattered systems the whole workforce used to juggle.</w:t>
-      </w:r>
-    </w:p>
-    <w:p>
-      <w:pPr>
-        <w:numPr>
-          <w:ilvl w:val="0"/>
-          <w:numId w:val="10"/>
-        </w:numPr>
-        <w:spacing w:before="100" w:beforeAutospacing="1" w:after="40"/>
-        <w:jc w:val="both"/>
-        <w:divId w:val="1308122105"/>
-        <w:rPr>
-          <w:rFonts w:ascii="Georgia" w:eastAsia="Times New Roman" w:hAnsi="Georgia"/>
-          <w:color w:val="14201C"/>
-          <w:sz w:val="20"/>
-          <w:szCs w:val="20"/>
-          <w:lang w:val="en"/>
-        </w:rPr>
-      </w:pPr>
-      <w:r>
-        <w:rPr>
-          <w:rFonts w:ascii="Georgia" w:eastAsia="Times New Roman" w:hAnsi="Georgia"/>
-          <w:color w:val="14201C"/>
-          <w:sz w:val="20"/>
-          <w:szCs w:val="20"/>
-          <w:lang w:val="en"/>
-        </w:rPr>
-        <w:t>Employee Self-Service (ESS)</w:t>
-      </w:r>
-    </w:p>
-    <w:p>
-      <w:pPr>
-        <w:numPr>
-          <w:ilvl w:val="0"/>
-          <w:numId w:val="10"/>
-        </w:numPr>
-        <w:spacing w:before="100" w:beforeAutospacing="1" w:after="40"/>
-        <w:jc w:val="both"/>
-        <w:divId w:val="1308122105"/>
-        <w:rPr>
-          <w:rFonts w:ascii="Georgia" w:eastAsia="Times New Roman" w:hAnsi="Georgia"/>
-          <w:color w:val="14201C"/>
-          <w:sz w:val="20"/>
-          <w:szCs w:val="20"/>
-          <w:lang w:val="en"/>
-        </w:rPr>
-      </w:pPr>
-      <w:r>
-        <w:rPr>
-          <w:rFonts w:ascii="Georgia" w:eastAsia="Times New Roman" w:hAnsi="Georgia"/>
-          <w:color w:val="14201C"/>
-          <w:sz w:val="20"/>
-          <w:szCs w:val="20"/>
-          <w:lang w:val="en"/>
-        </w:rPr>
-        <w:t>EK Click</w:t>
-      </w:r>
-    </w:p>
-    <w:p>
-      <w:pPr>
-        <w:numPr>
-          <w:ilvl w:val="0"/>
-          <w:numId w:val="10"/>
-        </w:numPr>
-        <w:spacing w:before="100" w:beforeAutospacing="1" w:after="40"/>
-        <w:jc w:val="both"/>
-        <w:divId w:val="1308122105"/>
-        <w:rPr>
-          <w:rFonts w:ascii="Georgia" w:eastAsia="Times New Roman" w:hAnsi="Georgia"/>
-          <w:color w:val="14201C"/>
-          <w:sz w:val="20"/>
-          <w:szCs w:val="20"/>
-          <w:lang w:val="en"/>
-        </w:rPr>
-      </w:pPr>
-      <w:r>
-        <w:rPr>
-          <w:rFonts w:ascii="Georgia" w:eastAsia="Times New Roman" w:hAnsi="Georgia"/>
-          <w:color w:val="14201C"/>
-          <w:sz w:val="20"/>
-          <w:szCs w:val="20"/>
-          <w:lang w:val="en"/>
-        </w:rPr>
-        <w:t>Automation</w:t>
-      </w:r>
-    </w:p>
-    <w:p>
-      <w:pPr>
-        <w:numPr>
-          <w:ilvl w:val="0"/>
-          <w:numId w:val="10"/>
-        </w:numPr>
-        <w:spacing w:before="100" w:beforeAutospacing="1" w:after="40"/>
-        <w:jc w:val="both"/>
-        <w:divId w:val="1308122105"/>
-        <w:rPr>
-          <w:rFonts w:ascii="Georgia" w:eastAsia="Times New Roman" w:hAnsi="Georgia"/>
-          <w:color w:val="14201C"/>
-          <w:sz w:val="20"/>
-          <w:szCs w:val="20"/>
-          <w:lang w:val="en"/>
-        </w:rPr>
-      </w:pPr>
-      <w:r>
-        <w:rPr>
-          <w:rFonts w:ascii="Georgia" w:eastAsia="Times New Roman" w:hAnsi="Georgia"/>
-          <w:color w:val="14201C"/>
-          <w:sz w:val="20"/>
-          <w:szCs w:val="20"/>
-          <w:lang w:val="en"/>
-        </w:rPr>
-        <w:t>VOS Operations</w:t>
-      </w:r>
-    </w:p>
-    <w:p>
-      <w:pPr>
-        <w:numPr>
-          <w:ilvl w:val="0"/>
-          <w:numId w:val="10"/>
-        </w:numPr>
-        <w:spacing w:before="100" w:beforeAutospacing="1" w:after="40"/>
-        <w:jc w:val="both"/>
-        <w:divId w:val="1308122105"/>
-        <w:rPr>
-          <w:rFonts w:ascii="Georgia" w:eastAsia="Times New Roman" w:hAnsi="Georgia"/>
-          <w:color w:val="14201C"/>
-          <w:sz w:val="20"/>
-          <w:szCs w:val="20"/>
-          <w:lang w:val="en"/>
-        </w:rPr>
-      </w:pPr>
-      <w:r>
-        <w:rPr>
-          <w:rFonts w:ascii="Georgia" w:eastAsia="Times New Roman" w:hAnsi="Georgia"/>
-          <w:color w:val="14201C"/>
-          <w:sz w:val="20"/>
-          <w:szCs w:val="20"/>
-          <w:lang w:val="en"/>
-        </w:rPr>
-        <w:t>VLMBD</w:t>
-      </w:r>
-    </w:p>
-    <w:p>
-      <w:pPr>
-        <w:numPr>
-          <w:ilvl w:val="0"/>
-          <w:numId w:val="10"/>
-        </w:numPr>
-        <w:spacing w:before="100" w:beforeAutospacing="1" w:after="40"/>
-        <w:jc w:val="both"/>
-        <w:divId w:val="1308122105"/>
-        <w:rPr>
-          <w:rFonts w:ascii="Georgia" w:eastAsia="Times New Roman" w:hAnsi="Georgia"/>
-          <w:color w:val="14201C"/>
-          <w:sz w:val="20"/>
-          <w:szCs w:val="20"/>
-          <w:lang w:val="en"/>
-        </w:rPr>
-      </w:pPr>
-      <w:r>
-        <w:rPr>
-          <w:rFonts w:ascii="Georgia" w:eastAsia="Times New Roman" w:hAnsi="Georgia"/>
-          <w:color w:val="14201C"/>
-          <w:sz w:val="20"/>
-          <w:szCs w:val="20"/>
-          <w:lang w:val="en"/>
-        </w:rPr>
-        <w:t>Meal Booking</w:t>
-      </w:r>
-    </w:p>
-    <w:p>
-      <w:pPr>
-        <w:numPr>
-          <w:ilvl w:val="0"/>
-          <w:numId w:val="10"/>
-        </w:numPr>
-        <w:spacing w:before="100" w:beforeAutospacing="1" w:after="40"/>
-        <w:jc w:val="both"/>
-        <w:divId w:val="1308122105"/>
-        <w:rPr>
-          <w:rFonts w:ascii="Georgia" w:eastAsia="Times New Roman" w:hAnsi="Georgia"/>
-          <w:color w:val="14201C"/>
-          <w:sz w:val="20"/>
-          <w:szCs w:val="20"/>
-          <w:lang w:val="en"/>
-        </w:rPr>
-      </w:pPr>
-      <w:r>
-        <w:rPr>
-          <w:rFonts w:ascii="Georgia" w:eastAsia="Times New Roman" w:hAnsi="Georgia"/>
-          <w:color w:val="14201C"/>
-          <w:sz w:val="20"/>
-          <w:szCs w:val="20"/>
-          <w:lang w:val="en"/>
-        </w:rPr>
-        <w:t>Asset Management and Asset History</w:t>
-      </w:r>
-    </w:p>
-    <w:p>
-      <w:pPr>
-        <w:divId w:val="1275866320"/>
-        <w:rPr>
+      </w:pPr>
+      <w:r>
+        <w:rPr>
+          <w:rStyle w:val="Strong"/>
           <w:rFonts w:ascii="Georgia" w:eastAsia="Times New Roman" w:hAnsi="Georgia"/>
           <w:color w:val="3B524C"/>
           <w:sz w:val="18"/>
           <w:szCs w:val="18"/>
           <w:lang w:val="en"/>
         </w:rPr>
-      </w:pPr>
-      <w:r>
-        <w:rPr>
-          <w:rStyle w:val="Strong"/>
+        <w:t>Tech Stack:</w:t>
+      </w:r>
+      <w:r>
+        <w:rPr>
           <w:rFonts w:ascii="Georgia" w:eastAsia="Times New Roman" w:hAnsi="Georgia"/>
           <w:color w:val="3B524C"/>
           <w:sz w:val="18"/>
           <w:szCs w:val="18"/>
           <w:lang w:val="en"/>
         </w:rPr>
-        <w:t>Tech Stack:</w:t>
-      </w:r>
-      <w:r>
+        <w:t xml:space="preserve"> Android SDK | Java | REST API integration | Intranet-secured architecture | Role-based access control | Push notifications | Workflow &amp; approval engine | SQL Server</w:t>
+      </w:r>
+    </w:p>
+    <w:p>
+      <w:pPr>
+        <w:divId w:val="2008629417"/>
+        <w:rPr>
+          <w:rFonts w:ascii="Georgia" w:eastAsia="Times New Roman" w:hAnsi="Georgia"/>
+          <w:b/>
+          <w:bCs/>
+          <w:color w:val="14201C"/>
+          <w:sz w:val="21"/>
+          <w:szCs w:val="21"/>
+          <w:lang w:val="en"/>
+        </w:rPr>
+      </w:pPr>
+      <w:r>
+        <w:rPr>
+          <w:rFonts w:ascii="Georgia" w:eastAsia="Times New Roman" w:hAnsi="Georgia"/>
+          <w:b/>
+          <w:bCs/>
+          <w:color w:val="14201C"/>
+          <w:sz w:val="21"/>
+          <w:szCs w:val="21"/>
+          <w:lang w:val="en"/>
+        </w:rPr>
+        <w:lastRenderedPageBreak/>
+        <w:t xml:space="preserve">Custom ERP Suite — 18 Modules  |  </w:t>
+      </w:r>
+      <w:r>
+        <w:rPr>
+          <w:rStyle w:val="role2"/>
+          <w:rFonts w:ascii="Georgia" w:eastAsia="Times New Roman" w:hAnsi="Georgia"/>
+          <w:lang w:val="en"/>
+        </w:rPr>
+        <w:t>ERP Architect &amp; Lead Developer</w:t>
+      </w:r>
+    </w:p>
+    <w:p>
+      <w:pPr>
+        <w:pStyle w:val="NormalWeb"/>
+        <w:divId w:val="643392763"/>
+        <w:rPr>
+          <w:rFonts w:ascii="Georgia" w:hAnsi="Georgia"/>
+          <w:color w:val="14201C"/>
+          <w:sz w:val="20"/>
+          <w:szCs w:val="20"/>
+          <w:lang w:val="en"/>
+        </w:rPr>
+      </w:pPr>
+      <w:r>
+        <w:rPr>
+          <w:rFonts w:ascii="Georgia" w:hAnsi="Georgia"/>
+          <w:color w:val="14201C"/>
+          <w:sz w:val="20"/>
+          <w:szCs w:val="20"/>
+          <w:lang w:val="en"/>
+        </w:rPr>
+        <w:t>A complete in-house ERP suite built across manufacturing and government sectors — 18 modules covering inventory, production, finance, audit and administration, all delivered and live.</w:t>
+      </w:r>
+    </w:p>
+    <w:p>
+      <w:pPr>
+        <w:numPr>
+          <w:ilvl w:val="0"/>
+          <w:numId w:val="11"/>
+        </w:numPr>
+        <w:spacing w:before="100" w:beforeAutospacing="1" w:after="40"/>
+        <w:jc w:val="both"/>
+        <w:divId w:val="643392763"/>
+        <w:rPr>
+          <w:rFonts w:ascii="Georgia" w:eastAsia="Times New Roman" w:hAnsi="Georgia"/>
+          <w:color w:val="14201C"/>
+          <w:sz w:val="20"/>
+          <w:szCs w:val="20"/>
+          <w:lang w:val="en"/>
+        </w:rPr>
+      </w:pPr>
+      <w:r>
+        <w:rPr>
+          <w:rFonts w:ascii="Georgia" w:eastAsia="Times New Roman" w:hAnsi="Georgia"/>
+          <w:color w:val="14201C"/>
+          <w:sz w:val="20"/>
+          <w:szCs w:val="20"/>
+          <w:lang w:val="en"/>
+        </w:rPr>
+        <w:t>Inventory</w:t>
+      </w:r>
+    </w:p>
+    <w:p>
+      <w:pPr>
+        <w:numPr>
+          <w:ilvl w:val="0"/>
+          <w:numId w:val="11"/>
+        </w:numPr>
+        <w:spacing w:before="100" w:beforeAutospacing="1" w:after="40"/>
+        <w:jc w:val="both"/>
+        <w:divId w:val="643392763"/>
+        <w:rPr>
+          <w:rFonts w:ascii="Georgia" w:eastAsia="Times New Roman" w:hAnsi="Georgia"/>
+          <w:color w:val="14201C"/>
+          <w:sz w:val="20"/>
+          <w:szCs w:val="20"/>
+          <w:lang w:val="en"/>
+        </w:rPr>
+      </w:pPr>
+      <w:r>
+        <w:rPr>
+          <w:rFonts w:ascii="Georgia" w:eastAsia="Times New Roman" w:hAnsi="Georgia"/>
+          <w:color w:val="14201C"/>
+          <w:sz w:val="20"/>
+          <w:szCs w:val="20"/>
+          <w:lang w:val="en"/>
+        </w:rPr>
+        <w:t>Assets</w:t>
+      </w:r>
+    </w:p>
+    <w:p>
+      <w:pPr>
+        <w:numPr>
+          <w:ilvl w:val="0"/>
+          <w:numId w:val="11"/>
+        </w:numPr>
+        <w:spacing w:before="100" w:beforeAutospacing="1" w:after="40"/>
+        <w:jc w:val="both"/>
+        <w:divId w:val="643392763"/>
+        <w:rPr>
+          <w:rFonts w:ascii="Georgia" w:eastAsia="Times New Roman" w:hAnsi="Georgia"/>
+          <w:color w:val="14201C"/>
+          <w:sz w:val="20"/>
+          <w:szCs w:val="20"/>
+          <w:lang w:val="en"/>
+        </w:rPr>
+      </w:pPr>
+      <w:r>
+        <w:rPr>
+          <w:rFonts w:ascii="Georgia" w:eastAsia="Times New Roman" w:hAnsi="Georgia"/>
+          <w:color w:val="14201C"/>
+          <w:sz w:val="20"/>
+          <w:szCs w:val="20"/>
+          <w:lang w:val="en"/>
+        </w:rPr>
+        <w:t>Accounts</w:t>
+      </w:r>
+    </w:p>
+    <w:p>
+      <w:pPr>
+        <w:numPr>
+          <w:ilvl w:val="0"/>
+          <w:numId w:val="11"/>
+        </w:numPr>
+        <w:spacing w:before="100" w:beforeAutospacing="1" w:after="40"/>
+        <w:jc w:val="both"/>
+        <w:divId w:val="643392763"/>
+        <w:rPr>
+          <w:rFonts w:ascii="Georgia" w:eastAsia="Times New Roman" w:hAnsi="Georgia"/>
+          <w:color w:val="14201C"/>
+          <w:sz w:val="20"/>
+          <w:szCs w:val="20"/>
+          <w:lang w:val="en"/>
+        </w:rPr>
+      </w:pPr>
+      <w:r>
+        <w:rPr>
+          <w:rFonts w:ascii="Georgia" w:eastAsia="Times New Roman" w:hAnsi="Georgia"/>
+          <w:color w:val="14201C"/>
+          <w:sz w:val="20"/>
+          <w:szCs w:val="20"/>
+          <w:lang w:val="en"/>
+        </w:rPr>
+        <w:t>TPM (Total Productive Maintenance)</w:t>
+      </w:r>
+    </w:p>
+    <w:p>
+      <w:pPr>
+        <w:numPr>
+          <w:ilvl w:val="0"/>
+          <w:numId w:val="11"/>
+        </w:numPr>
+        <w:spacing w:before="100" w:beforeAutospacing="1" w:after="40"/>
+        <w:jc w:val="both"/>
+        <w:divId w:val="643392763"/>
+        <w:rPr>
+          <w:rFonts w:ascii="Georgia" w:eastAsia="Times New Roman" w:hAnsi="Georgia"/>
+          <w:color w:val="14201C"/>
+          <w:sz w:val="20"/>
+          <w:szCs w:val="20"/>
+          <w:lang w:val="en"/>
+        </w:rPr>
+      </w:pPr>
+      <w:r>
+        <w:rPr>
+          <w:rFonts w:ascii="Georgia" w:eastAsia="Times New Roman" w:hAnsi="Georgia"/>
+          <w:color w:val="14201C"/>
+          <w:sz w:val="20"/>
+          <w:szCs w:val="20"/>
+          <w:lang w:val="en"/>
+        </w:rPr>
+        <w:t>MES (Manufacturing Execution System)</w:t>
+      </w:r>
+    </w:p>
+    <w:p>
+      <w:pPr>
+        <w:numPr>
+          <w:ilvl w:val="0"/>
+          <w:numId w:val="11"/>
+        </w:numPr>
+        <w:spacing w:before="100" w:beforeAutospacing="1" w:after="40"/>
+        <w:jc w:val="both"/>
+        <w:divId w:val="643392763"/>
+        <w:rPr>
+          <w:rFonts w:ascii="Georgia" w:eastAsia="Times New Roman" w:hAnsi="Georgia"/>
+          <w:color w:val="14201C"/>
+          <w:sz w:val="20"/>
+          <w:szCs w:val="20"/>
+          <w:lang w:val="en"/>
+        </w:rPr>
+      </w:pPr>
+      <w:r>
+        <w:rPr>
+          <w:rFonts w:ascii="Georgia" w:eastAsia="Times New Roman" w:hAnsi="Georgia"/>
+          <w:color w:val="14201C"/>
+          <w:sz w:val="20"/>
+          <w:szCs w:val="20"/>
+          <w:lang w:val="en"/>
+        </w:rPr>
+        <w:t>Production</w:t>
+      </w:r>
+    </w:p>
+    <w:p>
+      <w:pPr>
+        <w:numPr>
+          <w:ilvl w:val="0"/>
+          <w:numId w:val="11"/>
+        </w:numPr>
+        <w:spacing w:before="100" w:beforeAutospacing="1" w:after="40"/>
+        <w:jc w:val="both"/>
+        <w:divId w:val="643392763"/>
+        <w:rPr>
+          <w:rFonts w:ascii="Georgia" w:eastAsia="Times New Roman" w:hAnsi="Georgia"/>
+          <w:color w:val="14201C"/>
+          <w:sz w:val="20"/>
+          <w:szCs w:val="20"/>
+          <w:lang w:val="en"/>
+        </w:rPr>
+      </w:pPr>
+      <w:r>
+        <w:rPr>
+          <w:rFonts w:ascii="Georgia" w:eastAsia="Times New Roman" w:hAnsi="Georgia"/>
+          <w:color w:val="14201C"/>
+          <w:sz w:val="20"/>
+          <w:szCs w:val="20"/>
+          <w:lang w:val="en"/>
+        </w:rPr>
+        <w:t>Internal Audit</w:t>
+      </w:r>
+    </w:p>
+    <w:p>
+      <w:pPr>
+        <w:divId w:val="32272243"/>
         <w:rPr>
           <w:rFonts w:ascii="Georgia" w:eastAsia="Times New Roman" w:hAnsi="Georgia"/>
           <w:color w:val="3B524C"/>
@@ -3880,275 +4109,19 @@
           <w:szCs w:val="18"/>
           <w:lang w:val="en"/>
         </w:rPr>
-        <w:t xml:space="preserve"> </w:t>
-      </w:r>
-      <w:r>
-        <w:rPr>
+      </w:pPr>
+      <w:r>
+        <w:rPr>
+          <w:rStyle w:val="Strong"/>
           <w:rFonts w:ascii="Georgia" w:eastAsia="Times New Roman" w:hAnsi="Georgia"/>
           <w:color w:val="3B524C"/>
           <w:sz w:val="18"/>
           <w:szCs w:val="18"/>
           <w:lang w:val="en"/>
         </w:rPr>
-        <w:t>Android SDK | Java | REST API integration | Intranet-secured architecture | Role-based access control | Push notifications | Workflow &amp; approval engine | SQL Server</w:t>
-      </w:r>
-    </w:p>
-    <w:p>
-      <w:pPr>
-        <w:divId w:val="2008629417"/>
-        <w:rPr>
-          <w:rFonts w:ascii="Georgia" w:eastAsia="Times New Roman" w:hAnsi="Georgia"/>
-          <w:b/>
-          <w:bCs/>
-          <w:color w:val="14201C"/>
-          <w:sz w:val="21"/>
-          <w:szCs w:val="21"/>
-          <w:lang w:val="en"/>
-        </w:rPr>
-      </w:pPr>
-      <w:r>
-        <w:rPr>
-          <w:rFonts w:ascii="Georgia" w:eastAsia="Times New Roman" w:hAnsi="Georgia"/>
-          <w:b/>
-          <w:bCs/>
-          <w:color w:val="14201C"/>
-          <w:sz w:val="21"/>
-          <w:szCs w:val="21"/>
-          <w:lang w:val="en"/>
-        </w:rPr>
-        <w:t xml:space="preserve">Custom ERP Suite — 18 Modules  |  </w:t>
-      </w:r>
-      <w:r>
-        <w:rPr>
-          <w:rStyle w:val="role2"/>
-          <w:rFonts w:ascii="Georgia" w:eastAsia="Times New Roman" w:hAnsi="Georgia"/>
-          <w:lang w:val="en"/>
-        </w:rPr>
-        <w:t>ERP Architect &amp; Lead Developer</w:t>
-      </w:r>
-    </w:p>
-    <w:p>
-      <w:pPr>
-        <w:pStyle w:val="NormalWeb"/>
-        <w:divId w:val="643392763"/>
-        <w:rPr>
-          <w:rFonts w:ascii="Georgia" w:hAnsi="Georgia"/>
-          <w:color w:val="14201C"/>
-          <w:sz w:val="20"/>
-          <w:szCs w:val="20"/>
-          <w:lang w:val="en"/>
-        </w:rPr>
-      </w:pPr>
-      <w:r>
-        <w:rPr>
-          <w:rFonts w:ascii="Georgia" w:hAnsi="Georgia"/>
-          <w:color w:val="14201C"/>
-          <w:sz w:val="20"/>
-          <w:szCs w:val="20"/>
-          <w:lang w:val="en"/>
-        </w:rPr>
-        <w:t>A complete in-house ERP suite built across manufacturing and government sectors — 18 modules covering inventory, production, finance, audit and administration, all delivered and live.</w:t>
-      </w:r>
-    </w:p>
-    <w:p>
-      <w:pPr>
-        <w:numPr>
-          <w:ilvl w:val="0"/>
-          <w:numId w:val="11"/>
-        </w:numPr>
-        <w:spacing w:before="100" w:beforeAutospacing="1" w:after="40"/>
-        <w:jc w:val="both"/>
-        <w:divId w:val="643392763"/>
-        <w:rPr>
-          <w:rFonts w:ascii="Georgia" w:eastAsia="Times New Roman" w:hAnsi="Georgia"/>
-          <w:color w:val="14201C"/>
-          <w:sz w:val="20"/>
-          <w:szCs w:val="20"/>
-          <w:lang w:val="en"/>
-        </w:rPr>
-      </w:pPr>
-      <w:r>
-        <w:rPr>
-          <w:rFonts w:ascii="Georgia" w:eastAsia="Times New Roman" w:hAnsi="Georgia"/>
-          <w:color w:val="14201C"/>
-          <w:sz w:val="20"/>
-          <w:szCs w:val="20"/>
-          <w:lang w:val="en"/>
-        </w:rPr>
-        <w:t>Inventory</w:t>
-      </w:r>
-    </w:p>
-    <w:p>
-      <w:pPr>
-        <w:numPr>
-          <w:ilvl w:val="0"/>
-          <w:numId w:val="11"/>
-        </w:numPr>
-        <w:spacing w:before="100" w:beforeAutospacing="1" w:after="40"/>
-        <w:jc w:val="both"/>
-        <w:divId w:val="643392763"/>
-        <w:rPr>
-          <w:rFonts w:ascii="Georgia" w:eastAsia="Times New Roman" w:hAnsi="Georgia"/>
-          <w:color w:val="14201C"/>
-          <w:sz w:val="20"/>
-          <w:szCs w:val="20"/>
-          <w:lang w:val="en"/>
-        </w:rPr>
-      </w:pPr>
-      <w:r>
-        <w:rPr>
-          <w:rFonts w:ascii="Georgia" w:eastAsia="Times New Roman" w:hAnsi="Georgia"/>
-          <w:color w:val="14201C"/>
-          <w:sz w:val="20"/>
-          <w:szCs w:val="20"/>
-          <w:lang w:val="en"/>
-        </w:rPr>
-        <w:t>Assets</w:t>
-      </w:r>
-    </w:p>
-    <w:p>
-      <w:pPr>
-        <w:numPr>
-          <w:ilvl w:val="0"/>
-          <w:numId w:val="11"/>
-        </w:numPr>
-        <w:spacing w:before="100" w:beforeAutospacing="1" w:after="40"/>
-        <w:jc w:val="both"/>
-        <w:divId w:val="643392763"/>
-        <w:rPr>
-          <w:rFonts w:ascii="Georgia" w:eastAsia="Times New Roman" w:hAnsi="Georgia"/>
-          <w:color w:val="14201C"/>
-          <w:sz w:val="20"/>
-          <w:szCs w:val="20"/>
-          <w:lang w:val="en"/>
-        </w:rPr>
-      </w:pPr>
-      <w:r>
-        <w:rPr>
-          <w:rFonts w:ascii="Georgia" w:eastAsia="Times New Roman" w:hAnsi="Georgia"/>
-          <w:color w:val="14201C"/>
-          <w:sz w:val="20"/>
-          <w:szCs w:val="20"/>
-          <w:lang w:val="en"/>
-        </w:rPr>
-        <w:t>Accounts</w:t>
-      </w:r>
-    </w:p>
-    <w:p>
-      <w:pPr>
-        <w:numPr>
-          <w:ilvl w:val="0"/>
-          <w:numId w:val="11"/>
-        </w:numPr>
-        <w:spacing w:before="100" w:beforeAutospacing="1" w:after="40"/>
-        <w:jc w:val="both"/>
-        <w:divId w:val="643392763"/>
-        <w:rPr>
-          <w:rFonts w:ascii="Georgia" w:eastAsia="Times New Roman" w:hAnsi="Georgia"/>
-          <w:color w:val="14201C"/>
-          <w:sz w:val="20"/>
-          <w:szCs w:val="20"/>
-          <w:lang w:val="en"/>
-        </w:rPr>
-      </w:pPr>
-      <w:r>
-        <w:rPr>
-          <w:rFonts w:ascii="Georgia" w:eastAsia="Times New Roman" w:hAnsi="Georgia"/>
-          <w:color w:val="14201C"/>
-          <w:sz w:val="20"/>
-          <w:szCs w:val="20"/>
-          <w:lang w:val="en"/>
-        </w:rPr>
-        <w:t>TPM (Total Productive Maintenance)</w:t>
-      </w:r>
-    </w:p>
-    <w:p>
-      <w:pPr>
-        <w:numPr>
-          <w:ilvl w:val="0"/>
-          <w:numId w:val="11"/>
-        </w:numPr>
-        <w:spacing w:before="100" w:beforeAutospacing="1" w:after="40"/>
-        <w:jc w:val="both"/>
-        <w:divId w:val="643392763"/>
-        <w:rPr>
-          <w:rFonts w:ascii="Georgia" w:eastAsia="Times New Roman" w:hAnsi="Georgia"/>
-          <w:color w:val="14201C"/>
-          <w:sz w:val="20"/>
-          <w:szCs w:val="20"/>
-          <w:lang w:val="en"/>
-        </w:rPr>
-      </w:pPr>
-      <w:r>
-        <w:rPr>
-          <w:rFonts w:ascii="Georgia" w:eastAsia="Times New Roman" w:hAnsi="Georgia"/>
-          <w:color w:val="14201C"/>
-          <w:sz w:val="20"/>
-          <w:szCs w:val="20"/>
-          <w:lang w:val="en"/>
-        </w:rPr>
-        <w:t>MES (Manufacturing Execution System)</w:t>
-      </w:r>
-    </w:p>
-    <w:p>
-      <w:pPr>
-        <w:numPr>
-          <w:ilvl w:val="0"/>
-          <w:numId w:val="11"/>
-        </w:numPr>
-        <w:spacing w:before="100" w:beforeAutospacing="1" w:after="40"/>
-        <w:jc w:val="both"/>
-        <w:divId w:val="643392763"/>
-        <w:rPr>
-          <w:rFonts w:ascii="Georgia" w:eastAsia="Times New Roman" w:hAnsi="Georgia"/>
-          <w:color w:val="14201C"/>
-          <w:sz w:val="20"/>
-          <w:szCs w:val="20"/>
-          <w:lang w:val="en"/>
-        </w:rPr>
-      </w:pPr>
-      <w:r>
-        <w:rPr>
-          <w:rFonts w:ascii="Georgia" w:eastAsia="Times New Roman" w:hAnsi="Georgia"/>
-          <w:color w:val="14201C"/>
-          <w:sz w:val="20"/>
-          <w:szCs w:val="20"/>
-          <w:lang w:val="en"/>
-        </w:rPr>
-        <w:t>Production</w:t>
-      </w:r>
-    </w:p>
-    <w:p>
-      <w:pPr>
-        <w:numPr>
-          <w:ilvl w:val="0"/>
-          <w:numId w:val="11"/>
-        </w:numPr>
-        <w:spacing w:before="100" w:beforeAutospacing="1" w:after="40"/>
-        <w:jc w:val="both"/>
-        <w:divId w:val="643392763"/>
-        <w:rPr>
-          <w:rFonts w:ascii="Georgia" w:eastAsia="Times New Roman" w:hAnsi="Georgia"/>
-          <w:color w:val="14201C"/>
-          <w:sz w:val="20"/>
-          <w:szCs w:val="20"/>
-          <w:lang w:val="en"/>
-        </w:rPr>
-      </w:pPr>
-      <w:r>
-        <w:rPr>
-          <w:rFonts w:ascii="Georgia" w:eastAsia="Times New Roman" w:hAnsi="Georgia"/>
-          <w:color w:val="14201C"/>
-          <w:sz w:val="20"/>
-          <w:szCs w:val="20"/>
-          <w:lang w:val="en"/>
-        </w:rPr>
-        <w:t>Internal Audit</w:t>
-      </w:r>
-    </w:p>
-    <w:p>
-      <w:pPr>
-        <w:divId w:val="32272243"/>
+        <w:t>Tech Stack:</w:t>
+      </w:r>
+      <w:r>
         <w:rPr>
           <w:rFonts w:ascii="Georgia" w:eastAsia="Times New Roman" w:hAnsi="Georgia"/>
           <w:color w:val="3B524C"/>
@@ -4156,257 +4129,257 @@
           <w:szCs w:val="18"/>
           <w:lang w:val="en"/>
         </w:rPr>
-      </w:pPr>
-      <w:r>
-        <w:rPr>
-          <w:rStyle w:val="Strong"/>
+        <w:t xml:space="preserve"> ASP.NET Core | C# | Dapper ORM | SQL Server | PHP Laravel | Bootstrap | SSRS | EPPlus | iTextSharp</w:t>
+      </w:r>
+    </w:p>
+    <w:p>
+      <w:pPr>
+        <w:divId w:val="525942737"/>
+        <w:rPr>
+          <w:rFonts w:ascii="Georgia" w:eastAsia="Times New Roman" w:hAnsi="Georgia"/>
+          <w:b/>
+          <w:bCs/>
+          <w:color w:val="14201C"/>
+          <w:sz w:val="21"/>
+          <w:szCs w:val="21"/>
+          <w:lang w:val="en"/>
+        </w:rPr>
+      </w:pPr>
+      <w:r>
+        <w:rPr>
+          <w:rFonts w:ascii="Georgia" w:eastAsia="Times New Roman" w:hAnsi="Georgia"/>
+          <w:b/>
+          <w:bCs/>
+          <w:color w:val="14201C"/>
+          <w:sz w:val="21"/>
+          <w:szCs w:val="21"/>
+          <w:lang w:val="en"/>
+        </w:rPr>
+        <w:t xml:space="preserve">Epicor Kinetic ERP — Implementation Lead  |  </w:t>
+      </w:r>
+      <w:r>
+        <w:rPr>
+          <w:rStyle w:val="role2"/>
+          <w:rFonts w:ascii="Georgia" w:eastAsia="Times New Roman" w:hAnsi="Georgia"/>
+          <w:lang w:val="en"/>
+        </w:rPr>
+        <w:t>Implementation Lead</w:t>
+      </w:r>
+    </w:p>
+    <w:p>
+      <w:pPr>
+        <w:pStyle w:val="NormalWeb"/>
+        <w:divId w:val="335227869"/>
+        <w:rPr>
+          <w:rFonts w:ascii="Georgia" w:hAnsi="Georgia"/>
+          <w:color w:val="14201C"/>
+          <w:sz w:val="20"/>
+          <w:szCs w:val="20"/>
+          <w:lang w:val="en"/>
+        </w:rPr>
+      </w:pPr>
+      <w:r>
+        <w:rPr>
+          <w:rFonts w:ascii="Georgia" w:hAnsi="Georgia"/>
+          <w:color w:val="14201C"/>
+          <w:sz w:val="20"/>
+          <w:szCs w:val="20"/>
+          <w:lang w:val="en"/>
+        </w:rPr>
+        <w:t>Led the full enterprise implementation of Epicor Kinetic ERP in a manufacturing company — customization, module setup, data migration and user training.</w:t>
+      </w:r>
+    </w:p>
+    <w:p>
+      <w:pPr>
+        <w:numPr>
+          <w:ilvl w:val="0"/>
+          <w:numId w:val="12"/>
+        </w:numPr>
+        <w:spacing w:before="100" w:beforeAutospacing="1" w:after="40"/>
+        <w:jc w:val="both"/>
+        <w:divId w:val="335227869"/>
+        <w:rPr>
+          <w:rFonts w:ascii="Georgia" w:eastAsia="Times New Roman" w:hAnsi="Georgia"/>
+          <w:color w:val="14201C"/>
+          <w:sz w:val="20"/>
+          <w:szCs w:val="20"/>
+          <w:lang w:val="en"/>
+        </w:rPr>
+      </w:pPr>
+      <w:r>
+        <w:rPr>
+          <w:rFonts w:ascii="Georgia" w:eastAsia="Times New Roman" w:hAnsi="Georgia"/>
+          <w:color w:val="14201C"/>
+          <w:sz w:val="20"/>
+          <w:szCs w:val="20"/>
+          <w:lang w:val="en"/>
+        </w:rPr>
+        <w:t>BAQ and BPM customization</w:t>
+      </w:r>
+    </w:p>
+    <w:p>
+      <w:pPr>
+        <w:numPr>
+          <w:ilvl w:val="0"/>
+          <w:numId w:val="12"/>
+        </w:numPr>
+        <w:spacing w:before="100" w:beforeAutospacing="1" w:after="40"/>
+        <w:jc w:val="both"/>
+        <w:divId w:val="335227869"/>
+        <w:rPr>
+          <w:rFonts w:ascii="Georgia" w:eastAsia="Times New Roman" w:hAnsi="Georgia"/>
+          <w:color w:val="14201C"/>
+          <w:sz w:val="20"/>
+          <w:szCs w:val="20"/>
+          <w:lang w:val="en"/>
+        </w:rPr>
+      </w:pPr>
+      <w:r>
+        <w:rPr>
+          <w:rFonts w:ascii="Georgia" w:eastAsia="Times New Roman" w:hAnsi="Georgia"/>
+          <w:color w:val="14201C"/>
+          <w:sz w:val="20"/>
+          <w:szCs w:val="20"/>
+          <w:lang w:val="en"/>
+        </w:rPr>
+        <w:t>Production module setup</w:t>
+      </w:r>
+    </w:p>
+    <w:p>
+      <w:pPr>
+        <w:numPr>
+          <w:ilvl w:val="0"/>
+          <w:numId w:val="12"/>
+        </w:numPr>
+        <w:spacing w:before="100" w:beforeAutospacing="1" w:after="40"/>
+        <w:jc w:val="both"/>
+        <w:divId w:val="335227869"/>
+        <w:rPr>
+          <w:rFonts w:ascii="Georgia" w:eastAsia="Times New Roman" w:hAnsi="Georgia"/>
+          <w:color w:val="14201C"/>
+          <w:sz w:val="20"/>
+          <w:szCs w:val="20"/>
+          <w:lang w:val="en"/>
+        </w:rPr>
+      </w:pPr>
+      <w:r>
+        <w:rPr>
+          <w:rFonts w:ascii="Georgia" w:eastAsia="Times New Roman" w:hAnsi="Georgia"/>
+          <w:color w:val="14201C"/>
+          <w:sz w:val="20"/>
+          <w:szCs w:val="20"/>
+          <w:lang w:val="en"/>
+        </w:rPr>
+        <w:t>Financial management configuration</w:t>
+      </w:r>
+    </w:p>
+    <w:p>
+      <w:pPr>
+        <w:numPr>
+          <w:ilvl w:val="0"/>
+          <w:numId w:val="12"/>
+        </w:numPr>
+        <w:spacing w:before="100" w:beforeAutospacing="1" w:after="40"/>
+        <w:jc w:val="both"/>
+        <w:divId w:val="335227869"/>
+        <w:rPr>
+          <w:rFonts w:ascii="Georgia" w:eastAsia="Times New Roman" w:hAnsi="Georgia"/>
+          <w:color w:val="14201C"/>
+          <w:sz w:val="20"/>
+          <w:szCs w:val="20"/>
+          <w:lang w:val="en"/>
+        </w:rPr>
+      </w:pPr>
+      <w:r>
+        <w:rPr>
+          <w:rFonts w:ascii="Georgia" w:eastAsia="Times New Roman" w:hAnsi="Georgia"/>
+          <w:color w:val="14201C"/>
+          <w:sz w:val="20"/>
+          <w:szCs w:val="20"/>
+          <w:lang w:val="en"/>
+        </w:rPr>
+        <w:t>Supply chain management (SCM)</w:t>
+      </w:r>
+    </w:p>
+    <w:p>
+      <w:pPr>
+        <w:numPr>
+          <w:ilvl w:val="0"/>
+          <w:numId w:val="12"/>
+        </w:numPr>
+        <w:spacing w:before="100" w:beforeAutospacing="1" w:after="40"/>
+        <w:jc w:val="both"/>
+        <w:divId w:val="335227869"/>
+        <w:rPr>
+          <w:rFonts w:ascii="Georgia" w:eastAsia="Times New Roman" w:hAnsi="Georgia"/>
+          <w:color w:val="14201C"/>
+          <w:sz w:val="20"/>
+          <w:szCs w:val="20"/>
+          <w:lang w:val="en"/>
+        </w:rPr>
+      </w:pPr>
+      <w:r>
+        <w:rPr>
+          <w:rFonts w:ascii="Georgia" w:eastAsia="Times New Roman" w:hAnsi="Georgia"/>
+          <w:color w:val="14201C"/>
+          <w:sz w:val="20"/>
+          <w:szCs w:val="20"/>
+          <w:lang w:val="en"/>
+        </w:rPr>
+        <w:t>Enterprise data migration</w:t>
+      </w:r>
+    </w:p>
+    <w:p>
+      <w:pPr>
+        <w:numPr>
+          <w:ilvl w:val="0"/>
+          <w:numId w:val="12"/>
+        </w:numPr>
+        <w:spacing w:before="100" w:beforeAutospacing="1" w:after="40"/>
+        <w:jc w:val="both"/>
+        <w:divId w:val="335227869"/>
+        <w:rPr>
+          <w:rFonts w:ascii="Georgia" w:eastAsia="Times New Roman" w:hAnsi="Georgia"/>
+          <w:color w:val="14201C"/>
+          <w:sz w:val="20"/>
+          <w:szCs w:val="20"/>
+          <w:lang w:val="en"/>
+        </w:rPr>
+      </w:pPr>
+      <w:r>
+        <w:rPr>
+          <w:rFonts w:ascii="Georgia" w:eastAsia="Times New Roman" w:hAnsi="Georgia"/>
+          <w:color w:val="14201C"/>
+          <w:sz w:val="20"/>
+          <w:szCs w:val="20"/>
+          <w:lang w:val="en"/>
+        </w:rPr>
+        <w:t>End-user training</w:t>
+      </w:r>
+    </w:p>
+    <w:p>
+      <w:pPr>
+        <w:divId w:val="1911110123"/>
+        <w:rPr>
           <w:rFonts w:ascii="Georgia" w:eastAsia="Times New Roman" w:hAnsi="Georgia"/>
           <w:color w:val="3B524C"/>
           <w:sz w:val="18"/>
           <w:szCs w:val="18"/>
           <w:lang w:val="en"/>
         </w:rPr>
-        <w:t>Tech Stack:</w:t>
-      </w:r>
-      <w:r>
-        <w:rPr>
+      </w:pPr>
+      <w:r>
+        <w:rPr>
+          <w:rStyle w:val="Strong"/>
           <w:rFonts w:ascii="Georgia" w:eastAsia="Times New Roman" w:hAnsi="Georgia"/>
           <w:color w:val="3B524C"/>
           <w:sz w:val="18"/>
           <w:szCs w:val="18"/>
           <w:lang w:val="en"/>
         </w:rPr>
-        <w:t xml:space="preserve"> ASP.NET Core | C# | Dapper ORM | SQL Server | PHP Laravel | Bootstrap | SSRS | EPPlus | iTextSharp</w:t>
-      </w:r>
-    </w:p>
-    <w:p>
-      <w:pPr>
-        <w:divId w:val="525942737"/>
-        <w:rPr>
-          <w:rFonts w:ascii="Georgia" w:eastAsia="Times New Roman" w:hAnsi="Georgia"/>
-          <w:b/>
-          <w:bCs/>
-          <w:color w:val="14201C"/>
-          <w:sz w:val="21"/>
-          <w:szCs w:val="21"/>
-          <w:lang w:val="en"/>
-        </w:rPr>
-      </w:pPr>
-      <w:r>
-        <w:rPr>
-          <w:rFonts w:ascii="Georgia" w:eastAsia="Times New Roman" w:hAnsi="Georgia"/>
-          <w:b/>
-          <w:bCs/>
-          <w:color w:val="14201C"/>
-          <w:sz w:val="21"/>
-          <w:szCs w:val="21"/>
-          <w:lang w:val="en"/>
-        </w:rPr>
-        <w:t xml:space="preserve">Epicor Kinetic ERP — Implementation Lead  |  </w:t>
-      </w:r>
-      <w:r>
-        <w:rPr>
-          <w:rStyle w:val="role2"/>
-          <w:rFonts w:ascii="Georgia" w:eastAsia="Times New Roman" w:hAnsi="Georgia"/>
-          <w:lang w:val="en"/>
-        </w:rPr>
-        <w:t>Implementation Lead</w:t>
-      </w:r>
-    </w:p>
-    <w:p>
-      <w:pPr>
-        <w:pStyle w:val="NormalWeb"/>
-        <w:divId w:val="335227869"/>
-        <w:rPr>
-          <w:rFonts w:ascii="Georgia" w:hAnsi="Georgia"/>
-          <w:color w:val="14201C"/>
-          <w:sz w:val="20"/>
-          <w:szCs w:val="20"/>
-          <w:lang w:val="en"/>
-        </w:rPr>
-      </w:pPr>
-      <w:r>
-        <w:rPr>
-          <w:rFonts w:ascii="Georgia" w:hAnsi="Georgia"/>
-          <w:color w:val="14201C"/>
-          <w:sz w:val="20"/>
-          <w:szCs w:val="20"/>
-          <w:lang w:val="en"/>
-        </w:rPr>
-        <w:t>Led the full enterprise implementation of Epicor Kinetic ERP in a manufacturing company — customization, module setup, data migration and user training.</w:t>
-      </w:r>
-    </w:p>
-    <w:p>
-      <w:pPr>
-        <w:numPr>
-          <w:ilvl w:val="0"/>
-          <w:numId w:val="12"/>
-        </w:numPr>
-        <w:spacing w:before="100" w:beforeAutospacing="1" w:after="40"/>
-        <w:jc w:val="both"/>
-        <w:divId w:val="335227869"/>
-        <w:rPr>
-          <w:rFonts w:ascii="Georgia" w:eastAsia="Times New Roman" w:hAnsi="Georgia"/>
-          <w:color w:val="14201C"/>
-          <w:sz w:val="20"/>
-          <w:szCs w:val="20"/>
-          <w:lang w:val="en"/>
-        </w:rPr>
-      </w:pPr>
-      <w:r>
-        <w:rPr>
-          <w:rFonts w:ascii="Georgia" w:eastAsia="Times New Roman" w:hAnsi="Georgia"/>
-          <w:color w:val="14201C"/>
-          <w:sz w:val="20"/>
-          <w:szCs w:val="20"/>
-          <w:lang w:val="en"/>
-        </w:rPr>
-        <w:t>BAQ and BPM customization</w:t>
-      </w:r>
-    </w:p>
-    <w:p>
-      <w:pPr>
-        <w:numPr>
-          <w:ilvl w:val="0"/>
-          <w:numId w:val="12"/>
-        </w:numPr>
-        <w:spacing w:before="100" w:beforeAutospacing="1" w:after="40"/>
-        <w:jc w:val="both"/>
-        <w:divId w:val="335227869"/>
-        <w:rPr>
-          <w:rFonts w:ascii="Georgia" w:eastAsia="Times New Roman" w:hAnsi="Georgia"/>
-          <w:color w:val="14201C"/>
-          <w:sz w:val="20"/>
-          <w:szCs w:val="20"/>
-          <w:lang w:val="en"/>
-        </w:rPr>
-      </w:pPr>
-      <w:r>
-        <w:rPr>
-          <w:rFonts w:ascii="Georgia" w:eastAsia="Times New Roman" w:hAnsi="Georgia"/>
-          <w:color w:val="14201C"/>
-          <w:sz w:val="20"/>
-          <w:szCs w:val="20"/>
-          <w:lang w:val="en"/>
-        </w:rPr>
-        <w:t>Production module setup</w:t>
-      </w:r>
-    </w:p>
-    <w:p>
-      <w:pPr>
-        <w:numPr>
-          <w:ilvl w:val="0"/>
-          <w:numId w:val="12"/>
-        </w:numPr>
-        <w:spacing w:before="100" w:beforeAutospacing="1" w:after="40"/>
-        <w:jc w:val="both"/>
-        <w:divId w:val="335227869"/>
-        <w:rPr>
-          <w:rFonts w:ascii="Georgia" w:eastAsia="Times New Roman" w:hAnsi="Georgia"/>
-          <w:color w:val="14201C"/>
-          <w:sz w:val="20"/>
-          <w:szCs w:val="20"/>
-          <w:lang w:val="en"/>
-        </w:rPr>
-      </w:pPr>
-      <w:r>
-        <w:rPr>
-          <w:rFonts w:ascii="Georgia" w:eastAsia="Times New Roman" w:hAnsi="Georgia"/>
-          <w:color w:val="14201C"/>
-          <w:sz w:val="20"/>
-          <w:szCs w:val="20"/>
-          <w:lang w:val="en"/>
-        </w:rPr>
-        <w:t>Financial management configuration</w:t>
-      </w:r>
-    </w:p>
-    <w:p>
-      <w:pPr>
-        <w:numPr>
-          <w:ilvl w:val="0"/>
-          <w:numId w:val="12"/>
-        </w:numPr>
-        <w:spacing w:before="100" w:beforeAutospacing="1" w:after="40"/>
-        <w:jc w:val="both"/>
-        <w:divId w:val="335227869"/>
-        <w:rPr>
-          <w:rFonts w:ascii="Georgia" w:eastAsia="Times New Roman" w:hAnsi="Georgia"/>
-          <w:color w:val="14201C"/>
-          <w:sz w:val="20"/>
-          <w:szCs w:val="20"/>
-          <w:lang w:val="en"/>
-        </w:rPr>
-      </w:pPr>
-      <w:r>
-        <w:rPr>
-          <w:rFonts w:ascii="Georgia" w:eastAsia="Times New Roman" w:hAnsi="Georgia"/>
-          <w:color w:val="14201C"/>
-          <w:sz w:val="20"/>
-          <w:szCs w:val="20"/>
-          <w:lang w:val="en"/>
-        </w:rPr>
-        <w:t>Supply chain management (SCM)</w:t>
-      </w:r>
-    </w:p>
-    <w:p>
-      <w:pPr>
-        <w:numPr>
-          <w:ilvl w:val="0"/>
-          <w:numId w:val="12"/>
-        </w:numPr>
-        <w:spacing w:before="100" w:beforeAutospacing="1" w:after="40"/>
-        <w:jc w:val="both"/>
-        <w:divId w:val="335227869"/>
-        <w:rPr>
-          <w:rFonts w:ascii="Georgia" w:eastAsia="Times New Roman" w:hAnsi="Georgia"/>
-          <w:color w:val="14201C"/>
-          <w:sz w:val="20"/>
-          <w:szCs w:val="20"/>
-          <w:lang w:val="en"/>
-        </w:rPr>
-      </w:pPr>
-      <w:r>
-        <w:rPr>
-          <w:rFonts w:ascii="Georgia" w:eastAsia="Times New Roman" w:hAnsi="Georgia"/>
-          <w:color w:val="14201C"/>
-          <w:sz w:val="20"/>
-          <w:szCs w:val="20"/>
-          <w:lang w:val="en"/>
-        </w:rPr>
-        <w:t>Enterprise data migration</w:t>
-      </w:r>
-    </w:p>
-    <w:p>
-      <w:pPr>
-        <w:numPr>
-          <w:ilvl w:val="0"/>
-          <w:numId w:val="12"/>
-        </w:numPr>
-        <w:spacing w:before="100" w:beforeAutospacing="1" w:after="40"/>
-        <w:jc w:val="both"/>
-        <w:divId w:val="335227869"/>
-        <w:rPr>
-          <w:rFonts w:ascii="Georgia" w:eastAsia="Times New Roman" w:hAnsi="Georgia"/>
-          <w:color w:val="14201C"/>
-          <w:sz w:val="20"/>
-          <w:szCs w:val="20"/>
-          <w:lang w:val="en"/>
-        </w:rPr>
-      </w:pPr>
-      <w:r>
-        <w:rPr>
-          <w:rFonts w:ascii="Georgia" w:eastAsia="Times New Roman" w:hAnsi="Georgia"/>
-          <w:color w:val="14201C"/>
-          <w:sz w:val="20"/>
-          <w:szCs w:val="20"/>
-          <w:lang w:val="en"/>
-        </w:rPr>
-        <w:t>End-user training</w:t>
-      </w:r>
-    </w:p>
-    <w:p>
-      <w:pPr>
-        <w:divId w:val="1911110123"/>
+        <w:t>Tech Stack:</w:t>
+      </w:r>
+      <w:r>
         <w:rPr>
           <w:rFonts w:ascii="Georgia" w:eastAsia="Times New Roman" w:hAnsi="Georgia"/>
           <w:color w:val="3B524C"/>
@@ -4414,257 +4387,257 @@
           <w:szCs w:val="18"/>
           <w:lang w:val="en"/>
         </w:rPr>
-      </w:pPr>
-      <w:r>
-        <w:rPr>
-          <w:rStyle w:val="Strong"/>
+        <w:t xml:space="preserve"> Epicor Kinetic ERP | BAQ (Business Activity Queries) | BPM (Business Process Management) | SQL Server | Data migration | Financial Management | Supply Chain Management</w:t>
+      </w:r>
+    </w:p>
+    <w:p>
+      <w:pPr>
+        <w:divId w:val="1140735041"/>
+        <w:rPr>
+          <w:rFonts w:ascii="Georgia" w:eastAsia="Times New Roman" w:hAnsi="Georgia"/>
+          <w:b/>
+          <w:bCs/>
+          <w:color w:val="14201C"/>
+          <w:sz w:val="21"/>
+          <w:szCs w:val="21"/>
+          <w:lang w:val="en"/>
+        </w:rPr>
+      </w:pPr>
+      <w:r>
+        <w:rPr>
+          <w:rFonts w:ascii="Georgia" w:eastAsia="Times New Roman" w:hAnsi="Georgia"/>
+          <w:b/>
+          <w:bCs/>
+          <w:color w:val="14201C"/>
+          <w:sz w:val="21"/>
+          <w:szCs w:val="21"/>
+          <w:lang w:val="en"/>
+        </w:rPr>
+        <w:t xml:space="preserve">MaatDrive — Business Management SaaS  |  </w:t>
+      </w:r>
+      <w:r>
+        <w:rPr>
+          <w:rStyle w:val="role2"/>
+          <w:rFonts w:ascii="Georgia" w:eastAsia="Times New Roman" w:hAnsi="Georgia"/>
+          <w:lang w:val="en"/>
+        </w:rPr>
+        <w:t>Architect &amp; Lead Developer</w:t>
+      </w:r>
+    </w:p>
+    <w:p>
+      <w:pPr>
+        <w:pStyle w:val="NormalWeb"/>
+        <w:divId w:val="170680395"/>
+        <w:rPr>
+          <w:rFonts w:ascii="Georgia" w:hAnsi="Georgia"/>
+          <w:color w:val="14201C"/>
+          <w:sz w:val="20"/>
+          <w:szCs w:val="20"/>
+          <w:lang w:val="en"/>
+        </w:rPr>
+      </w:pPr>
+      <w:r>
+        <w:rPr>
+          <w:rFonts w:ascii="Georgia" w:hAnsi="Georgia"/>
+          <w:color w:val="14201C"/>
+          <w:sz w:val="20"/>
+          <w:szCs w:val="20"/>
+          <w:lang w:val="en"/>
+        </w:rPr>
+        <w:t>A cloud-based business management SaaS platform built for trade, crafts and service companies serving the German market.</w:t>
+      </w:r>
+    </w:p>
+    <w:p>
+      <w:pPr>
+        <w:numPr>
+          <w:ilvl w:val="0"/>
+          <w:numId w:val="13"/>
+        </w:numPr>
+        <w:spacing w:before="100" w:beforeAutospacing="1" w:after="40"/>
+        <w:jc w:val="both"/>
+        <w:divId w:val="170680395"/>
+        <w:rPr>
+          <w:rFonts w:ascii="Georgia" w:eastAsia="Times New Roman" w:hAnsi="Georgia"/>
+          <w:color w:val="14201C"/>
+          <w:sz w:val="20"/>
+          <w:szCs w:val="20"/>
+          <w:lang w:val="en"/>
+        </w:rPr>
+      </w:pPr>
+      <w:r>
+        <w:rPr>
+          <w:rFonts w:ascii="Georgia" w:eastAsia="Times New Roman" w:hAnsi="Georgia"/>
+          <w:color w:val="14201C"/>
+          <w:sz w:val="20"/>
+          <w:szCs w:val="20"/>
+          <w:lang w:val="en"/>
+        </w:rPr>
+        <w:t>Customer Management</w:t>
+      </w:r>
+    </w:p>
+    <w:p>
+      <w:pPr>
+        <w:numPr>
+          <w:ilvl w:val="0"/>
+          <w:numId w:val="13"/>
+        </w:numPr>
+        <w:spacing w:before="100" w:beforeAutospacing="1" w:after="40"/>
+        <w:jc w:val="both"/>
+        <w:divId w:val="170680395"/>
+        <w:rPr>
+          <w:rFonts w:ascii="Georgia" w:eastAsia="Times New Roman" w:hAnsi="Georgia"/>
+          <w:color w:val="14201C"/>
+          <w:sz w:val="20"/>
+          <w:szCs w:val="20"/>
+          <w:lang w:val="en"/>
+        </w:rPr>
+      </w:pPr>
+      <w:r>
+        <w:rPr>
+          <w:rFonts w:ascii="Georgia" w:eastAsia="Times New Roman" w:hAnsi="Georgia"/>
+          <w:color w:val="14201C"/>
+          <w:sz w:val="20"/>
+          <w:szCs w:val="20"/>
+          <w:lang w:val="en"/>
+        </w:rPr>
+        <w:t>Inventory</w:t>
+      </w:r>
+    </w:p>
+    <w:p>
+      <w:pPr>
+        <w:numPr>
+          <w:ilvl w:val="0"/>
+          <w:numId w:val="13"/>
+        </w:numPr>
+        <w:spacing w:before="100" w:beforeAutospacing="1" w:after="40"/>
+        <w:jc w:val="both"/>
+        <w:divId w:val="170680395"/>
+        <w:rPr>
+          <w:rFonts w:ascii="Georgia" w:eastAsia="Times New Roman" w:hAnsi="Georgia"/>
+          <w:color w:val="14201C"/>
+          <w:sz w:val="20"/>
+          <w:szCs w:val="20"/>
+          <w:lang w:val="en"/>
+        </w:rPr>
+      </w:pPr>
+      <w:r>
+        <w:rPr>
+          <w:rFonts w:ascii="Georgia" w:eastAsia="Times New Roman" w:hAnsi="Georgia"/>
+          <w:color w:val="14201C"/>
+          <w:sz w:val="20"/>
+          <w:szCs w:val="20"/>
+          <w:lang w:val="en"/>
+        </w:rPr>
+        <w:t>Invoicing</w:t>
+      </w:r>
+    </w:p>
+    <w:p>
+      <w:pPr>
+        <w:numPr>
+          <w:ilvl w:val="0"/>
+          <w:numId w:val="13"/>
+        </w:numPr>
+        <w:spacing w:before="100" w:beforeAutospacing="1" w:after="40"/>
+        <w:jc w:val="both"/>
+        <w:divId w:val="170680395"/>
+        <w:rPr>
+          <w:rFonts w:ascii="Georgia" w:eastAsia="Times New Roman" w:hAnsi="Georgia"/>
+          <w:color w:val="14201C"/>
+          <w:sz w:val="20"/>
+          <w:szCs w:val="20"/>
+          <w:lang w:val="en"/>
+        </w:rPr>
+      </w:pPr>
+      <w:r>
+        <w:rPr>
+          <w:rFonts w:ascii="Georgia" w:eastAsia="Times New Roman" w:hAnsi="Georgia"/>
+          <w:color w:val="14201C"/>
+          <w:sz w:val="20"/>
+          <w:szCs w:val="20"/>
+          <w:lang w:val="en"/>
+        </w:rPr>
+        <w:t>Project Management</w:t>
+      </w:r>
+    </w:p>
+    <w:p>
+      <w:pPr>
+        <w:numPr>
+          <w:ilvl w:val="0"/>
+          <w:numId w:val="13"/>
+        </w:numPr>
+        <w:spacing w:before="100" w:beforeAutospacing="1" w:after="40"/>
+        <w:jc w:val="both"/>
+        <w:divId w:val="170680395"/>
+        <w:rPr>
+          <w:rFonts w:ascii="Georgia" w:eastAsia="Times New Roman" w:hAnsi="Georgia"/>
+          <w:color w:val="14201C"/>
+          <w:sz w:val="20"/>
+          <w:szCs w:val="20"/>
+          <w:lang w:val="en"/>
+        </w:rPr>
+      </w:pPr>
+      <w:r>
+        <w:rPr>
+          <w:rFonts w:ascii="Georgia" w:eastAsia="Times New Roman" w:hAnsi="Georgia"/>
+          <w:color w:val="14201C"/>
+          <w:sz w:val="20"/>
+          <w:szCs w:val="20"/>
+          <w:lang w:val="en"/>
+        </w:rPr>
+        <w:t>Accounting Preparation</w:t>
+      </w:r>
+    </w:p>
+    <w:p>
+      <w:pPr>
+        <w:numPr>
+          <w:ilvl w:val="0"/>
+          <w:numId w:val="13"/>
+        </w:numPr>
+        <w:spacing w:before="100" w:beforeAutospacing="1" w:after="40"/>
+        <w:jc w:val="both"/>
+        <w:divId w:val="170680395"/>
+        <w:rPr>
+          <w:rFonts w:ascii="Georgia" w:eastAsia="Times New Roman" w:hAnsi="Georgia"/>
+          <w:color w:val="14201C"/>
+          <w:sz w:val="20"/>
+          <w:szCs w:val="20"/>
+          <w:lang w:val="en"/>
+        </w:rPr>
+      </w:pPr>
+      <w:r>
+        <w:rPr>
+          <w:rFonts w:ascii="Georgia" w:eastAsia="Times New Roman" w:hAnsi="Georgia"/>
+          <w:color w:val="14201C"/>
+          <w:sz w:val="20"/>
+          <w:szCs w:val="20"/>
+          <w:lang w:val="en"/>
+        </w:rPr>
+        <w:t>Time Tracking</w:t>
+      </w:r>
+    </w:p>
+    <w:p>
+      <w:pPr>
+        <w:divId w:val="1856649827"/>
+        <w:rPr>
           <w:rFonts w:ascii="Georgia" w:eastAsia="Times New Roman" w:hAnsi="Georgia"/>
           <w:color w:val="3B524C"/>
           <w:sz w:val="18"/>
           <w:szCs w:val="18"/>
           <w:lang w:val="en"/>
         </w:rPr>
-        <w:t>Tech Stack:</w:t>
-      </w:r>
-      <w:r>
-        <w:rPr>
+      </w:pPr>
+      <w:r>
+        <w:rPr>
+          <w:rStyle w:val="Strong"/>
           <w:rFonts w:ascii="Georgia" w:eastAsia="Times New Roman" w:hAnsi="Georgia"/>
           <w:color w:val="3B524C"/>
           <w:sz w:val="18"/>
           <w:szCs w:val="18"/>
           <w:lang w:val="en"/>
         </w:rPr>
-        <w:t xml:space="preserve"> Epicor Kinetic ERP | BAQ (Business Activity Queries) | BPM (Business Process Management) | SQL Server | Data migration | Financial Management | Supply Chain Management</w:t>
-      </w:r>
-    </w:p>
-    <w:p>
-      <w:pPr>
-        <w:divId w:val="1140735041"/>
-        <w:rPr>
-          <w:rFonts w:ascii="Georgia" w:eastAsia="Times New Roman" w:hAnsi="Georgia"/>
-          <w:b/>
-          <w:bCs/>
-          <w:color w:val="14201C"/>
-          <w:sz w:val="21"/>
-          <w:szCs w:val="21"/>
-          <w:lang w:val="en"/>
-        </w:rPr>
-      </w:pPr>
-      <w:r>
-        <w:rPr>
-          <w:rFonts w:ascii="Georgia" w:eastAsia="Times New Roman" w:hAnsi="Georgia"/>
-          <w:b/>
-          <w:bCs/>
-          <w:color w:val="14201C"/>
-          <w:sz w:val="21"/>
-          <w:szCs w:val="21"/>
-          <w:lang w:val="en"/>
-        </w:rPr>
-        <w:t xml:space="preserve">MaatDrive — Business Management SaaS  |  </w:t>
-      </w:r>
-      <w:r>
-        <w:rPr>
-          <w:rStyle w:val="role2"/>
-          <w:rFonts w:ascii="Georgia" w:eastAsia="Times New Roman" w:hAnsi="Georgia"/>
-          <w:lang w:val="en"/>
-        </w:rPr>
-        <w:t>Architect &amp; Lead Developer</w:t>
-      </w:r>
-    </w:p>
-    <w:p>
-      <w:pPr>
-        <w:pStyle w:val="NormalWeb"/>
-        <w:divId w:val="170680395"/>
-        <w:rPr>
-          <w:rFonts w:ascii="Georgia" w:hAnsi="Georgia"/>
-          <w:color w:val="14201C"/>
-          <w:sz w:val="20"/>
-          <w:szCs w:val="20"/>
-          <w:lang w:val="en"/>
-        </w:rPr>
-      </w:pPr>
-      <w:r>
-        <w:rPr>
-          <w:rFonts w:ascii="Georgia" w:hAnsi="Georgia"/>
-          <w:color w:val="14201C"/>
-          <w:sz w:val="20"/>
-          <w:szCs w:val="20"/>
-          <w:lang w:val="en"/>
-        </w:rPr>
-        <w:t>A cloud-based business management SaaS platform built for trade, crafts and service companies serving the German market.</w:t>
-      </w:r>
-    </w:p>
-    <w:p>
-      <w:pPr>
-        <w:numPr>
-          <w:ilvl w:val="0"/>
-          <w:numId w:val="13"/>
-        </w:numPr>
-        <w:spacing w:before="100" w:beforeAutospacing="1" w:after="40"/>
-        <w:jc w:val="both"/>
-        <w:divId w:val="170680395"/>
-        <w:rPr>
-          <w:rFonts w:ascii="Georgia" w:eastAsia="Times New Roman" w:hAnsi="Georgia"/>
-          <w:color w:val="14201C"/>
-          <w:sz w:val="20"/>
-          <w:szCs w:val="20"/>
-          <w:lang w:val="en"/>
-        </w:rPr>
-      </w:pPr>
-      <w:r>
-        <w:rPr>
-          <w:rFonts w:ascii="Georgia" w:eastAsia="Times New Roman" w:hAnsi="Georgia"/>
-          <w:color w:val="14201C"/>
-          <w:sz w:val="20"/>
-          <w:szCs w:val="20"/>
-          <w:lang w:val="en"/>
-        </w:rPr>
-        <w:t>Customer Management</w:t>
-      </w:r>
-    </w:p>
-    <w:p>
-      <w:pPr>
-        <w:numPr>
-          <w:ilvl w:val="0"/>
-          <w:numId w:val="13"/>
-        </w:numPr>
-        <w:spacing w:before="100" w:beforeAutospacing="1" w:after="40"/>
-        <w:jc w:val="both"/>
-        <w:divId w:val="170680395"/>
-        <w:rPr>
-          <w:rFonts w:ascii="Georgia" w:eastAsia="Times New Roman" w:hAnsi="Georgia"/>
-          <w:color w:val="14201C"/>
-          <w:sz w:val="20"/>
-          <w:szCs w:val="20"/>
-          <w:lang w:val="en"/>
-        </w:rPr>
-      </w:pPr>
-      <w:r>
-        <w:rPr>
-          <w:rFonts w:ascii="Georgia" w:eastAsia="Times New Roman" w:hAnsi="Georgia"/>
-          <w:color w:val="14201C"/>
-          <w:sz w:val="20"/>
-          <w:szCs w:val="20"/>
-          <w:lang w:val="en"/>
-        </w:rPr>
-        <w:t>Inventory</w:t>
-      </w:r>
-    </w:p>
-    <w:p>
-      <w:pPr>
-        <w:numPr>
-          <w:ilvl w:val="0"/>
-          <w:numId w:val="13"/>
-        </w:numPr>
-        <w:spacing w:before="100" w:beforeAutospacing="1" w:after="40"/>
-        <w:jc w:val="both"/>
-        <w:divId w:val="170680395"/>
-        <w:rPr>
-          <w:rFonts w:ascii="Georgia" w:eastAsia="Times New Roman" w:hAnsi="Georgia"/>
-          <w:color w:val="14201C"/>
-          <w:sz w:val="20"/>
-          <w:szCs w:val="20"/>
-          <w:lang w:val="en"/>
-        </w:rPr>
-      </w:pPr>
-      <w:r>
-        <w:rPr>
-          <w:rFonts w:ascii="Georgia" w:eastAsia="Times New Roman" w:hAnsi="Georgia"/>
-          <w:color w:val="14201C"/>
-          <w:sz w:val="20"/>
-          <w:szCs w:val="20"/>
-          <w:lang w:val="en"/>
-        </w:rPr>
-        <w:t>Invoicing</w:t>
-      </w:r>
-    </w:p>
-    <w:p>
-      <w:pPr>
-        <w:numPr>
-          <w:ilvl w:val="0"/>
-          <w:numId w:val="13"/>
-        </w:numPr>
-        <w:spacing w:before="100" w:beforeAutospacing="1" w:after="40"/>
-        <w:jc w:val="both"/>
-        <w:divId w:val="170680395"/>
-        <w:rPr>
-          <w:rFonts w:ascii="Georgia" w:eastAsia="Times New Roman" w:hAnsi="Georgia"/>
-          <w:color w:val="14201C"/>
-          <w:sz w:val="20"/>
-          <w:szCs w:val="20"/>
-          <w:lang w:val="en"/>
-        </w:rPr>
-      </w:pPr>
-      <w:r>
-        <w:rPr>
-          <w:rFonts w:ascii="Georgia" w:eastAsia="Times New Roman" w:hAnsi="Georgia"/>
-          <w:color w:val="14201C"/>
-          <w:sz w:val="20"/>
-          <w:szCs w:val="20"/>
-          <w:lang w:val="en"/>
-        </w:rPr>
-        <w:t>Project Management</w:t>
-      </w:r>
-    </w:p>
-    <w:p>
-      <w:pPr>
-        <w:numPr>
-          <w:ilvl w:val="0"/>
-          <w:numId w:val="13"/>
-        </w:numPr>
-        <w:spacing w:before="100" w:beforeAutospacing="1" w:after="40"/>
-        <w:jc w:val="both"/>
-        <w:divId w:val="170680395"/>
-        <w:rPr>
-          <w:rFonts w:ascii="Georgia" w:eastAsia="Times New Roman" w:hAnsi="Georgia"/>
-          <w:color w:val="14201C"/>
-          <w:sz w:val="20"/>
-          <w:szCs w:val="20"/>
-          <w:lang w:val="en"/>
-        </w:rPr>
-      </w:pPr>
-      <w:r>
-        <w:rPr>
-          <w:rFonts w:ascii="Georgia" w:eastAsia="Times New Roman" w:hAnsi="Georgia"/>
-          <w:color w:val="14201C"/>
-          <w:sz w:val="20"/>
-          <w:szCs w:val="20"/>
-          <w:lang w:val="en"/>
-        </w:rPr>
-        <w:t>Accounting Preparation</w:t>
-      </w:r>
-    </w:p>
-    <w:p>
-      <w:pPr>
-        <w:numPr>
-          <w:ilvl w:val="0"/>
-          <w:numId w:val="13"/>
-        </w:numPr>
-        <w:spacing w:before="100" w:beforeAutospacing="1" w:after="40"/>
-        <w:jc w:val="both"/>
-        <w:divId w:val="170680395"/>
-        <w:rPr>
-          <w:rFonts w:ascii="Georgia" w:eastAsia="Times New Roman" w:hAnsi="Georgia"/>
-          <w:color w:val="14201C"/>
-          <w:sz w:val="20"/>
-          <w:szCs w:val="20"/>
-          <w:lang w:val="en"/>
-        </w:rPr>
-      </w:pPr>
-      <w:r>
-        <w:rPr>
-          <w:rFonts w:ascii="Georgia" w:eastAsia="Times New Roman" w:hAnsi="Georgia"/>
-          <w:color w:val="14201C"/>
-          <w:sz w:val="20"/>
-          <w:szCs w:val="20"/>
-          <w:lang w:val="en"/>
-        </w:rPr>
-        <w:t>Time Tracking</w:t>
-      </w:r>
-    </w:p>
-    <w:p>
-      <w:pPr>
-        <w:divId w:val="1856649827"/>
+        <w:t>Tech Stack:</w:t>
+      </w:r>
+      <w:r>
         <w:rPr>
           <w:rFonts w:ascii="Georgia" w:eastAsia="Times New Roman" w:hAnsi="Georgia"/>
           <w:color w:val="3B524C"/>
@@ -4672,27 +4645,305 @@
           <w:szCs w:val="18"/>
           <w:lang w:val="en"/>
         </w:rPr>
-      </w:pPr>
-      <w:r>
-        <w:rPr>
-          <w:rStyle w:val="Strong"/>
+        <w:t xml:space="preserve"> PHP Laravel | Next.js | React | MySQL | Bootstrap | Tailwind CSS | REST API | Multi-tenant SaaS</w:t>
+      </w:r>
+    </w:p>
+    <w:p>
+      <w:pPr>
+        <w:divId w:val="1319579121"/>
+        <w:rPr>
+          <w:rFonts w:ascii="Georgia" w:eastAsia="Times New Roman" w:hAnsi="Georgia"/>
+          <w:b/>
+          <w:bCs/>
+          <w:color w:val="14201C"/>
+          <w:sz w:val="21"/>
+          <w:szCs w:val="21"/>
+          <w:lang w:val="en"/>
+        </w:rPr>
+      </w:pPr>
+      <w:r>
+        <w:rPr>
+          <w:rFonts w:ascii="Georgia" w:eastAsia="Times New Roman" w:hAnsi="Georgia"/>
+          <w:b/>
+          <w:bCs/>
+          <w:color w:val="14201C"/>
+          <w:sz w:val="21"/>
+          <w:szCs w:val="21"/>
+          <w:lang w:val="en"/>
+        </w:rPr>
+        <w:t xml:space="preserve">Hadi Real Estate ERP — Land &amp; Plot Management  |  </w:t>
+      </w:r>
+      <w:r>
+        <w:rPr>
+          <w:rStyle w:val="role2"/>
+          <w:rFonts w:ascii="Georgia" w:eastAsia="Times New Roman" w:hAnsi="Georgia"/>
+          <w:lang w:val="en"/>
+        </w:rPr>
+        <w:t>Architect &amp; Lead Developer</w:t>
+      </w:r>
+    </w:p>
+    <w:p>
+      <w:pPr>
+        <w:pStyle w:val="NormalWeb"/>
+        <w:divId w:val="311570039"/>
+        <w:rPr>
+          <w:rFonts w:ascii="Georgia" w:hAnsi="Georgia"/>
+          <w:color w:val="14201C"/>
+          <w:sz w:val="20"/>
+          <w:szCs w:val="20"/>
+          <w:lang w:val="en"/>
+        </w:rPr>
+      </w:pPr>
+      <w:r>
+        <w:rPr>
+          <w:rFonts w:ascii="Georgia" w:hAnsi="Georgia"/>
+          <w:color w:val="14201C"/>
+          <w:sz w:val="20"/>
+          <w:szCs w:val="20"/>
+          <w:lang w:val="en"/>
+        </w:rPr>
+        <w:t xml:space="preserve">A web-based ERP built specifically for land development companies — projects, plots, bookings, instalments, land registration, landowners, accounts, HR and a customer portal, in English and </w:t>
+      </w:r>
+      <w:r>
+        <w:rPr>
+          <w:rFonts w:ascii="Georgia" w:hAnsi="Georgia" w:cs="Vrinda"/>
+          <w:color w:val="14201C"/>
+          <w:sz w:val="20"/>
+          <w:szCs w:val="20"/>
+          <w:cs/>
+          <w:lang w:val="en"/>
+        </w:rPr>
+        <w:t>বাংলা</w:t>
+      </w:r>
+      <w:r>
+        <w:rPr>
+          <w:rFonts w:ascii="Georgia" w:hAnsi="Georgia"/>
+          <w:color w:val="14201C"/>
+          <w:sz w:val="20"/>
+          <w:szCs w:val="20"/>
+          <w:lang w:val="en"/>
+        </w:rPr>
+        <w:t>, across more than twenty modules.</w:t>
+      </w:r>
+    </w:p>
+    <w:p>
+      <w:pPr>
+        <w:numPr>
+          <w:ilvl w:val="0"/>
+          <w:numId w:val="14"/>
+        </w:numPr>
+        <w:spacing w:before="100" w:beforeAutospacing="1" w:after="40"/>
+        <w:jc w:val="both"/>
+        <w:divId w:val="311570039"/>
+        <w:rPr>
+          <w:rFonts w:ascii="Georgia" w:eastAsia="Times New Roman" w:hAnsi="Georgia"/>
+          <w:color w:val="14201C"/>
+          <w:sz w:val="20"/>
+          <w:szCs w:val="20"/>
+          <w:lang w:val="en"/>
+        </w:rPr>
+      </w:pPr>
+      <w:r>
+        <w:rPr>
+          <w:rFonts w:ascii="Georgia" w:eastAsia="Times New Roman" w:hAnsi="Georgia"/>
+          <w:color w:val="14201C"/>
+          <w:sz w:val="20"/>
+          <w:szCs w:val="20"/>
+          <w:lang w:val="en"/>
+        </w:rPr>
+        <w:t>Projects, plots, blocks, road and area with a Mouza &amp; Dag master</w:t>
+      </w:r>
+    </w:p>
+    <w:p>
+      <w:pPr>
+        <w:numPr>
+          <w:ilvl w:val="0"/>
+          <w:numId w:val="14"/>
+        </w:numPr>
+        <w:spacing w:before="100" w:beforeAutospacing="1" w:after="40"/>
+        <w:jc w:val="both"/>
+        <w:divId w:val="311570039"/>
+        <w:rPr>
+          <w:rFonts w:ascii="Georgia" w:eastAsia="Times New Roman" w:hAnsi="Georgia"/>
+          <w:color w:val="14201C"/>
+          <w:sz w:val="20"/>
+          <w:szCs w:val="20"/>
+          <w:lang w:val="en"/>
+        </w:rPr>
+      </w:pPr>
+      <w:r>
+        <w:rPr>
+          <w:rFonts w:ascii="Georgia" w:eastAsia="Times New Roman" w:hAnsi="Georgia"/>
+          <w:color w:val="14201C"/>
+          <w:sz w:val="20"/>
+          <w:szCs w:val="20"/>
+          <w:lang w:val="en"/>
+        </w:rPr>
+        <w:t>Live plot inventory — sold, available, reserved, free</w:t>
+      </w:r>
+    </w:p>
+    <w:p>
+      <w:pPr>
+        <w:numPr>
+          <w:ilvl w:val="0"/>
+          <w:numId w:val="14"/>
+        </w:numPr>
+        <w:spacing w:before="100" w:beforeAutospacing="1" w:after="40"/>
+        <w:jc w:val="both"/>
+        <w:divId w:val="311570039"/>
+        <w:rPr>
+          <w:rFonts w:ascii="Georgia" w:eastAsia="Times New Roman" w:hAnsi="Georgia"/>
+          <w:color w:val="14201C"/>
+          <w:sz w:val="20"/>
+          <w:szCs w:val="20"/>
+          <w:lang w:val="en"/>
+        </w:rPr>
+      </w:pPr>
+      <w:r>
+        <w:rPr>
+          <w:rFonts w:ascii="Georgia" w:eastAsia="Times New Roman" w:hAnsi="Georgia"/>
+          <w:color w:val="14201C"/>
+          <w:sz w:val="20"/>
+          <w:szCs w:val="20"/>
+          <w:lang w:val="en"/>
+        </w:rPr>
+        <w:t>Customer bookings, agreements and down payments</w:t>
+      </w:r>
+    </w:p>
+    <w:p>
+      <w:pPr>
+        <w:numPr>
+          <w:ilvl w:val="0"/>
+          <w:numId w:val="14"/>
+        </w:numPr>
+        <w:spacing w:before="100" w:beforeAutospacing="1" w:after="40"/>
+        <w:jc w:val="both"/>
+        <w:divId w:val="311570039"/>
+        <w:rPr>
+          <w:rFonts w:ascii="Georgia" w:eastAsia="Times New Roman" w:hAnsi="Georgia"/>
+          <w:color w:val="14201C"/>
+          <w:sz w:val="20"/>
+          <w:szCs w:val="20"/>
+          <w:lang w:val="en"/>
+        </w:rPr>
+      </w:pPr>
+      <w:r>
+        <w:rPr>
+          <w:rFonts w:ascii="Georgia" w:eastAsia="Times New Roman" w:hAnsi="Georgia"/>
+          <w:color w:val="14201C"/>
+          <w:sz w:val="20"/>
+          <w:szCs w:val="20"/>
+          <w:lang w:val="en"/>
+        </w:rPr>
+        <w:t>Flexible instalments — monthly, two-monthly, quarterly, half-yearly, yearly</w:t>
+      </w:r>
+    </w:p>
+    <w:p>
+      <w:pPr>
+        <w:numPr>
+          <w:ilvl w:val="0"/>
+          <w:numId w:val="14"/>
+        </w:numPr>
+        <w:spacing w:before="100" w:beforeAutospacing="1" w:after="40"/>
+        <w:jc w:val="both"/>
+        <w:divId w:val="311570039"/>
+        <w:rPr>
+          <w:rFonts w:ascii="Georgia" w:eastAsia="Times New Roman" w:hAnsi="Georgia"/>
+          <w:color w:val="14201C"/>
+          <w:sz w:val="20"/>
+          <w:szCs w:val="20"/>
+          <w:lang w:val="en"/>
+        </w:rPr>
+      </w:pPr>
+      <w:r>
+        <w:rPr>
+          <w:rFonts w:ascii="Georgia" w:eastAsia="Times New Roman" w:hAnsi="Georgia"/>
+          <w:color w:val="14201C"/>
+          <w:sz w:val="20"/>
+          <w:szCs w:val="20"/>
+          <w:lang w:val="en"/>
+        </w:rPr>
+        <w:t>Auto due schedules, collection tracking and overdue alerts</w:t>
+      </w:r>
+    </w:p>
+    <w:p>
+      <w:pPr>
+        <w:numPr>
+          <w:ilvl w:val="0"/>
+          <w:numId w:val="14"/>
+        </w:numPr>
+        <w:spacing w:before="100" w:beforeAutospacing="1" w:after="40"/>
+        <w:jc w:val="both"/>
+        <w:divId w:val="311570039"/>
+        <w:rPr>
+          <w:rFonts w:ascii="Georgia" w:eastAsia="Times New Roman" w:hAnsi="Georgia"/>
+          <w:color w:val="14201C"/>
+          <w:sz w:val="20"/>
+          <w:szCs w:val="20"/>
+          <w:lang w:val="en"/>
+        </w:rPr>
+      </w:pPr>
+      <w:r>
+        <w:rPr>
+          <w:rFonts w:ascii="Georgia" w:eastAsia="Times New Roman" w:hAnsi="Georgia"/>
+          <w:color w:val="14201C"/>
+          <w:sz w:val="20"/>
+          <w:szCs w:val="20"/>
+          <w:lang w:val="en"/>
+        </w:rPr>
+        <w:t>Land registration by Mouza / Dag / CS / RS / City</w:t>
+      </w:r>
+    </w:p>
+    <w:p>
+      <w:pPr>
+        <w:numPr>
+          <w:ilvl w:val="0"/>
+          <w:numId w:val="14"/>
+        </w:numPr>
+        <w:spacing w:before="100" w:beforeAutospacing="1" w:after="40"/>
+        <w:jc w:val="both"/>
+        <w:divId w:val="311570039"/>
+        <w:rPr>
+          <w:rFonts w:ascii="Georgia" w:eastAsia="Times New Roman" w:hAnsi="Georgia"/>
+          <w:color w:val="14201C"/>
+          <w:sz w:val="20"/>
+          <w:szCs w:val="20"/>
+          <w:lang w:val="en"/>
+        </w:rPr>
+      </w:pPr>
+      <w:r>
+        <w:rPr>
+          <w:rFonts w:ascii="Georgia" w:eastAsia="Times New Roman" w:hAnsi="Georgia"/>
+          <w:color w:val="14201C"/>
+          <w:sz w:val="20"/>
+          <w:szCs w:val="20"/>
+          <w:lang w:val="en"/>
+        </w:rPr>
+        <w:t>Live land ledger — original versus registered versus available balance</w:t>
+      </w:r>
+    </w:p>
+    <w:p>
+      <w:pPr>
+        <w:divId w:val="985160234"/>
+        <w:rPr>
           <w:rFonts w:ascii="Georgia" w:eastAsia="Times New Roman" w:hAnsi="Georgia"/>
           <w:color w:val="3B524C"/>
           <w:sz w:val="18"/>
           <w:szCs w:val="18"/>
           <w:lang w:val="en"/>
         </w:rPr>
-        <w:t>Tech Stack:</w:t>
-      </w:r>
-      <w:r>
-        <w:rPr>
+      </w:pPr>
+      <w:r>
+        <w:rPr>
+          <w:rStyle w:val="Strong"/>
           <w:rFonts w:ascii="Georgia" w:eastAsia="Times New Roman" w:hAnsi="Georgia"/>
           <w:color w:val="3B524C"/>
           <w:sz w:val="18"/>
           <w:szCs w:val="18"/>
           <w:lang w:val="en"/>
         </w:rPr>
-        <w:t xml:space="preserve"> </w:t>
+        <w:lastRenderedPageBreak/>
+        <w:t>Tech Stack:</w:t>
       </w:r>
       <w:r>
         <w:rPr>
@@ -4702,12 +4953,12 @@
           <w:szCs w:val="18"/>
           <w:lang w:val="en"/>
         </w:rPr>
-        <w:t>PHP Laravel | Next.js | React | MySQL | Bootstrap | Tailwind CSS | REST API | Multi-tenant SaaS</w:t>
-      </w:r>
-    </w:p>
-    <w:p>
-      <w:pPr>
-        <w:divId w:val="1319579121"/>
+        <w:t xml:space="preserve"> PHP Laravel | MySQL | Blade | Bootstrap | jQuery &amp; AJAX | REST API | Chart.js | DataTables | Bengali PDF generation | SMS &amp; email gateway integration | Role-based access control | Cloud hosting</w:t>
+      </w:r>
+    </w:p>
+    <w:p>
+      <w:pPr>
+        <w:divId w:val="261575966"/>
         <w:rPr>
           <w:rFonts w:ascii="Georgia" w:eastAsia="Times New Roman" w:hAnsi="Georgia"/>
           <w:b/>
@@ -4728,7 +4979,7 @@
           <w:szCs w:val="21"/>
           <w:lang w:val="en"/>
         </w:rPr>
-        <w:t xml:space="preserve">Hadi Real Estate ERP — Land &amp; Plot Management  |  </w:t>
+        <w:t xml:space="preserve">Hadi Real Estate ERP — Building &amp; Property Management  |  </w:t>
       </w:r>
       <w:r>
         <w:rPr>
@@ -4742,7 +4993,7 @@
     <w:p>
       <w:pPr>
         <w:pStyle w:val="NormalWeb"/>
-        <w:divId w:val="311570039"/>
+        <w:divId w:val="974872477"/>
         <w:rPr>
           <w:rFonts w:ascii="Georgia" w:hAnsi="Georgia"/>
           <w:color w:val="14201C"/>
@@ -4759,229 +5010,208 @@
           <w:szCs w:val="20"/>
           <w:lang w:val="en"/>
         </w:rPr>
-        <w:t xml:space="preserve">A web-based ERP built specifically for land development companies — projects, plots, bookings, instalments, land registration, landowners, accounts, HR and a customer portal, in English and </w:t>
-      </w:r>
-      <w:r>
-        <w:rPr>
-          <w:rFonts w:ascii="Georgia" w:hAnsi="Georgia" w:cs="Vrinda"/>
-          <w:color w:val="14201C"/>
-          <w:sz w:val="20"/>
-          <w:szCs w:val="20"/>
-          <w:cs/>
-          <w:lang w:val="en"/>
-        </w:rPr>
-        <w:t>বাংলা</w:t>
-      </w:r>
-      <w:r>
-        <w:rPr>
-          <w:rFonts w:ascii="Georgia" w:hAnsi="Georgia"/>
-          <w:color w:val="14201C"/>
-          <w:sz w:val="20"/>
-          <w:szCs w:val="20"/>
-          <w:lang w:val="en"/>
-        </w:rPr>
-        <w:t>, across more than twenty modules.</w:t>
-      </w:r>
-    </w:p>
-    <w:p>
-      <w:pPr>
-        <w:numPr>
-          <w:ilvl w:val="0"/>
-          <w:numId w:val="14"/>
-        </w:numPr>
-        <w:spacing w:before="100" w:beforeAutospacing="1" w:after="40"/>
-        <w:jc w:val="both"/>
-        <w:divId w:val="311570039"/>
-        <w:rPr>
-          <w:rFonts w:ascii="Georgia" w:eastAsia="Times New Roman" w:hAnsi="Georgia"/>
-          <w:color w:val="14201C"/>
-          <w:sz w:val="20"/>
-          <w:szCs w:val="20"/>
-          <w:lang w:val="en"/>
-        </w:rPr>
-      </w:pPr>
-      <w:r>
-        <w:rPr>
-          <w:rFonts w:ascii="Georgia" w:eastAsia="Times New Roman" w:hAnsi="Georgia"/>
-          <w:color w:val="14201C"/>
-          <w:sz w:val="20"/>
-          <w:szCs w:val="20"/>
-          <w:lang w:val="en"/>
-        </w:rPr>
-        <w:t>Projects, plots, blocks, road and area with a Mouza &amp; Dag master</w:t>
-      </w:r>
-    </w:p>
-    <w:p>
-      <w:pPr>
-        <w:numPr>
-          <w:ilvl w:val="0"/>
-          <w:numId w:val="14"/>
-        </w:numPr>
-        <w:spacing w:before="100" w:beforeAutospacing="1" w:after="40"/>
-        <w:jc w:val="both"/>
-        <w:divId w:val="311570039"/>
-        <w:rPr>
-          <w:rFonts w:ascii="Georgia" w:eastAsia="Times New Roman" w:hAnsi="Georgia"/>
-          <w:color w:val="14201C"/>
-          <w:sz w:val="20"/>
-          <w:szCs w:val="20"/>
-          <w:lang w:val="en"/>
-        </w:rPr>
-      </w:pPr>
-      <w:r>
-        <w:rPr>
-          <w:rFonts w:ascii="Georgia" w:eastAsia="Times New Roman" w:hAnsi="Georgia"/>
-          <w:color w:val="14201C"/>
-          <w:sz w:val="20"/>
-          <w:szCs w:val="20"/>
-          <w:lang w:val="en"/>
-        </w:rPr>
-        <w:t>Live plot inventory — sold, available, reserved, free</w:t>
-      </w:r>
-    </w:p>
-    <w:p>
-      <w:pPr>
-        <w:numPr>
-          <w:ilvl w:val="0"/>
-          <w:numId w:val="14"/>
-        </w:numPr>
-        <w:spacing w:before="100" w:beforeAutospacing="1" w:after="40"/>
-        <w:jc w:val="both"/>
-        <w:divId w:val="311570039"/>
-        <w:rPr>
-          <w:rFonts w:ascii="Georgia" w:eastAsia="Times New Roman" w:hAnsi="Georgia"/>
-          <w:color w:val="14201C"/>
-          <w:sz w:val="20"/>
-          <w:szCs w:val="20"/>
-          <w:lang w:val="en"/>
-        </w:rPr>
-      </w:pPr>
-      <w:r>
-        <w:rPr>
-          <w:rFonts w:ascii="Georgia" w:eastAsia="Times New Roman" w:hAnsi="Georgia"/>
-          <w:color w:val="14201C"/>
-          <w:sz w:val="20"/>
-          <w:szCs w:val="20"/>
-          <w:lang w:val="en"/>
-        </w:rPr>
-        <w:t>Customer bookings, agreements and down payments</w:t>
-      </w:r>
-    </w:p>
-    <w:p>
-      <w:pPr>
-        <w:numPr>
-          <w:ilvl w:val="0"/>
-          <w:numId w:val="14"/>
-        </w:numPr>
-        <w:spacing w:before="100" w:beforeAutospacing="1" w:after="40"/>
-        <w:jc w:val="both"/>
-        <w:divId w:val="311570039"/>
-        <w:rPr>
-          <w:rFonts w:ascii="Georgia" w:eastAsia="Times New Roman" w:hAnsi="Georgia"/>
-          <w:color w:val="14201C"/>
-          <w:sz w:val="20"/>
-          <w:szCs w:val="20"/>
-          <w:lang w:val="en"/>
-        </w:rPr>
-      </w:pPr>
-      <w:r>
-        <w:rPr>
-          <w:rFonts w:ascii="Georgia" w:eastAsia="Times New Roman" w:hAnsi="Georgia"/>
-          <w:color w:val="14201C"/>
-          <w:sz w:val="20"/>
-          <w:szCs w:val="20"/>
-          <w:lang w:val="en"/>
-        </w:rPr>
-        <w:t>Flexible instalments — monthly, two-monthly, quarterly, half-yearly, yearly</w:t>
-      </w:r>
-    </w:p>
-    <w:p>
-      <w:pPr>
-        <w:numPr>
-          <w:ilvl w:val="0"/>
-          <w:numId w:val="14"/>
-        </w:numPr>
-        <w:spacing w:before="100" w:beforeAutospacing="1" w:after="40"/>
-        <w:jc w:val="both"/>
-        <w:divId w:val="311570039"/>
-        <w:rPr>
-          <w:rFonts w:ascii="Georgia" w:eastAsia="Times New Roman" w:hAnsi="Georgia"/>
-          <w:color w:val="14201C"/>
-          <w:sz w:val="20"/>
-          <w:szCs w:val="20"/>
-          <w:lang w:val="en"/>
-        </w:rPr>
-      </w:pPr>
-      <w:r>
-        <w:rPr>
-          <w:rFonts w:ascii="Georgia" w:eastAsia="Times New Roman" w:hAnsi="Georgia"/>
-          <w:color w:val="14201C"/>
-          <w:sz w:val="20"/>
-          <w:szCs w:val="20"/>
-          <w:lang w:val="en"/>
-        </w:rPr>
-        <w:t>Auto due schedules, collection tracking and overdue alerts</w:t>
-      </w:r>
-    </w:p>
-    <w:p>
-      <w:pPr>
-        <w:numPr>
-          <w:ilvl w:val="0"/>
-          <w:numId w:val="14"/>
-        </w:numPr>
-        <w:spacing w:before="100" w:beforeAutospacing="1" w:after="40"/>
-        <w:jc w:val="both"/>
-        <w:divId w:val="311570039"/>
-        <w:rPr>
-          <w:rFonts w:ascii="Georgia" w:eastAsia="Times New Roman" w:hAnsi="Georgia"/>
-          <w:color w:val="14201C"/>
-          <w:sz w:val="20"/>
-          <w:szCs w:val="20"/>
-          <w:lang w:val="en"/>
-        </w:rPr>
-      </w:pPr>
-      <w:r>
-        <w:rPr>
-          <w:rFonts w:ascii="Georgia" w:eastAsia="Times New Roman" w:hAnsi="Georgia"/>
-          <w:color w:val="14201C"/>
-          <w:sz w:val="20"/>
-          <w:szCs w:val="20"/>
-          <w:lang w:val="en"/>
-        </w:rPr>
-        <w:t>Land registration by Mouza / Dag / CS / RS / City</w:t>
-      </w:r>
-    </w:p>
-    <w:p>
-      <w:pPr>
-        <w:numPr>
-          <w:ilvl w:val="0"/>
-          <w:numId w:val="14"/>
-        </w:numPr>
-        <w:spacing w:before="100" w:beforeAutospacing="1" w:after="40"/>
-        <w:jc w:val="both"/>
-        <w:divId w:val="311570039"/>
-        <w:rPr>
-          <w:rFonts w:ascii="Georgia" w:eastAsia="Times New Roman" w:hAnsi="Georgia"/>
-          <w:color w:val="14201C"/>
-          <w:sz w:val="20"/>
-          <w:szCs w:val="20"/>
-          <w:lang w:val="en"/>
-        </w:rPr>
-      </w:pPr>
-      <w:r>
-        <w:rPr>
-          <w:rFonts w:ascii="Georgia" w:eastAsia="Times New Roman" w:hAnsi="Georgia"/>
-          <w:color w:val="14201C"/>
-          <w:sz w:val="20"/>
-          <w:szCs w:val="20"/>
-          <w:lang w:val="en"/>
-        </w:rPr>
-        <w:t>Live land ledger — original versus registered versus available balance</w:t>
-      </w:r>
-    </w:p>
-    <w:p>
-      <w:pPr>
-        <w:divId w:val="985160234"/>
+        <w:t>The property-side counterpart on the same ERP platform — projects broken into buildings, floors and units, sold on flexible instalment plans, with construction progress, contractor billing and hand-over tracked alongside the sale.</w:t>
+      </w:r>
+    </w:p>
+    <w:p>
+      <w:pPr>
+        <w:numPr>
+          <w:ilvl w:val="0"/>
+          <w:numId w:val="15"/>
+        </w:numPr>
+        <w:spacing w:before="100" w:beforeAutospacing="1" w:after="40"/>
+        <w:jc w:val="both"/>
+        <w:divId w:val="974872477"/>
+        <w:rPr>
+          <w:rFonts w:ascii="Georgia" w:eastAsia="Times New Roman" w:hAnsi="Georgia"/>
+          <w:color w:val="14201C"/>
+          <w:sz w:val="20"/>
+          <w:szCs w:val="20"/>
+          <w:lang w:val="en"/>
+        </w:rPr>
+      </w:pPr>
+      <w:r>
+        <w:rPr>
+          <w:rFonts w:ascii="Georgia" w:eastAsia="Times New Roman" w:hAnsi="Georgia"/>
+          <w:color w:val="14201C"/>
+          <w:sz w:val="20"/>
+          <w:szCs w:val="20"/>
+          <w:lang w:val="en"/>
+        </w:rPr>
+        <w:t>Project, building, floor and unit hierarchy</w:t>
+      </w:r>
+    </w:p>
+    <w:p>
+      <w:pPr>
+        <w:numPr>
+          <w:ilvl w:val="0"/>
+          <w:numId w:val="15"/>
+        </w:numPr>
+        <w:spacing w:before="100" w:beforeAutospacing="1" w:after="40"/>
+        <w:jc w:val="both"/>
+        <w:divId w:val="974872477"/>
+        <w:rPr>
+          <w:rFonts w:ascii="Georgia" w:eastAsia="Times New Roman" w:hAnsi="Georgia"/>
+          <w:color w:val="14201C"/>
+          <w:sz w:val="20"/>
+          <w:szCs w:val="20"/>
+          <w:lang w:val="en"/>
+        </w:rPr>
+      </w:pPr>
+      <w:r>
+        <w:rPr>
+          <w:rFonts w:ascii="Georgia" w:eastAsia="Times New Roman" w:hAnsi="Georgia"/>
+          <w:color w:val="14201C"/>
+          <w:sz w:val="20"/>
+          <w:szCs w:val="20"/>
+          <w:lang w:val="en"/>
+        </w:rPr>
+        <w:t>Unit register with size, type, facing and pricing</w:t>
+      </w:r>
+    </w:p>
+    <w:p>
+      <w:pPr>
+        <w:numPr>
+          <w:ilvl w:val="0"/>
+          <w:numId w:val="15"/>
+        </w:numPr>
+        <w:spacing w:before="100" w:beforeAutospacing="1" w:after="40"/>
+        <w:jc w:val="both"/>
+        <w:divId w:val="974872477"/>
+        <w:rPr>
+          <w:rFonts w:ascii="Georgia" w:eastAsia="Times New Roman" w:hAnsi="Georgia"/>
+          <w:color w:val="14201C"/>
+          <w:sz w:val="20"/>
+          <w:szCs w:val="20"/>
+          <w:lang w:val="en"/>
+        </w:rPr>
+      </w:pPr>
+      <w:r>
+        <w:rPr>
+          <w:rFonts w:ascii="Georgia" w:eastAsia="Times New Roman" w:hAnsi="Georgia"/>
+          <w:color w:val="14201C"/>
+          <w:sz w:val="20"/>
+          <w:szCs w:val="20"/>
+          <w:lang w:val="en"/>
+        </w:rPr>
+        <w:t>Live unit inventory — sold, available, reserved</w:t>
+      </w:r>
+    </w:p>
+    <w:p>
+      <w:pPr>
+        <w:numPr>
+          <w:ilvl w:val="0"/>
+          <w:numId w:val="15"/>
+        </w:numPr>
+        <w:spacing w:before="100" w:beforeAutospacing="1" w:after="40"/>
+        <w:jc w:val="both"/>
+        <w:divId w:val="974872477"/>
+        <w:rPr>
+          <w:rFonts w:ascii="Georgia" w:eastAsia="Times New Roman" w:hAnsi="Georgia"/>
+          <w:color w:val="14201C"/>
+          <w:sz w:val="20"/>
+          <w:szCs w:val="20"/>
+          <w:lang w:val="en"/>
+        </w:rPr>
+      </w:pPr>
+      <w:r>
+        <w:rPr>
+          <w:rFonts w:ascii="Georgia" w:eastAsia="Times New Roman" w:hAnsi="Georgia"/>
+          <w:color w:val="14201C"/>
+          <w:sz w:val="20"/>
+          <w:szCs w:val="20"/>
+          <w:lang w:val="en"/>
+        </w:rPr>
+        <w:t>Bookings, agreements and flexible instalment schedules</w:t>
+      </w:r>
+    </w:p>
+    <w:p>
+      <w:pPr>
+        <w:numPr>
+          <w:ilvl w:val="0"/>
+          <w:numId w:val="15"/>
+        </w:numPr>
+        <w:spacing w:before="100" w:beforeAutospacing="1" w:after="40"/>
+        <w:jc w:val="both"/>
+        <w:divId w:val="974872477"/>
+        <w:rPr>
+          <w:rFonts w:ascii="Georgia" w:eastAsia="Times New Roman" w:hAnsi="Georgia"/>
+          <w:color w:val="14201C"/>
+          <w:sz w:val="20"/>
+          <w:szCs w:val="20"/>
+          <w:lang w:val="en"/>
+        </w:rPr>
+      </w:pPr>
+      <w:r>
+        <w:rPr>
+          <w:rFonts w:ascii="Georgia" w:eastAsia="Times New Roman" w:hAnsi="Georgia"/>
+          <w:color w:val="14201C"/>
+          <w:sz w:val="20"/>
+          <w:szCs w:val="20"/>
+          <w:lang w:val="en"/>
+        </w:rPr>
+        <w:t>Collection posting with due and overdue tracking</w:t>
+      </w:r>
+    </w:p>
+    <w:p>
+      <w:pPr>
+        <w:numPr>
+          <w:ilvl w:val="0"/>
+          <w:numId w:val="15"/>
+        </w:numPr>
+        <w:spacing w:before="100" w:beforeAutospacing="1" w:after="40"/>
+        <w:jc w:val="both"/>
+        <w:divId w:val="974872477"/>
+        <w:rPr>
+          <w:rFonts w:ascii="Georgia" w:eastAsia="Times New Roman" w:hAnsi="Georgia"/>
+          <w:color w:val="14201C"/>
+          <w:sz w:val="20"/>
+          <w:szCs w:val="20"/>
+          <w:lang w:val="en"/>
+        </w:rPr>
+      </w:pPr>
+      <w:r>
+        <w:rPr>
+          <w:rFonts w:ascii="Georgia" w:eastAsia="Times New Roman" w:hAnsi="Georgia"/>
+          <w:color w:val="14201C"/>
+          <w:sz w:val="20"/>
+          <w:szCs w:val="20"/>
+          <w:lang w:val="en"/>
+        </w:rPr>
+        <w:t>Construction milestone and work-progress recording</w:t>
+      </w:r>
+    </w:p>
+    <w:p>
+      <w:pPr>
+        <w:numPr>
+          <w:ilvl w:val="0"/>
+          <w:numId w:val="15"/>
+        </w:numPr>
+        <w:spacing w:before="100" w:beforeAutospacing="1" w:after="40"/>
+        <w:jc w:val="both"/>
+        <w:divId w:val="974872477"/>
+        <w:rPr>
+          <w:rFonts w:ascii="Georgia" w:eastAsia="Times New Roman" w:hAnsi="Georgia"/>
+          <w:color w:val="14201C"/>
+          <w:sz w:val="20"/>
+          <w:szCs w:val="20"/>
+          <w:lang w:val="en"/>
+        </w:rPr>
+      </w:pPr>
+      <w:r>
+        <w:rPr>
+          <w:rFonts w:ascii="Georgia" w:eastAsia="Times New Roman" w:hAnsi="Georgia"/>
+          <w:color w:val="14201C"/>
+          <w:sz w:val="20"/>
+          <w:szCs w:val="20"/>
+          <w:lang w:val="en"/>
+        </w:rPr>
+        <w:t>Contractor and subcontractor billing</w:t>
+      </w:r>
+    </w:p>
+    <w:p>
+      <w:pPr>
+        <w:divId w:val="1746412291"/>
         <w:rPr>
           <w:rFonts w:ascii="Georgia" w:eastAsia="Times New Roman" w:hAnsi="Georgia"/>
           <w:color w:val="3B524C"/>
@@ -5009,9 +5239,265 @@
           <w:szCs w:val="18"/>
           <w:lang w:val="en"/>
         </w:rPr>
-        <w:t xml:space="preserve"> PHP Laravel | MySQL | Blade | Bootstrap | jQuery &amp; AJAX | REST API | Chart.js | DataTables | Bengali PDF generation | SMS &amp; </w:t>
-      </w:r>
-      <w:r>
+        <w:t xml:space="preserve"> PHP Laravel | MySQL | Blade | Bootstrap | jQuery &amp; AJAX | REST API | Chart.js | DataTables | Bengali PDF generation | SMS &amp; email gateway integration | Role-based access control | Cloud hosting</w:t>
+      </w:r>
+    </w:p>
+    <w:p>
+      <w:pPr>
+        <w:divId w:val="1060441972"/>
+        <w:rPr>
+          <w:rFonts w:ascii="Georgia" w:eastAsia="Times New Roman" w:hAnsi="Georgia"/>
+          <w:b/>
+          <w:bCs/>
+          <w:color w:val="14201C"/>
+          <w:sz w:val="21"/>
+          <w:szCs w:val="21"/>
+          <w:lang w:val="en"/>
+        </w:rPr>
+      </w:pPr>
+      <w:r>
+        <w:rPr>
+          <w:rFonts w:ascii="Georgia" w:eastAsia="Times New Roman" w:hAnsi="Georgia"/>
+          <w:b/>
+          <w:bCs/>
+          <w:color w:val="14201C"/>
+          <w:sz w:val="21"/>
+          <w:szCs w:val="21"/>
+          <w:lang w:val="en"/>
+        </w:rPr>
+        <w:t xml:space="preserve">Paper Free Automation  |  </w:t>
+      </w:r>
+      <w:r>
+        <w:rPr>
+          <w:rStyle w:val="role2"/>
+          <w:rFonts w:ascii="Georgia" w:eastAsia="Times New Roman" w:hAnsi="Georgia"/>
+          <w:lang w:val="en"/>
+        </w:rPr>
+        <w:t>Architect &amp; Lead Developer</w:t>
+      </w:r>
+    </w:p>
+    <w:p>
+      <w:pPr>
+        <w:pStyle w:val="NormalWeb"/>
+        <w:divId w:val="1685017454"/>
+        <w:rPr>
+          <w:rFonts w:ascii="Georgia" w:hAnsi="Georgia"/>
+          <w:color w:val="14201C"/>
+          <w:sz w:val="20"/>
+          <w:szCs w:val="20"/>
+          <w:lang w:val="en"/>
+        </w:rPr>
+      </w:pPr>
+      <w:r>
+        <w:rPr>
+          <w:rFonts w:ascii="Georgia" w:hAnsi="Georgia"/>
+          <w:color w:val="14201C"/>
+          <w:sz w:val="20"/>
+          <w:szCs w:val="20"/>
+          <w:lang w:val="en"/>
+        </w:rPr>
+        <w:t>The paperless side of the factory: requisitions, requests, approvals and registers built as digital forms with configurable routing, so a document moves through the organisation on its own instead of being carried between desks.</w:t>
+      </w:r>
+    </w:p>
+    <w:p>
+      <w:pPr>
+        <w:numPr>
+          <w:ilvl w:val="0"/>
+          <w:numId w:val="16"/>
+        </w:numPr>
+        <w:spacing w:before="100" w:beforeAutospacing="1" w:after="40"/>
+        <w:jc w:val="both"/>
+        <w:divId w:val="1685017454"/>
+        <w:rPr>
+          <w:rFonts w:ascii="Georgia" w:eastAsia="Times New Roman" w:hAnsi="Georgia"/>
+          <w:color w:val="14201C"/>
+          <w:sz w:val="20"/>
+          <w:szCs w:val="20"/>
+          <w:lang w:val="en"/>
+        </w:rPr>
+      </w:pPr>
+      <w:r>
+        <w:rPr>
+          <w:rFonts w:ascii="Georgia" w:eastAsia="Times New Roman" w:hAnsi="Georgia"/>
+          <w:color w:val="14201C"/>
+          <w:sz w:val="20"/>
+          <w:szCs w:val="20"/>
+          <w:lang w:val="en"/>
+        </w:rPr>
+        <w:t>Digital forms replacing paper requisitions, requests and registers</w:t>
+      </w:r>
+    </w:p>
+    <w:p>
+      <w:pPr>
+        <w:numPr>
+          <w:ilvl w:val="0"/>
+          <w:numId w:val="16"/>
+        </w:numPr>
+        <w:spacing w:before="100" w:beforeAutospacing="1" w:after="40"/>
+        <w:jc w:val="both"/>
+        <w:divId w:val="1685017454"/>
+        <w:rPr>
+          <w:rFonts w:ascii="Georgia" w:eastAsia="Times New Roman" w:hAnsi="Georgia"/>
+          <w:color w:val="14201C"/>
+          <w:sz w:val="20"/>
+          <w:szCs w:val="20"/>
+          <w:lang w:val="en"/>
+        </w:rPr>
+      </w:pPr>
+      <w:r>
+        <w:rPr>
+          <w:rFonts w:ascii="Georgia" w:eastAsia="Times New Roman" w:hAnsi="Georgia"/>
+          <w:color w:val="14201C"/>
+          <w:sz w:val="20"/>
+          <w:szCs w:val="20"/>
+          <w:lang w:val="en"/>
+        </w:rPr>
+        <w:t>Configurable approval routing by role and department</w:t>
+      </w:r>
+    </w:p>
+    <w:p>
+      <w:pPr>
+        <w:numPr>
+          <w:ilvl w:val="0"/>
+          <w:numId w:val="16"/>
+        </w:numPr>
+        <w:spacing w:before="100" w:beforeAutospacing="1" w:after="40"/>
+        <w:jc w:val="both"/>
+        <w:divId w:val="1685017454"/>
+        <w:rPr>
+          <w:rFonts w:ascii="Georgia" w:eastAsia="Times New Roman" w:hAnsi="Georgia"/>
+          <w:color w:val="14201C"/>
+          <w:sz w:val="20"/>
+          <w:szCs w:val="20"/>
+          <w:lang w:val="en"/>
+        </w:rPr>
+      </w:pPr>
+      <w:r>
+        <w:rPr>
+          <w:rFonts w:ascii="Georgia" w:eastAsia="Times New Roman" w:hAnsi="Georgia"/>
+          <w:color w:val="14201C"/>
+          <w:sz w:val="20"/>
+          <w:szCs w:val="20"/>
+          <w:lang w:val="en"/>
+        </w:rPr>
+        <w:t>Multi-level approvals with delegation and out-of-office handling</w:t>
+      </w:r>
+    </w:p>
+    <w:p>
+      <w:pPr>
+        <w:numPr>
+          <w:ilvl w:val="0"/>
+          <w:numId w:val="16"/>
+        </w:numPr>
+        <w:spacing w:before="100" w:beforeAutospacing="1" w:after="40"/>
+        <w:jc w:val="both"/>
+        <w:divId w:val="1685017454"/>
+        <w:rPr>
+          <w:rFonts w:ascii="Georgia" w:eastAsia="Times New Roman" w:hAnsi="Georgia"/>
+          <w:color w:val="14201C"/>
+          <w:sz w:val="20"/>
+          <w:szCs w:val="20"/>
+          <w:lang w:val="en"/>
+        </w:rPr>
+      </w:pPr>
+      <w:r>
+        <w:rPr>
+          <w:rFonts w:ascii="Georgia" w:eastAsia="Times New Roman" w:hAnsi="Georgia"/>
+          <w:color w:val="14201C"/>
+          <w:sz w:val="20"/>
+          <w:szCs w:val="20"/>
+          <w:lang w:val="en"/>
+        </w:rPr>
+        <w:t>Rejection with reason routed back to the originator</w:t>
+      </w:r>
+    </w:p>
+    <w:p>
+      <w:pPr>
+        <w:numPr>
+          <w:ilvl w:val="0"/>
+          <w:numId w:val="16"/>
+        </w:numPr>
+        <w:spacing w:before="100" w:beforeAutospacing="1" w:after="40"/>
+        <w:jc w:val="both"/>
+        <w:divId w:val="1685017454"/>
+        <w:rPr>
+          <w:rFonts w:ascii="Georgia" w:eastAsia="Times New Roman" w:hAnsi="Georgia"/>
+          <w:color w:val="14201C"/>
+          <w:sz w:val="20"/>
+          <w:szCs w:val="20"/>
+          <w:lang w:val="en"/>
+        </w:rPr>
+      </w:pPr>
+      <w:r>
+        <w:rPr>
+          <w:rFonts w:ascii="Georgia" w:eastAsia="Times New Roman" w:hAnsi="Georgia"/>
+          <w:color w:val="14201C"/>
+          <w:sz w:val="20"/>
+          <w:szCs w:val="20"/>
+          <w:lang w:val="en"/>
+        </w:rPr>
+        <w:t>File and document attachments on any form</w:t>
+      </w:r>
+    </w:p>
+    <w:p>
+      <w:pPr>
+        <w:numPr>
+          <w:ilvl w:val="0"/>
+          <w:numId w:val="16"/>
+        </w:numPr>
+        <w:spacing w:before="100" w:beforeAutospacing="1" w:after="40"/>
+        <w:jc w:val="both"/>
+        <w:divId w:val="1685017454"/>
+        <w:rPr>
+          <w:rFonts w:ascii="Georgia" w:eastAsia="Times New Roman" w:hAnsi="Georgia"/>
+          <w:color w:val="14201C"/>
+          <w:sz w:val="20"/>
+          <w:szCs w:val="20"/>
+          <w:lang w:val="en"/>
+        </w:rPr>
+      </w:pPr>
+      <w:r>
+        <w:rPr>
+          <w:rFonts w:ascii="Georgia" w:eastAsia="Times New Roman" w:hAnsi="Georgia"/>
+          <w:color w:val="14201C"/>
+          <w:sz w:val="20"/>
+          <w:szCs w:val="20"/>
+          <w:lang w:val="en"/>
+        </w:rPr>
+        <w:t>Live status tracking and full approval history per document</w:t>
+      </w:r>
+    </w:p>
+    <w:p>
+      <w:pPr>
+        <w:numPr>
+          <w:ilvl w:val="0"/>
+          <w:numId w:val="16"/>
+        </w:numPr>
+        <w:spacing w:before="100" w:beforeAutospacing="1" w:after="40"/>
+        <w:jc w:val="both"/>
+        <w:divId w:val="1685017454"/>
+        <w:rPr>
+          <w:rFonts w:ascii="Georgia" w:eastAsia="Times New Roman" w:hAnsi="Georgia"/>
+          <w:color w:val="14201C"/>
+          <w:sz w:val="20"/>
+          <w:szCs w:val="20"/>
+          <w:lang w:val="en"/>
+        </w:rPr>
+      </w:pPr>
+      <w:r>
+        <w:rPr>
+          <w:rFonts w:ascii="Georgia" w:eastAsia="Times New Roman" w:hAnsi="Georgia"/>
+          <w:color w:val="14201C"/>
+          <w:sz w:val="20"/>
+          <w:szCs w:val="20"/>
+          <w:lang w:val="en"/>
+        </w:rPr>
+        <w:t>Email and push notification on pending, approved and rejected actions</w:t>
+      </w:r>
+    </w:p>
+    <w:p>
+      <w:pPr>
+        <w:divId w:val="1649046358"/>
         <w:rPr>
           <w:rFonts w:ascii="Georgia" w:eastAsia="Times New Roman" w:hAnsi="Georgia"/>
           <w:color w:val="3B524C"/>
@@ -5019,285 +5505,285 @@
           <w:szCs w:val="18"/>
           <w:lang w:val="en"/>
         </w:rPr>
-        <w:t>email gateway integration | Role-based access control | Cloud hosting</w:t>
-      </w:r>
-    </w:p>
-    <w:p>
-      <w:pPr>
-        <w:divId w:val="261575966"/>
-        <w:rPr>
-          <w:rFonts w:ascii="Georgia" w:eastAsia="Times New Roman" w:hAnsi="Georgia"/>
-          <w:b/>
-          <w:bCs/>
-          <w:color w:val="14201C"/>
-          <w:sz w:val="21"/>
-          <w:szCs w:val="21"/>
-          <w:lang w:val="en"/>
-        </w:rPr>
-      </w:pPr>
-      <w:r>
-        <w:rPr>
-          <w:rFonts w:ascii="Georgia" w:eastAsia="Times New Roman" w:hAnsi="Georgia"/>
-          <w:b/>
-          <w:bCs/>
-          <w:color w:val="14201C"/>
-          <w:sz w:val="21"/>
-          <w:szCs w:val="21"/>
-          <w:lang w:val="en"/>
-        </w:rPr>
-        <w:t xml:space="preserve">Hadi Real Estate ERP — Building &amp; Property Management  |  </w:t>
-      </w:r>
-      <w:r>
-        <w:rPr>
-          <w:rStyle w:val="role2"/>
-          <w:rFonts w:ascii="Georgia" w:eastAsia="Times New Roman" w:hAnsi="Georgia"/>
-          <w:lang w:val="en"/>
-        </w:rPr>
-        <w:t>Architect &amp; Lead Developer</w:t>
-      </w:r>
-    </w:p>
-    <w:p>
-      <w:pPr>
-        <w:pStyle w:val="NormalWeb"/>
-        <w:divId w:val="974872477"/>
-        <w:rPr>
-          <w:rFonts w:ascii="Georgia" w:hAnsi="Georgia"/>
-          <w:color w:val="14201C"/>
-          <w:sz w:val="20"/>
-          <w:szCs w:val="20"/>
-          <w:lang w:val="en"/>
-        </w:rPr>
-      </w:pPr>
-      <w:r>
-        <w:rPr>
-          <w:rFonts w:ascii="Georgia" w:hAnsi="Georgia"/>
-          <w:color w:val="14201C"/>
-          <w:sz w:val="20"/>
-          <w:szCs w:val="20"/>
-          <w:lang w:val="en"/>
-        </w:rPr>
-        <w:t>The property-side counterpart on the same ERP platform — projects broken into buildings, floors and units, sold on flexible instalment plans, with construction progress, contractor billing and hand-over tracked alongside the sale.</w:t>
-      </w:r>
-    </w:p>
-    <w:p>
-      <w:pPr>
-        <w:numPr>
-          <w:ilvl w:val="0"/>
-          <w:numId w:val="15"/>
-        </w:numPr>
-        <w:spacing w:before="100" w:beforeAutospacing="1" w:after="40"/>
-        <w:jc w:val="both"/>
-        <w:divId w:val="974872477"/>
-        <w:rPr>
-          <w:rFonts w:ascii="Georgia" w:eastAsia="Times New Roman" w:hAnsi="Georgia"/>
-          <w:color w:val="14201C"/>
-          <w:sz w:val="20"/>
-          <w:szCs w:val="20"/>
-          <w:lang w:val="en"/>
-        </w:rPr>
-      </w:pPr>
-      <w:r>
-        <w:rPr>
-          <w:rFonts w:ascii="Georgia" w:eastAsia="Times New Roman" w:hAnsi="Georgia"/>
-          <w:color w:val="14201C"/>
-          <w:sz w:val="20"/>
-          <w:szCs w:val="20"/>
-          <w:lang w:val="en"/>
-        </w:rPr>
-        <w:t>Project, building, floor and unit hierarchy</w:t>
-      </w:r>
-    </w:p>
-    <w:p>
-      <w:pPr>
-        <w:numPr>
-          <w:ilvl w:val="0"/>
-          <w:numId w:val="15"/>
-        </w:numPr>
-        <w:spacing w:before="100" w:beforeAutospacing="1" w:after="40"/>
-        <w:jc w:val="both"/>
-        <w:divId w:val="974872477"/>
-        <w:rPr>
-          <w:rFonts w:ascii="Georgia" w:eastAsia="Times New Roman" w:hAnsi="Georgia"/>
-          <w:color w:val="14201C"/>
-          <w:sz w:val="20"/>
-          <w:szCs w:val="20"/>
-          <w:lang w:val="en"/>
-        </w:rPr>
-      </w:pPr>
-      <w:r>
-        <w:rPr>
-          <w:rFonts w:ascii="Georgia" w:eastAsia="Times New Roman" w:hAnsi="Georgia"/>
-          <w:color w:val="14201C"/>
-          <w:sz w:val="20"/>
-          <w:szCs w:val="20"/>
-          <w:lang w:val="en"/>
-        </w:rPr>
-        <w:t>Unit register with size, type, facing and pricing</w:t>
-      </w:r>
-    </w:p>
-    <w:p>
-      <w:pPr>
-        <w:numPr>
-          <w:ilvl w:val="0"/>
-          <w:numId w:val="15"/>
-        </w:numPr>
-        <w:spacing w:before="100" w:beforeAutospacing="1" w:after="40"/>
-        <w:jc w:val="both"/>
-        <w:divId w:val="974872477"/>
-        <w:rPr>
-          <w:rFonts w:ascii="Georgia" w:eastAsia="Times New Roman" w:hAnsi="Georgia"/>
-          <w:color w:val="14201C"/>
-          <w:sz w:val="20"/>
-          <w:szCs w:val="20"/>
-          <w:lang w:val="en"/>
-        </w:rPr>
-      </w:pPr>
-      <w:r>
-        <w:rPr>
-          <w:rFonts w:ascii="Georgia" w:eastAsia="Times New Roman" w:hAnsi="Georgia"/>
-          <w:color w:val="14201C"/>
-          <w:sz w:val="20"/>
-          <w:szCs w:val="20"/>
-          <w:lang w:val="en"/>
-        </w:rPr>
-        <w:t>Live unit inventory — sold, available, reserved</w:t>
-      </w:r>
-    </w:p>
-    <w:p>
-      <w:pPr>
-        <w:numPr>
-          <w:ilvl w:val="0"/>
-          <w:numId w:val="15"/>
-        </w:numPr>
-        <w:spacing w:before="100" w:beforeAutospacing="1" w:after="40"/>
-        <w:jc w:val="both"/>
-        <w:divId w:val="974872477"/>
-        <w:rPr>
-          <w:rFonts w:ascii="Georgia" w:eastAsia="Times New Roman" w:hAnsi="Georgia"/>
-          <w:color w:val="14201C"/>
-          <w:sz w:val="20"/>
-          <w:szCs w:val="20"/>
-          <w:lang w:val="en"/>
-        </w:rPr>
-      </w:pPr>
-      <w:r>
-        <w:rPr>
-          <w:rFonts w:ascii="Georgia" w:eastAsia="Times New Roman" w:hAnsi="Georgia"/>
-          <w:color w:val="14201C"/>
-          <w:sz w:val="20"/>
-          <w:szCs w:val="20"/>
-          <w:lang w:val="en"/>
-        </w:rPr>
-        <w:t>Bookings, agreements and flexible instalment schedules</w:t>
-      </w:r>
-    </w:p>
-    <w:p>
-      <w:pPr>
-        <w:numPr>
-          <w:ilvl w:val="0"/>
-          <w:numId w:val="15"/>
-        </w:numPr>
-        <w:spacing w:before="100" w:beforeAutospacing="1" w:after="40"/>
-        <w:jc w:val="both"/>
-        <w:divId w:val="974872477"/>
-        <w:rPr>
-          <w:rFonts w:ascii="Georgia" w:eastAsia="Times New Roman" w:hAnsi="Georgia"/>
-          <w:color w:val="14201C"/>
-          <w:sz w:val="20"/>
-          <w:szCs w:val="20"/>
-          <w:lang w:val="en"/>
-        </w:rPr>
-      </w:pPr>
-      <w:r>
-        <w:rPr>
-          <w:rFonts w:ascii="Georgia" w:eastAsia="Times New Roman" w:hAnsi="Georgia"/>
-          <w:color w:val="14201C"/>
-          <w:sz w:val="20"/>
-          <w:szCs w:val="20"/>
-          <w:lang w:val="en"/>
-        </w:rPr>
-        <w:t>Collection posting with due and overdue tracking</w:t>
-      </w:r>
-    </w:p>
-    <w:p>
-      <w:pPr>
-        <w:numPr>
-          <w:ilvl w:val="0"/>
-          <w:numId w:val="15"/>
-        </w:numPr>
-        <w:spacing w:before="100" w:beforeAutospacing="1" w:after="40"/>
-        <w:jc w:val="both"/>
-        <w:divId w:val="974872477"/>
-        <w:rPr>
-          <w:rFonts w:ascii="Georgia" w:eastAsia="Times New Roman" w:hAnsi="Georgia"/>
-          <w:color w:val="14201C"/>
-          <w:sz w:val="20"/>
-          <w:szCs w:val="20"/>
-          <w:lang w:val="en"/>
-        </w:rPr>
-      </w:pPr>
-      <w:r>
-        <w:rPr>
-          <w:rFonts w:ascii="Georgia" w:eastAsia="Times New Roman" w:hAnsi="Georgia"/>
-          <w:color w:val="14201C"/>
-          <w:sz w:val="20"/>
-          <w:szCs w:val="20"/>
-          <w:lang w:val="en"/>
-        </w:rPr>
-        <w:t>Construction milestone and work-progress recording</w:t>
-      </w:r>
-    </w:p>
-    <w:p>
-      <w:pPr>
-        <w:numPr>
-          <w:ilvl w:val="0"/>
-          <w:numId w:val="15"/>
-        </w:numPr>
-        <w:spacing w:before="100" w:beforeAutospacing="1" w:after="40"/>
-        <w:jc w:val="both"/>
-        <w:divId w:val="974872477"/>
-        <w:rPr>
-          <w:rFonts w:ascii="Georgia" w:eastAsia="Times New Roman" w:hAnsi="Georgia"/>
-          <w:color w:val="14201C"/>
-          <w:sz w:val="20"/>
-          <w:szCs w:val="20"/>
-          <w:lang w:val="en"/>
-        </w:rPr>
-      </w:pPr>
-      <w:r>
-        <w:rPr>
-          <w:rFonts w:ascii="Georgia" w:eastAsia="Times New Roman" w:hAnsi="Georgia"/>
-          <w:color w:val="14201C"/>
-          <w:sz w:val="20"/>
-          <w:szCs w:val="20"/>
-          <w:lang w:val="en"/>
-        </w:rPr>
-        <w:t>Contractor and subcontractor billing</w:t>
-      </w:r>
-    </w:p>
-    <w:p>
-      <w:pPr>
-        <w:divId w:val="1746412291"/>
-        <w:rPr>
+      </w:pPr>
+      <w:r>
+        <w:rPr>
+          <w:rStyle w:val="Strong"/>
           <w:rFonts w:ascii="Georgia" w:eastAsia="Times New Roman" w:hAnsi="Georgia"/>
           <w:color w:val="3B524C"/>
           <w:sz w:val="18"/>
           <w:szCs w:val="18"/>
           <w:lang w:val="en"/>
         </w:rPr>
-      </w:pPr>
-      <w:r>
-        <w:rPr>
-          <w:rStyle w:val="Strong"/>
+        <w:t>Tech Stack:</w:t>
+      </w:r>
+      <w:r>
+        <w:rPr>
           <w:rFonts w:ascii="Georgia" w:eastAsia="Times New Roman" w:hAnsi="Georgia"/>
           <w:color w:val="3B524C"/>
           <w:sz w:val="18"/>
           <w:szCs w:val="18"/>
           <w:lang w:val="en"/>
         </w:rPr>
-        <w:t>Tech Stack:</w:t>
-      </w:r>
-      <w:r>
+        <w:t xml:space="preserve"> ASP.NET Core Web API | C# | Entity Framework Core | Dapper ORM | MS SQL Server | Bootstrap | jQuery &amp; AJAX | REST API | Configurable workflow engine | PDF generation | Email &amp; push notification hooks</w:t>
+      </w:r>
+    </w:p>
+    <w:p>
+      <w:pPr>
+        <w:divId w:val="883754709"/>
+        <w:rPr>
+          <w:rFonts w:ascii="Georgia" w:eastAsia="Times New Roman" w:hAnsi="Georgia"/>
+          <w:b/>
+          <w:bCs/>
+          <w:color w:val="14201C"/>
+          <w:sz w:val="21"/>
+          <w:szCs w:val="21"/>
+          <w:lang w:val="en"/>
+        </w:rPr>
+      </w:pPr>
+      <w:r>
+        <w:rPr>
+          <w:rFonts w:ascii="Georgia" w:eastAsia="Times New Roman" w:hAnsi="Georgia"/>
+          <w:b/>
+          <w:bCs/>
+          <w:color w:val="14201C"/>
+          <w:sz w:val="21"/>
+          <w:szCs w:val="21"/>
+          <w:lang w:val="en"/>
+        </w:rPr>
+        <w:t xml:space="preserve">Canteen Meal Booking System  |  </w:t>
+      </w:r>
+      <w:r>
+        <w:rPr>
+          <w:rStyle w:val="role2"/>
+          <w:rFonts w:ascii="Georgia" w:eastAsia="Times New Roman" w:hAnsi="Georgia"/>
+          <w:lang w:val="en"/>
+        </w:rPr>
+        <w:t>Architect &amp; Lead Developer</w:t>
+      </w:r>
+    </w:p>
+    <w:p>
+      <w:pPr>
+        <w:pStyle w:val="NormalWeb"/>
+        <w:divId w:val="2022663372"/>
+        <w:rPr>
+          <w:rFonts w:ascii="Georgia" w:hAnsi="Georgia"/>
+          <w:color w:val="14201C"/>
+          <w:sz w:val="20"/>
+          <w:szCs w:val="20"/>
+          <w:lang w:val="en"/>
+        </w:rPr>
+      </w:pPr>
+      <w:r>
+        <w:rPr>
+          <w:rFonts w:ascii="Georgia" w:hAnsi="Georgia"/>
+          <w:color w:val="14201C"/>
+          <w:sz w:val="20"/>
+          <w:szCs w:val="20"/>
+          <w:lang w:val="en"/>
+        </w:rPr>
+        <w:t>An employee canteen management and meal booking platform — staff book lunch and dinner ahead of the deadline, the kitchen sees the real count in the morning, and the food that used to be cooked on a guess stops going in the bin.</w:t>
+      </w:r>
+    </w:p>
+    <w:p>
+      <w:pPr>
+        <w:numPr>
+          <w:ilvl w:val="0"/>
+          <w:numId w:val="17"/>
+        </w:numPr>
+        <w:spacing w:before="100" w:beforeAutospacing="1" w:after="40"/>
+        <w:jc w:val="both"/>
+        <w:divId w:val="2022663372"/>
+        <w:rPr>
+          <w:rFonts w:ascii="Georgia" w:eastAsia="Times New Roman" w:hAnsi="Georgia"/>
+          <w:color w:val="14201C"/>
+          <w:sz w:val="20"/>
+          <w:szCs w:val="20"/>
+          <w:lang w:val="en"/>
+        </w:rPr>
+      </w:pPr>
+      <w:r>
+        <w:rPr>
+          <w:rFonts w:ascii="Georgia" w:eastAsia="Times New Roman" w:hAnsi="Georgia"/>
+          <w:color w:val="14201C"/>
+          <w:sz w:val="20"/>
+          <w:szCs w:val="20"/>
+          <w:lang w:val="en"/>
+        </w:rPr>
+        <w:t>Three roles — Admin, Employee and Canteen Staff — with policy-based authorisation</w:t>
+      </w:r>
+    </w:p>
+    <w:p>
+      <w:pPr>
+        <w:numPr>
+          <w:ilvl w:val="0"/>
+          <w:numId w:val="17"/>
+        </w:numPr>
+        <w:spacing w:before="100" w:beforeAutospacing="1" w:after="40"/>
+        <w:jc w:val="both"/>
+        <w:divId w:val="2022663372"/>
+        <w:rPr>
+          <w:rFonts w:ascii="Georgia" w:eastAsia="Times New Roman" w:hAnsi="Georgia"/>
+          <w:color w:val="14201C"/>
+          <w:sz w:val="20"/>
+          <w:szCs w:val="20"/>
+          <w:lang w:val="en"/>
+        </w:rPr>
+      </w:pPr>
+      <w:r>
+        <w:rPr>
+          <w:rFonts w:ascii="Georgia" w:eastAsia="Times New Roman" w:hAnsi="Georgia"/>
+          <w:color w:val="14201C"/>
+          <w:sz w:val="20"/>
+          <w:szCs w:val="20"/>
+          <w:lang w:val="en"/>
+        </w:rPr>
+        <w:t>Calendar booking interface with live lunch and dinner availability</w:t>
+      </w:r>
+    </w:p>
+    <w:p>
+      <w:pPr>
+        <w:numPr>
+          <w:ilvl w:val="0"/>
+          <w:numId w:val="17"/>
+        </w:numPr>
+        <w:spacing w:before="100" w:beforeAutospacing="1" w:after="40"/>
+        <w:jc w:val="both"/>
+        <w:divId w:val="2022663372"/>
+        <w:rPr>
+          <w:rFonts w:ascii="Georgia" w:eastAsia="Times New Roman" w:hAnsi="Georgia"/>
+          <w:color w:val="14201C"/>
+          <w:sz w:val="20"/>
+          <w:szCs w:val="20"/>
+          <w:lang w:val="en"/>
+        </w:rPr>
+      </w:pPr>
+      <w:r>
+        <w:rPr>
+          <w:rFonts w:ascii="Georgia" w:eastAsia="Times New Roman" w:hAnsi="Georgia"/>
+          <w:color w:val="14201C"/>
+          <w:sz w:val="20"/>
+          <w:szCs w:val="20"/>
+          <w:lang w:val="en"/>
+        </w:rPr>
+        <w:t>Configurable booking rules — deadlines, advance days, quantity caps, meal toggles</w:t>
+      </w:r>
+    </w:p>
+    <w:p>
+      <w:pPr>
+        <w:numPr>
+          <w:ilvl w:val="0"/>
+          <w:numId w:val="17"/>
+        </w:numPr>
+        <w:spacing w:before="100" w:beforeAutospacing="1" w:after="40"/>
+        <w:jc w:val="both"/>
+        <w:divId w:val="2022663372"/>
+        <w:rPr>
+          <w:rFonts w:ascii="Georgia" w:eastAsia="Times New Roman" w:hAnsi="Georgia"/>
+          <w:color w:val="14201C"/>
+          <w:sz w:val="20"/>
+          <w:szCs w:val="20"/>
+          <w:lang w:val="en"/>
+        </w:rPr>
+      </w:pPr>
+      <w:r>
+        <w:rPr>
+          <w:rFonts w:ascii="Georgia" w:eastAsia="Times New Roman" w:hAnsi="Georgia"/>
+          <w:color w:val="14201C"/>
+          <w:sz w:val="20"/>
+          <w:szCs w:val="20"/>
+          <w:lang w:val="en"/>
+        </w:rPr>
+        <w:t>Daily menu management: main dish, sides, vegetable, dessert, beverage and notes</w:t>
+      </w:r>
+    </w:p>
+    <w:p>
+      <w:pPr>
+        <w:numPr>
+          <w:ilvl w:val="0"/>
+          <w:numId w:val="17"/>
+        </w:numPr>
+        <w:spacing w:before="100" w:beforeAutospacing="1" w:after="40"/>
+        <w:jc w:val="both"/>
+        <w:divId w:val="2022663372"/>
+        <w:rPr>
+          <w:rFonts w:ascii="Georgia" w:eastAsia="Times New Roman" w:hAnsi="Georgia"/>
+          <w:color w:val="14201C"/>
+          <w:sz w:val="20"/>
+          <w:szCs w:val="20"/>
+          <w:lang w:val="en"/>
+        </w:rPr>
+      </w:pPr>
+      <w:r>
+        <w:rPr>
+          <w:rFonts w:ascii="Georgia" w:eastAsia="Times New Roman" w:hAnsi="Georgia"/>
+          <w:color w:val="14201C"/>
+          <w:sz w:val="20"/>
+          <w:szCs w:val="20"/>
+          <w:lang w:val="en"/>
+        </w:rPr>
+        <w:t>Booking statuses — booked, cancelled, served, not served, expired</w:t>
+      </w:r>
+    </w:p>
+    <w:p>
+      <w:pPr>
+        <w:numPr>
+          <w:ilvl w:val="0"/>
+          <w:numId w:val="17"/>
+        </w:numPr>
+        <w:spacing w:before="100" w:beforeAutospacing="1" w:after="40"/>
+        <w:jc w:val="both"/>
+        <w:divId w:val="2022663372"/>
+        <w:rPr>
+          <w:rFonts w:ascii="Georgia" w:eastAsia="Times New Roman" w:hAnsi="Georgia"/>
+          <w:color w:val="14201C"/>
+          <w:sz w:val="20"/>
+          <w:szCs w:val="20"/>
+          <w:lang w:val="en"/>
+        </w:rPr>
+      </w:pPr>
+      <w:r>
+        <w:rPr>
+          <w:rFonts w:ascii="Georgia" w:eastAsia="Times New Roman" w:hAnsi="Georgia"/>
+          <w:color w:val="14201C"/>
+          <w:sz w:val="20"/>
+          <w:szCs w:val="20"/>
+          <w:lang w:val="en"/>
+        </w:rPr>
+        <w:t>Canteen staff operation panel with AJAX serve-marking and searchable booking list</w:t>
+      </w:r>
+    </w:p>
+    <w:p>
+      <w:pPr>
+        <w:numPr>
+          <w:ilvl w:val="0"/>
+          <w:numId w:val="17"/>
+        </w:numPr>
+        <w:spacing w:before="100" w:beforeAutospacing="1" w:after="40"/>
+        <w:jc w:val="both"/>
+        <w:divId w:val="2022663372"/>
+        <w:rPr>
+          <w:rFonts w:ascii="Georgia" w:eastAsia="Times New Roman" w:hAnsi="Georgia"/>
+          <w:color w:val="14201C"/>
+          <w:sz w:val="20"/>
+          <w:szCs w:val="20"/>
+          <w:lang w:val="en"/>
+        </w:rPr>
+      </w:pPr>
+      <w:r>
+        <w:rPr>
+          <w:rFonts w:ascii="Georgia" w:eastAsia="Times New Roman" w:hAnsi="Georgia"/>
+          <w:color w:val="14201C"/>
+          <w:sz w:val="20"/>
+          <w:szCs w:val="20"/>
+          <w:lang w:val="en"/>
+        </w:rPr>
+        <w:t>Holiday management — public, company, weekly and special working days</w:t>
+      </w:r>
+    </w:p>
+    <w:p>
+      <w:pPr>
+        <w:divId w:val="1544170839"/>
         <w:rPr>
           <w:rFonts w:ascii="Georgia" w:eastAsia="Times New Roman" w:hAnsi="Georgia"/>
           <w:color w:val="3B524C"/>
@@ -5305,285 +5791,286 @@
           <w:szCs w:val="18"/>
           <w:lang w:val="en"/>
         </w:rPr>
-        <w:t xml:space="preserve"> PHP Laravel | MySQL | Blade | Bootstrap | jQuery &amp; AJAX | REST API | Chart.js | DataTables | Bengali PDF generation | SMS &amp; email gateway integration | Role-based access control | Cloud hosting</w:t>
-      </w:r>
-    </w:p>
-    <w:p>
-      <w:pPr>
-        <w:divId w:val="1060441972"/>
-        <w:rPr>
-          <w:rFonts w:ascii="Georgia" w:eastAsia="Times New Roman" w:hAnsi="Georgia"/>
-          <w:b/>
-          <w:bCs/>
-          <w:color w:val="14201C"/>
-          <w:sz w:val="21"/>
-          <w:szCs w:val="21"/>
-          <w:lang w:val="en"/>
-        </w:rPr>
-      </w:pPr>
-      <w:r>
-        <w:rPr>
-          <w:rFonts w:ascii="Georgia" w:eastAsia="Times New Roman" w:hAnsi="Georgia"/>
-          <w:b/>
-          <w:bCs/>
-          <w:color w:val="14201C"/>
-          <w:sz w:val="21"/>
-          <w:szCs w:val="21"/>
-          <w:lang w:val="en"/>
-        </w:rPr>
-        <w:t xml:space="preserve">Paper Free Automation  |  </w:t>
-      </w:r>
-      <w:r>
-        <w:rPr>
-          <w:rStyle w:val="role2"/>
-          <w:rFonts w:ascii="Georgia" w:eastAsia="Times New Roman" w:hAnsi="Georgia"/>
-          <w:lang w:val="en"/>
-        </w:rPr>
-        <w:t>Architect &amp; Lead Developer</w:t>
-      </w:r>
-    </w:p>
-    <w:p>
-      <w:pPr>
-        <w:pStyle w:val="NormalWeb"/>
-        <w:divId w:val="1685017454"/>
-        <w:rPr>
-          <w:rFonts w:ascii="Georgia" w:hAnsi="Georgia"/>
-          <w:color w:val="14201C"/>
-          <w:sz w:val="20"/>
-          <w:szCs w:val="20"/>
-          <w:lang w:val="en"/>
-        </w:rPr>
-      </w:pPr>
-      <w:r>
-        <w:rPr>
-          <w:rFonts w:ascii="Georgia" w:hAnsi="Georgia"/>
-          <w:color w:val="14201C"/>
-          <w:sz w:val="20"/>
-          <w:szCs w:val="20"/>
-          <w:lang w:val="en"/>
-        </w:rPr>
-        <w:t>The paperless side of the factory: requisitions, requests, approvals and registers built as digital forms with configurable routing, so a document moves through the organisation on its own instead of being carried between desks.</w:t>
-      </w:r>
-    </w:p>
-    <w:p>
-      <w:pPr>
-        <w:numPr>
-          <w:ilvl w:val="0"/>
-          <w:numId w:val="16"/>
-        </w:numPr>
-        <w:spacing w:before="100" w:beforeAutospacing="1" w:after="40"/>
-        <w:jc w:val="both"/>
-        <w:divId w:val="1685017454"/>
-        <w:rPr>
-          <w:rFonts w:ascii="Georgia" w:eastAsia="Times New Roman" w:hAnsi="Georgia"/>
-          <w:color w:val="14201C"/>
-          <w:sz w:val="20"/>
-          <w:szCs w:val="20"/>
-          <w:lang w:val="en"/>
-        </w:rPr>
-      </w:pPr>
-      <w:r>
-        <w:rPr>
-          <w:rFonts w:ascii="Georgia" w:eastAsia="Times New Roman" w:hAnsi="Georgia"/>
-          <w:color w:val="14201C"/>
-          <w:sz w:val="20"/>
-          <w:szCs w:val="20"/>
-          <w:lang w:val="en"/>
-        </w:rPr>
-        <w:t>Digital forms replacing paper requisitions, requests and registers</w:t>
-      </w:r>
-    </w:p>
-    <w:p>
-      <w:pPr>
-        <w:numPr>
-          <w:ilvl w:val="0"/>
-          <w:numId w:val="16"/>
-        </w:numPr>
-        <w:spacing w:before="100" w:beforeAutospacing="1" w:after="40"/>
-        <w:jc w:val="both"/>
-        <w:divId w:val="1685017454"/>
-        <w:rPr>
-          <w:rFonts w:ascii="Georgia" w:eastAsia="Times New Roman" w:hAnsi="Georgia"/>
-          <w:color w:val="14201C"/>
-          <w:sz w:val="20"/>
-          <w:szCs w:val="20"/>
-          <w:lang w:val="en"/>
-        </w:rPr>
-      </w:pPr>
-      <w:r>
-        <w:rPr>
-          <w:rFonts w:ascii="Georgia" w:eastAsia="Times New Roman" w:hAnsi="Georgia"/>
-          <w:color w:val="14201C"/>
-          <w:sz w:val="20"/>
-          <w:szCs w:val="20"/>
-          <w:lang w:val="en"/>
-        </w:rPr>
-        <w:t>Configurable approval routing by role and department</w:t>
-      </w:r>
-    </w:p>
-    <w:p>
-      <w:pPr>
-        <w:numPr>
-          <w:ilvl w:val="0"/>
-          <w:numId w:val="16"/>
-        </w:numPr>
-        <w:spacing w:before="100" w:beforeAutospacing="1" w:after="40"/>
-        <w:jc w:val="both"/>
-        <w:divId w:val="1685017454"/>
-        <w:rPr>
-          <w:rFonts w:ascii="Georgia" w:eastAsia="Times New Roman" w:hAnsi="Georgia"/>
-          <w:color w:val="14201C"/>
-          <w:sz w:val="20"/>
-          <w:szCs w:val="20"/>
-          <w:lang w:val="en"/>
-        </w:rPr>
-      </w:pPr>
-      <w:r>
-        <w:rPr>
-          <w:rFonts w:ascii="Georgia" w:eastAsia="Times New Roman" w:hAnsi="Georgia"/>
-          <w:color w:val="14201C"/>
-          <w:sz w:val="20"/>
-          <w:szCs w:val="20"/>
-          <w:lang w:val="en"/>
-        </w:rPr>
-        <w:t>Multi-level approvals with delegation and out-of-office handling</w:t>
-      </w:r>
-    </w:p>
-    <w:p>
-      <w:pPr>
-        <w:numPr>
-          <w:ilvl w:val="0"/>
-          <w:numId w:val="16"/>
-        </w:numPr>
-        <w:spacing w:before="100" w:beforeAutospacing="1" w:after="40"/>
-        <w:jc w:val="both"/>
-        <w:divId w:val="1685017454"/>
-        <w:rPr>
-          <w:rFonts w:ascii="Georgia" w:eastAsia="Times New Roman" w:hAnsi="Georgia"/>
-          <w:color w:val="14201C"/>
-          <w:sz w:val="20"/>
-          <w:szCs w:val="20"/>
-          <w:lang w:val="en"/>
-        </w:rPr>
-      </w:pPr>
-      <w:r>
-        <w:rPr>
-          <w:rFonts w:ascii="Georgia" w:eastAsia="Times New Roman" w:hAnsi="Georgia"/>
-          <w:color w:val="14201C"/>
-          <w:sz w:val="20"/>
-          <w:szCs w:val="20"/>
-          <w:lang w:val="en"/>
-        </w:rPr>
-        <w:t>Rejection with reason routed back to the originator</w:t>
-      </w:r>
-    </w:p>
-    <w:p>
-      <w:pPr>
-        <w:numPr>
-          <w:ilvl w:val="0"/>
-          <w:numId w:val="16"/>
-        </w:numPr>
-        <w:spacing w:before="100" w:beforeAutospacing="1" w:after="40"/>
-        <w:jc w:val="both"/>
-        <w:divId w:val="1685017454"/>
-        <w:rPr>
-          <w:rFonts w:ascii="Georgia" w:eastAsia="Times New Roman" w:hAnsi="Georgia"/>
-          <w:color w:val="14201C"/>
-          <w:sz w:val="20"/>
-          <w:szCs w:val="20"/>
-          <w:lang w:val="en"/>
-        </w:rPr>
-      </w:pPr>
-      <w:r>
-        <w:rPr>
-          <w:rFonts w:ascii="Georgia" w:eastAsia="Times New Roman" w:hAnsi="Georgia"/>
-          <w:color w:val="14201C"/>
-          <w:sz w:val="20"/>
-          <w:szCs w:val="20"/>
-          <w:lang w:val="en"/>
-        </w:rPr>
-        <w:t>File and document attachments on any form</w:t>
-      </w:r>
-    </w:p>
-    <w:p>
-      <w:pPr>
-        <w:numPr>
-          <w:ilvl w:val="0"/>
-          <w:numId w:val="16"/>
-        </w:numPr>
-        <w:spacing w:before="100" w:beforeAutospacing="1" w:after="40"/>
-        <w:jc w:val="both"/>
-        <w:divId w:val="1685017454"/>
-        <w:rPr>
-          <w:rFonts w:ascii="Georgia" w:eastAsia="Times New Roman" w:hAnsi="Georgia"/>
-          <w:color w:val="14201C"/>
-          <w:sz w:val="20"/>
-          <w:szCs w:val="20"/>
-          <w:lang w:val="en"/>
-        </w:rPr>
-      </w:pPr>
-      <w:r>
-        <w:rPr>
-          <w:rFonts w:ascii="Georgia" w:eastAsia="Times New Roman" w:hAnsi="Georgia"/>
-          <w:color w:val="14201C"/>
-          <w:sz w:val="20"/>
-          <w:szCs w:val="20"/>
-          <w:lang w:val="en"/>
-        </w:rPr>
-        <w:t>Live status tracking and full approval history per document</w:t>
-      </w:r>
-    </w:p>
-    <w:p>
-      <w:pPr>
-        <w:numPr>
-          <w:ilvl w:val="0"/>
-          <w:numId w:val="16"/>
-        </w:numPr>
-        <w:spacing w:before="100" w:beforeAutospacing="1" w:after="40"/>
-        <w:jc w:val="both"/>
-        <w:divId w:val="1685017454"/>
-        <w:rPr>
-          <w:rFonts w:ascii="Georgia" w:eastAsia="Times New Roman" w:hAnsi="Georgia"/>
-          <w:color w:val="14201C"/>
-          <w:sz w:val="20"/>
-          <w:szCs w:val="20"/>
-          <w:lang w:val="en"/>
-        </w:rPr>
-      </w:pPr>
-      <w:r>
-        <w:rPr>
-          <w:rFonts w:ascii="Georgia" w:eastAsia="Times New Roman" w:hAnsi="Georgia"/>
-          <w:color w:val="14201C"/>
-          <w:sz w:val="20"/>
-          <w:szCs w:val="20"/>
-          <w:lang w:val="en"/>
-        </w:rPr>
-        <w:t>Email and push notification on pending, approved and rejected actions</w:t>
-      </w:r>
-    </w:p>
-    <w:p>
-      <w:pPr>
-        <w:divId w:val="1649046358"/>
-        <w:rPr>
+      </w:pPr>
+      <w:r>
+        <w:rPr>
+          <w:rStyle w:val="Strong"/>
           <w:rFonts w:ascii="Georgia" w:eastAsia="Times New Roman" w:hAnsi="Georgia"/>
           <w:color w:val="3B524C"/>
           <w:sz w:val="18"/>
           <w:szCs w:val="18"/>
           <w:lang w:val="en"/>
         </w:rPr>
-      </w:pPr>
-      <w:r>
-        <w:rPr>
-          <w:rStyle w:val="Strong"/>
+        <w:t>Tech Stack:</w:t>
+      </w:r>
+      <w:r>
+        <w:rPr>
           <w:rFonts w:ascii="Georgia" w:eastAsia="Times New Roman" w:hAnsi="Georgia"/>
           <w:color w:val="3B524C"/>
           <w:sz w:val="18"/>
           <w:szCs w:val="18"/>
           <w:lang w:val="en"/>
         </w:rPr>
-        <w:t>Tech Stack:</w:t>
-      </w:r>
-      <w:r>
+        <w:t xml:space="preserve"> PHP Laravel | Laravel MVC | Blade components | Eloquent ORM | MySQL | Bootstrap | jQuery &amp; AJAX | Chart.js | DataTables | SweetAlert | Select2 | Laravel policies &amp; middleware</w:t>
+      </w:r>
+    </w:p>
+    <w:p>
+      <w:pPr>
+        <w:divId w:val="332533363"/>
+        <w:rPr>
+          <w:rFonts w:ascii="Georgia" w:eastAsia="Times New Roman" w:hAnsi="Georgia"/>
+          <w:b/>
+          <w:bCs/>
+          <w:color w:val="14201C"/>
+          <w:sz w:val="21"/>
+          <w:szCs w:val="21"/>
+          <w:lang w:val="en"/>
+        </w:rPr>
+      </w:pPr>
+      <w:r>
+        <w:rPr>
+          <w:rFonts w:ascii="Georgia" w:eastAsia="Times New Roman" w:hAnsi="Georgia"/>
+          <w:b/>
+          <w:bCs/>
+          <w:color w:val="14201C"/>
+          <w:sz w:val="21"/>
+          <w:szCs w:val="21"/>
+          <w:lang w:val="en"/>
+        </w:rPr>
+        <w:t xml:space="preserve">Restaurant POS — Point of Sale &amp; Management  |  </w:t>
+      </w:r>
+      <w:r>
+        <w:rPr>
+          <w:rStyle w:val="role2"/>
+          <w:rFonts w:ascii="Georgia" w:eastAsia="Times New Roman" w:hAnsi="Georgia"/>
+          <w:lang w:val="en"/>
+        </w:rPr>
+        <w:t>Architect &amp; Lead Developer</w:t>
+      </w:r>
+    </w:p>
+    <w:p>
+      <w:pPr>
+        <w:pStyle w:val="NormalWeb"/>
+        <w:divId w:val="1714580168"/>
+        <w:rPr>
+          <w:rFonts w:ascii="Georgia" w:hAnsi="Georgia"/>
+          <w:color w:val="14201C"/>
+          <w:sz w:val="20"/>
+          <w:szCs w:val="20"/>
+          <w:lang w:val="en"/>
+        </w:rPr>
+      </w:pPr>
+      <w:r>
+        <w:rPr>
+          <w:rFonts w:ascii="Georgia" w:hAnsi="Georgia"/>
+          <w:color w:val="14201C"/>
+          <w:sz w:val="20"/>
+          <w:szCs w:val="20"/>
+          <w:lang w:val="en"/>
+        </w:rPr>
+        <w:t>A restaurant point of sale and management system — table plan and dine-in service, kitchen order tickets, split and merge billing, recipe-driven stock deduction, and the Z-report the manager closes the shift on.</w:t>
+      </w:r>
+    </w:p>
+    <w:p>
+      <w:pPr>
+        <w:numPr>
+          <w:ilvl w:val="0"/>
+          <w:numId w:val="18"/>
+        </w:numPr>
+        <w:spacing w:before="100" w:beforeAutospacing="1" w:after="40"/>
+        <w:jc w:val="both"/>
+        <w:divId w:val="1714580168"/>
+        <w:rPr>
+          <w:rFonts w:ascii="Georgia" w:eastAsia="Times New Roman" w:hAnsi="Georgia"/>
+          <w:color w:val="14201C"/>
+          <w:sz w:val="20"/>
+          <w:szCs w:val="20"/>
+          <w:lang w:val="en"/>
+        </w:rPr>
+      </w:pPr>
+      <w:r>
+        <w:rPr>
+          <w:rFonts w:ascii="Georgia" w:eastAsia="Times New Roman" w:hAnsi="Georgia"/>
+          <w:color w:val="14201C"/>
+          <w:sz w:val="20"/>
+          <w:szCs w:val="20"/>
+          <w:lang w:val="en"/>
+        </w:rPr>
+        <w:lastRenderedPageBreak/>
+        <w:t>Floor plan and table management for dine-in service</w:t>
+      </w:r>
+    </w:p>
+    <w:p>
+      <w:pPr>
+        <w:numPr>
+          <w:ilvl w:val="0"/>
+          <w:numId w:val="18"/>
+        </w:numPr>
+        <w:spacing w:before="100" w:beforeAutospacing="1" w:after="40"/>
+        <w:jc w:val="both"/>
+        <w:divId w:val="1714580168"/>
+        <w:rPr>
+          <w:rFonts w:ascii="Georgia" w:eastAsia="Times New Roman" w:hAnsi="Georgia"/>
+          <w:color w:val="14201C"/>
+          <w:sz w:val="20"/>
+          <w:szCs w:val="20"/>
+          <w:lang w:val="en"/>
+        </w:rPr>
+      </w:pPr>
+      <w:r>
+        <w:rPr>
+          <w:rFonts w:ascii="Georgia" w:eastAsia="Times New Roman" w:hAnsi="Georgia"/>
+          <w:color w:val="14201C"/>
+          <w:sz w:val="20"/>
+          <w:szCs w:val="20"/>
+          <w:lang w:val="en"/>
+        </w:rPr>
+        <w:t>Fast order screen with offline-first capture and automatic sync</w:t>
+      </w:r>
+    </w:p>
+    <w:p>
+      <w:pPr>
+        <w:numPr>
+          <w:ilvl w:val="0"/>
+          <w:numId w:val="18"/>
+        </w:numPr>
+        <w:spacing w:before="100" w:beforeAutospacing="1" w:after="40"/>
+        <w:jc w:val="both"/>
+        <w:divId w:val="1714580168"/>
+        <w:rPr>
+          <w:rFonts w:ascii="Georgia" w:eastAsia="Times New Roman" w:hAnsi="Georgia"/>
+          <w:color w:val="14201C"/>
+          <w:sz w:val="20"/>
+          <w:szCs w:val="20"/>
+          <w:lang w:val="en"/>
+        </w:rPr>
+      </w:pPr>
+      <w:r>
+        <w:rPr>
+          <w:rFonts w:ascii="Georgia" w:eastAsia="Times New Roman" w:hAnsi="Georgia"/>
+          <w:color w:val="14201C"/>
+          <w:sz w:val="20"/>
+          <w:szCs w:val="20"/>
+          <w:lang w:val="en"/>
+        </w:rPr>
+        <w:t>Category-based kitchen order tickets to multiple kitchens</w:t>
+      </w:r>
+    </w:p>
+    <w:p>
+      <w:pPr>
+        <w:numPr>
+          <w:ilvl w:val="0"/>
+          <w:numId w:val="18"/>
+        </w:numPr>
+        <w:spacing w:before="100" w:beforeAutospacing="1" w:after="40"/>
+        <w:jc w:val="both"/>
+        <w:divId w:val="1714580168"/>
+        <w:rPr>
+          <w:rFonts w:ascii="Georgia" w:eastAsia="Times New Roman" w:hAnsi="Georgia"/>
+          <w:color w:val="14201C"/>
+          <w:sz w:val="20"/>
+          <w:szCs w:val="20"/>
+          <w:lang w:val="en"/>
+        </w:rPr>
+      </w:pPr>
+      <w:r>
+        <w:rPr>
+          <w:rFonts w:ascii="Georgia" w:eastAsia="Times New Roman" w:hAnsi="Georgia"/>
+          <w:color w:val="14201C"/>
+          <w:sz w:val="20"/>
+          <w:szCs w:val="20"/>
+          <w:lang w:val="en"/>
+        </w:rPr>
+        <w:t>Split and merge billing across tables and parties</w:t>
+      </w:r>
+    </w:p>
+    <w:p>
+      <w:pPr>
+        <w:numPr>
+          <w:ilvl w:val="0"/>
+          <w:numId w:val="18"/>
+        </w:numPr>
+        <w:spacing w:before="100" w:beforeAutospacing="1" w:after="40"/>
+        <w:jc w:val="both"/>
+        <w:divId w:val="1714580168"/>
+        <w:rPr>
+          <w:rFonts w:ascii="Georgia" w:eastAsia="Times New Roman" w:hAnsi="Georgia"/>
+          <w:color w:val="14201C"/>
+          <w:sz w:val="20"/>
+          <w:szCs w:val="20"/>
+          <w:lang w:val="en"/>
+        </w:rPr>
+      </w:pPr>
+      <w:r>
+        <w:rPr>
+          <w:rFonts w:ascii="Georgia" w:eastAsia="Times New Roman" w:hAnsi="Georgia"/>
+          <w:color w:val="14201C"/>
+          <w:sz w:val="20"/>
+          <w:szCs w:val="20"/>
+          <w:lang w:val="en"/>
+        </w:rPr>
+        <w:t>QR code self-ordering from the table</w:t>
+      </w:r>
+    </w:p>
+    <w:p>
+      <w:pPr>
+        <w:numPr>
+          <w:ilvl w:val="0"/>
+          <w:numId w:val="18"/>
+        </w:numPr>
+        <w:spacing w:before="100" w:beforeAutospacing="1" w:after="40"/>
+        <w:jc w:val="both"/>
+        <w:divId w:val="1714580168"/>
+        <w:rPr>
+          <w:rFonts w:ascii="Georgia" w:eastAsia="Times New Roman" w:hAnsi="Georgia"/>
+          <w:color w:val="14201C"/>
+          <w:sz w:val="20"/>
+          <w:szCs w:val="20"/>
+          <w:lang w:val="en"/>
+        </w:rPr>
+      </w:pPr>
+      <w:r>
+        <w:rPr>
+          <w:rFonts w:ascii="Georgia" w:eastAsia="Times New Roman" w:hAnsi="Georgia"/>
+          <w:color w:val="14201C"/>
+          <w:sz w:val="20"/>
+          <w:szCs w:val="20"/>
+          <w:lang w:val="en"/>
+        </w:rPr>
+        <w:t>Online ordering and table reservation</w:t>
+      </w:r>
+    </w:p>
+    <w:p>
+      <w:pPr>
+        <w:numPr>
+          <w:ilvl w:val="0"/>
+          <w:numId w:val="18"/>
+        </w:numPr>
+        <w:spacing w:before="100" w:beforeAutospacing="1" w:after="40"/>
+        <w:jc w:val="both"/>
+        <w:divId w:val="1714580168"/>
+        <w:rPr>
+          <w:rFonts w:ascii="Georgia" w:eastAsia="Times New Roman" w:hAnsi="Georgia"/>
+          <w:color w:val="14201C"/>
+          <w:sz w:val="20"/>
+          <w:szCs w:val="20"/>
+          <w:lang w:val="en"/>
+        </w:rPr>
+      </w:pPr>
+      <w:r>
+        <w:rPr>
+          <w:rFonts w:ascii="Georgia" w:eastAsia="Times New Roman" w:hAnsi="Georgia"/>
+          <w:color w:val="14201C"/>
+          <w:sz w:val="20"/>
+          <w:szCs w:val="20"/>
+          <w:lang w:val="en"/>
+        </w:rPr>
+        <w:t>Waiter-side ordering on a handheld</w:t>
+      </w:r>
+    </w:p>
+    <w:p>
+      <w:pPr>
+        <w:divId w:val="1096636735"/>
         <w:rPr>
           <w:rFonts w:ascii="Georgia" w:eastAsia="Times New Roman" w:hAnsi="Georgia"/>
           <w:color w:val="3B524C"/>
@@ -5591,285 +6078,285 @@
           <w:szCs w:val="18"/>
           <w:lang w:val="en"/>
         </w:rPr>
-        <w:t xml:space="preserve"> ASP.NET Core Web API | C# | Entity Framework Core | Dapper ORM | MS SQL Server | Bootstrap | jQuery &amp; AJAX | REST API | Configurable workflow engine | PDF generation | Email &amp; push notification hooks</w:t>
-      </w:r>
-    </w:p>
-    <w:p>
-      <w:pPr>
-        <w:divId w:val="883754709"/>
-        <w:rPr>
-          <w:rFonts w:ascii="Georgia" w:eastAsia="Times New Roman" w:hAnsi="Georgia"/>
-          <w:b/>
-          <w:bCs/>
-          <w:color w:val="14201C"/>
-          <w:sz w:val="21"/>
-          <w:szCs w:val="21"/>
-          <w:lang w:val="en"/>
-        </w:rPr>
-      </w:pPr>
-      <w:r>
-        <w:rPr>
-          <w:rFonts w:ascii="Georgia" w:eastAsia="Times New Roman" w:hAnsi="Georgia"/>
-          <w:b/>
-          <w:bCs/>
-          <w:color w:val="14201C"/>
-          <w:sz w:val="21"/>
-          <w:szCs w:val="21"/>
-          <w:lang w:val="en"/>
-        </w:rPr>
-        <w:t xml:space="preserve">Canteen Meal Booking System  |  </w:t>
-      </w:r>
-      <w:r>
-        <w:rPr>
-          <w:rStyle w:val="role2"/>
-          <w:rFonts w:ascii="Georgia" w:eastAsia="Times New Roman" w:hAnsi="Georgia"/>
-          <w:lang w:val="en"/>
-        </w:rPr>
-        <w:t>Architect &amp; Lead Developer</w:t>
-      </w:r>
-    </w:p>
-    <w:p>
-      <w:pPr>
-        <w:pStyle w:val="NormalWeb"/>
-        <w:divId w:val="2022663372"/>
-        <w:rPr>
-          <w:rFonts w:ascii="Georgia" w:hAnsi="Georgia"/>
-          <w:color w:val="14201C"/>
-          <w:sz w:val="20"/>
-          <w:szCs w:val="20"/>
-          <w:lang w:val="en"/>
-        </w:rPr>
-      </w:pPr>
-      <w:r>
-        <w:rPr>
-          <w:rFonts w:ascii="Georgia" w:hAnsi="Georgia"/>
-          <w:color w:val="14201C"/>
-          <w:sz w:val="20"/>
-          <w:szCs w:val="20"/>
-          <w:lang w:val="en"/>
-        </w:rPr>
-        <w:t>An employee canteen management and meal booking platform — staff book lunch and dinner ahead of the deadline, the kitchen sees the real count in the morning, and the food that used to be cooked on a guess stops going in the bin.</w:t>
-      </w:r>
-    </w:p>
-    <w:p>
-      <w:pPr>
-        <w:numPr>
-          <w:ilvl w:val="0"/>
-          <w:numId w:val="17"/>
-        </w:numPr>
-        <w:spacing w:before="100" w:beforeAutospacing="1" w:after="40"/>
-        <w:jc w:val="both"/>
-        <w:divId w:val="2022663372"/>
-        <w:rPr>
-          <w:rFonts w:ascii="Georgia" w:eastAsia="Times New Roman" w:hAnsi="Georgia"/>
-          <w:color w:val="14201C"/>
-          <w:sz w:val="20"/>
-          <w:szCs w:val="20"/>
-          <w:lang w:val="en"/>
-        </w:rPr>
-      </w:pPr>
-      <w:r>
-        <w:rPr>
-          <w:rFonts w:ascii="Georgia" w:eastAsia="Times New Roman" w:hAnsi="Georgia"/>
-          <w:color w:val="14201C"/>
-          <w:sz w:val="20"/>
-          <w:szCs w:val="20"/>
-          <w:lang w:val="en"/>
-        </w:rPr>
-        <w:t>Three roles — Admin, Employee and Canteen Staff — with policy-based authorisation</w:t>
-      </w:r>
-    </w:p>
-    <w:p>
-      <w:pPr>
-        <w:numPr>
-          <w:ilvl w:val="0"/>
-          <w:numId w:val="17"/>
-        </w:numPr>
-        <w:spacing w:before="100" w:beforeAutospacing="1" w:after="40"/>
-        <w:jc w:val="both"/>
-        <w:divId w:val="2022663372"/>
-        <w:rPr>
-          <w:rFonts w:ascii="Georgia" w:eastAsia="Times New Roman" w:hAnsi="Georgia"/>
-          <w:color w:val="14201C"/>
-          <w:sz w:val="20"/>
-          <w:szCs w:val="20"/>
-          <w:lang w:val="en"/>
-        </w:rPr>
-      </w:pPr>
-      <w:r>
-        <w:rPr>
-          <w:rFonts w:ascii="Georgia" w:eastAsia="Times New Roman" w:hAnsi="Georgia"/>
-          <w:color w:val="14201C"/>
-          <w:sz w:val="20"/>
-          <w:szCs w:val="20"/>
-          <w:lang w:val="en"/>
-        </w:rPr>
-        <w:t>Calendar booking interface with live lunch and dinner availability</w:t>
-      </w:r>
-    </w:p>
-    <w:p>
-      <w:pPr>
-        <w:numPr>
-          <w:ilvl w:val="0"/>
-          <w:numId w:val="17"/>
-        </w:numPr>
-        <w:spacing w:before="100" w:beforeAutospacing="1" w:after="40"/>
-        <w:jc w:val="both"/>
-        <w:divId w:val="2022663372"/>
-        <w:rPr>
-          <w:rFonts w:ascii="Georgia" w:eastAsia="Times New Roman" w:hAnsi="Georgia"/>
-          <w:color w:val="14201C"/>
-          <w:sz w:val="20"/>
-          <w:szCs w:val="20"/>
-          <w:lang w:val="en"/>
-        </w:rPr>
-      </w:pPr>
-      <w:r>
-        <w:rPr>
-          <w:rFonts w:ascii="Georgia" w:eastAsia="Times New Roman" w:hAnsi="Georgia"/>
-          <w:color w:val="14201C"/>
-          <w:sz w:val="20"/>
-          <w:szCs w:val="20"/>
-          <w:lang w:val="en"/>
-        </w:rPr>
-        <w:t>Configurable booking rules — deadlines, advance days, quantity caps, meal toggles</w:t>
-      </w:r>
-    </w:p>
-    <w:p>
-      <w:pPr>
-        <w:numPr>
-          <w:ilvl w:val="0"/>
-          <w:numId w:val="17"/>
-        </w:numPr>
-        <w:spacing w:before="100" w:beforeAutospacing="1" w:after="40"/>
-        <w:jc w:val="both"/>
-        <w:divId w:val="2022663372"/>
-        <w:rPr>
-          <w:rFonts w:ascii="Georgia" w:eastAsia="Times New Roman" w:hAnsi="Georgia"/>
-          <w:color w:val="14201C"/>
-          <w:sz w:val="20"/>
-          <w:szCs w:val="20"/>
-          <w:lang w:val="en"/>
-        </w:rPr>
-      </w:pPr>
-      <w:r>
-        <w:rPr>
-          <w:rFonts w:ascii="Georgia" w:eastAsia="Times New Roman" w:hAnsi="Georgia"/>
-          <w:color w:val="14201C"/>
-          <w:sz w:val="20"/>
-          <w:szCs w:val="20"/>
-          <w:lang w:val="en"/>
-        </w:rPr>
-        <w:t>Daily menu management: main dish, sides, vegetable, dessert, beverage and notes</w:t>
-      </w:r>
-    </w:p>
-    <w:p>
-      <w:pPr>
-        <w:numPr>
-          <w:ilvl w:val="0"/>
-          <w:numId w:val="17"/>
-        </w:numPr>
-        <w:spacing w:before="100" w:beforeAutospacing="1" w:after="40"/>
-        <w:jc w:val="both"/>
-        <w:divId w:val="2022663372"/>
-        <w:rPr>
-          <w:rFonts w:ascii="Georgia" w:eastAsia="Times New Roman" w:hAnsi="Georgia"/>
-          <w:color w:val="14201C"/>
-          <w:sz w:val="20"/>
-          <w:szCs w:val="20"/>
-          <w:lang w:val="en"/>
-        </w:rPr>
-      </w:pPr>
-      <w:r>
-        <w:rPr>
-          <w:rFonts w:ascii="Georgia" w:eastAsia="Times New Roman" w:hAnsi="Georgia"/>
-          <w:color w:val="14201C"/>
-          <w:sz w:val="20"/>
-          <w:szCs w:val="20"/>
-          <w:lang w:val="en"/>
-        </w:rPr>
-        <w:t>Booking statuses — booked, cancelled, served, not served, expired</w:t>
-      </w:r>
-    </w:p>
-    <w:p>
-      <w:pPr>
-        <w:numPr>
-          <w:ilvl w:val="0"/>
-          <w:numId w:val="17"/>
-        </w:numPr>
-        <w:spacing w:before="100" w:beforeAutospacing="1" w:after="40"/>
-        <w:jc w:val="both"/>
-        <w:divId w:val="2022663372"/>
-        <w:rPr>
-          <w:rFonts w:ascii="Georgia" w:eastAsia="Times New Roman" w:hAnsi="Georgia"/>
-          <w:color w:val="14201C"/>
-          <w:sz w:val="20"/>
-          <w:szCs w:val="20"/>
-          <w:lang w:val="en"/>
-        </w:rPr>
-      </w:pPr>
-      <w:r>
-        <w:rPr>
-          <w:rFonts w:ascii="Georgia" w:eastAsia="Times New Roman" w:hAnsi="Georgia"/>
-          <w:color w:val="14201C"/>
-          <w:sz w:val="20"/>
-          <w:szCs w:val="20"/>
-          <w:lang w:val="en"/>
-        </w:rPr>
-        <w:t>Canteen staff operation panel with AJAX serve-marking and searchable booking list</w:t>
-      </w:r>
-    </w:p>
-    <w:p>
-      <w:pPr>
-        <w:numPr>
-          <w:ilvl w:val="0"/>
-          <w:numId w:val="17"/>
-        </w:numPr>
-        <w:spacing w:before="100" w:beforeAutospacing="1" w:after="40"/>
-        <w:jc w:val="both"/>
-        <w:divId w:val="2022663372"/>
-        <w:rPr>
-          <w:rFonts w:ascii="Georgia" w:eastAsia="Times New Roman" w:hAnsi="Georgia"/>
-          <w:color w:val="14201C"/>
-          <w:sz w:val="20"/>
-          <w:szCs w:val="20"/>
-          <w:lang w:val="en"/>
-        </w:rPr>
-      </w:pPr>
-      <w:r>
-        <w:rPr>
-          <w:rFonts w:ascii="Georgia" w:eastAsia="Times New Roman" w:hAnsi="Georgia"/>
-          <w:color w:val="14201C"/>
-          <w:sz w:val="20"/>
-          <w:szCs w:val="20"/>
-          <w:lang w:val="en"/>
-        </w:rPr>
-        <w:t>Holiday management — public, company, weekly and special working days</w:t>
-      </w:r>
-    </w:p>
-    <w:p>
-      <w:pPr>
-        <w:divId w:val="1544170839"/>
-        <w:rPr>
+      </w:pPr>
+      <w:r>
+        <w:rPr>
+          <w:rStyle w:val="Strong"/>
           <w:rFonts w:ascii="Georgia" w:eastAsia="Times New Roman" w:hAnsi="Georgia"/>
           <w:color w:val="3B524C"/>
           <w:sz w:val="18"/>
           <w:szCs w:val="18"/>
           <w:lang w:val="en"/>
         </w:rPr>
-      </w:pPr>
-      <w:r>
-        <w:rPr>
-          <w:rStyle w:val="Strong"/>
+        <w:t>Tech Stack:</w:t>
+      </w:r>
+      <w:r>
+        <w:rPr>
           <w:rFonts w:ascii="Georgia" w:eastAsia="Times New Roman" w:hAnsi="Georgia"/>
           <w:color w:val="3B524C"/>
           <w:sz w:val="18"/>
           <w:szCs w:val="18"/>
           <w:lang w:val="en"/>
         </w:rPr>
-        <w:t>Tech Stack:</w:t>
-      </w:r>
-      <w:r>
+        <w:t xml:space="preserve"> PHP Laravel | MySQL | Blade | Bootstrap | jQuery &amp; AJAX | Offline-first sync | Thermal &amp; KOT printing | QR code ordering | Payment gateway integration | Chart.js | DataTables | Role-based access control</w:t>
+      </w:r>
+    </w:p>
+    <w:p>
+      <w:pPr>
+        <w:divId w:val="691297280"/>
+        <w:rPr>
+          <w:rFonts w:ascii="Georgia" w:eastAsia="Times New Roman" w:hAnsi="Georgia"/>
+          <w:b/>
+          <w:bCs/>
+          <w:color w:val="14201C"/>
+          <w:sz w:val="21"/>
+          <w:szCs w:val="21"/>
+          <w:lang w:val="en"/>
+        </w:rPr>
+      </w:pPr>
+      <w:r>
+        <w:rPr>
+          <w:rFonts w:ascii="Georgia" w:eastAsia="Times New Roman" w:hAnsi="Georgia"/>
+          <w:b/>
+          <w:bCs/>
+          <w:color w:val="14201C"/>
+          <w:sz w:val="21"/>
+          <w:szCs w:val="21"/>
+          <w:lang w:val="en"/>
+        </w:rPr>
+        <w:t xml:space="preserve">Inventory Management  |  </w:t>
+      </w:r>
+      <w:r>
+        <w:rPr>
+          <w:rStyle w:val="role2"/>
+          <w:rFonts w:ascii="Georgia" w:eastAsia="Times New Roman" w:hAnsi="Georgia"/>
+          <w:lang w:val="en"/>
+        </w:rPr>
+        <w:t>Developer</w:t>
+      </w:r>
+    </w:p>
+    <w:p>
+      <w:pPr>
+        <w:pStyle w:val="NormalWeb"/>
+        <w:divId w:val="860319656"/>
+        <w:rPr>
+          <w:rFonts w:ascii="Georgia" w:hAnsi="Georgia"/>
+          <w:color w:val="14201C"/>
+          <w:sz w:val="20"/>
+          <w:szCs w:val="20"/>
+          <w:lang w:val="en"/>
+        </w:rPr>
+      </w:pPr>
+      <w:r>
+        <w:rPr>
+          <w:rFonts w:ascii="Georgia" w:hAnsi="Georgia"/>
+          <w:color w:val="14201C"/>
+          <w:sz w:val="20"/>
+          <w:szCs w:val="20"/>
+          <w:lang w:val="en"/>
+        </w:rPr>
+        <w:t>The inventory and store-control module of the custom ERP suite, built for manufacturing and government operations.</w:t>
+      </w:r>
+    </w:p>
+    <w:p>
+      <w:pPr>
+        <w:numPr>
+          <w:ilvl w:val="0"/>
+          <w:numId w:val="19"/>
+        </w:numPr>
+        <w:spacing w:before="100" w:beforeAutospacing="1" w:after="40"/>
+        <w:jc w:val="both"/>
+        <w:divId w:val="860319656"/>
+        <w:rPr>
+          <w:rFonts w:ascii="Georgia" w:eastAsia="Times New Roman" w:hAnsi="Georgia"/>
+          <w:color w:val="14201C"/>
+          <w:sz w:val="20"/>
+          <w:szCs w:val="20"/>
+          <w:lang w:val="en"/>
+        </w:rPr>
+      </w:pPr>
+      <w:r>
+        <w:rPr>
+          <w:rFonts w:ascii="Georgia" w:eastAsia="Times New Roman" w:hAnsi="Georgia"/>
+          <w:color w:val="14201C"/>
+          <w:sz w:val="20"/>
+          <w:szCs w:val="20"/>
+          <w:lang w:val="en"/>
+        </w:rPr>
+        <w:t>Item master with categories, units of measure and multi-store locations</w:t>
+      </w:r>
+    </w:p>
+    <w:p>
+      <w:pPr>
+        <w:numPr>
+          <w:ilvl w:val="0"/>
+          <w:numId w:val="19"/>
+        </w:numPr>
+        <w:spacing w:before="100" w:beforeAutospacing="1" w:after="40"/>
+        <w:jc w:val="both"/>
+        <w:divId w:val="860319656"/>
+        <w:rPr>
+          <w:rFonts w:ascii="Georgia" w:eastAsia="Times New Roman" w:hAnsi="Georgia"/>
+          <w:color w:val="14201C"/>
+          <w:sz w:val="20"/>
+          <w:szCs w:val="20"/>
+          <w:lang w:val="en"/>
+        </w:rPr>
+      </w:pPr>
+      <w:r>
+        <w:rPr>
+          <w:rFonts w:ascii="Georgia" w:eastAsia="Times New Roman" w:hAnsi="Georgia"/>
+          <w:color w:val="14201C"/>
+          <w:sz w:val="20"/>
+          <w:szCs w:val="20"/>
+          <w:lang w:val="en"/>
+        </w:rPr>
+        <w:t>Goods receipt against purchase order, with inspection and rejection</w:t>
+      </w:r>
+    </w:p>
+    <w:p>
+      <w:pPr>
+        <w:numPr>
+          <w:ilvl w:val="0"/>
+          <w:numId w:val="19"/>
+        </w:numPr>
+        <w:spacing w:before="100" w:beforeAutospacing="1" w:after="40"/>
+        <w:jc w:val="both"/>
+        <w:divId w:val="860319656"/>
+        <w:rPr>
+          <w:rFonts w:ascii="Georgia" w:eastAsia="Times New Roman" w:hAnsi="Georgia"/>
+          <w:color w:val="14201C"/>
+          <w:sz w:val="20"/>
+          <w:szCs w:val="20"/>
+          <w:lang w:val="en"/>
+        </w:rPr>
+      </w:pPr>
+      <w:r>
+        <w:rPr>
+          <w:rFonts w:ascii="Georgia" w:eastAsia="Times New Roman" w:hAnsi="Georgia"/>
+          <w:color w:val="14201C"/>
+          <w:sz w:val="20"/>
+          <w:szCs w:val="20"/>
+          <w:lang w:val="en"/>
+        </w:rPr>
+        <w:t>Issue, inter-store transfer and return with approval</w:t>
+      </w:r>
+    </w:p>
+    <w:p>
+      <w:pPr>
+        <w:numPr>
+          <w:ilvl w:val="0"/>
+          <w:numId w:val="19"/>
+        </w:numPr>
+        <w:spacing w:before="100" w:beforeAutospacing="1" w:after="40"/>
+        <w:jc w:val="both"/>
+        <w:divId w:val="860319656"/>
+        <w:rPr>
+          <w:rFonts w:ascii="Georgia" w:eastAsia="Times New Roman" w:hAnsi="Georgia"/>
+          <w:color w:val="14201C"/>
+          <w:sz w:val="20"/>
+          <w:szCs w:val="20"/>
+          <w:lang w:val="en"/>
+        </w:rPr>
+      </w:pPr>
+      <w:r>
+        <w:rPr>
+          <w:rFonts w:ascii="Georgia" w:eastAsia="Times New Roman" w:hAnsi="Georgia"/>
+          <w:color w:val="14201C"/>
+          <w:sz w:val="20"/>
+          <w:szCs w:val="20"/>
+          <w:lang w:val="en"/>
+        </w:rPr>
+        <w:t>Batch and lot tracking where the material demands it</w:t>
+      </w:r>
+    </w:p>
+    <w:p>
+      <w:pPr>
+        <w:numPr>
+          <w:ilvl w:val="0"/>
+          <w:numId w:val="19"/>
+        </w:numPr>
+        <w:spacing w:before="100" w:beforeAutospacing="1" w:after="40"/>
+        <w:jc w:val="both"/>
+        <w:divId w:val="860319656"/>
+        <w:rPr>
+          <w:rFonts w:ascii="Georgia" w:eastAsia="Times New Roman" w:hAnsi="Georgia"/>
+          <w:color w:val="14201C"/>
+          <w:sz w:val="20"/>
+          <w:szCs w:val="20"/>
+          <w:lang w:val="en"/>
+        </w:rPr>
+      </w:pPr>
+      <w:r>
+        <w:rPr>
+          <w:rFonts w:ascii="Georgia" w:eastAsia="Times New Roman" w:hAnsi="Georgia"/>
+          <w:color w:val="14201C"/>
+          <w:sz w:val="20"/>
+          <w:szCs w:val="20"/>
+          <w:lang w:val="en"/>
+        </w:rPr>
+        <w:t>Physical stock count and adjustment with an approval trail</w:t>
+      </w:r>
+    </w:p>
+    <w:p>
+      <w:pPr>
+        <w:numPr>
+          <w:ilvl w:val="0"/>
+          <w:numId w:val="19"/>
+        </w:numPr>
+        <w:spacing w:before="100" w:beforeAutospacing="1" w:after="40"/>
+        <w:jc w:val="both"/>
+        <w:divId w:val="860319656"/>
+        <w:rPr>
+          <w:rFonts w:ascii="Georgia" w:eastAsia="Times New Roman" w:hAnsi="Georgia"/>
+          <w:color w:val="14201C"/>
+          <w:sz w:val="20"/>
+          <w:szCs w:val="20"/>
+          <w:lang w:val="en"/>
+        </w:rPr>
+      </w:pPr>
+      <w:r>
+        <w:rPr>
+          <w:rFonts w:ascii="Georgia" w:eastAsia="Times New Roman" w:hAnsi="Georgia"/>
+          <w:color w:val="14201C"/>
+          <w:sz w:val="20"/>
+          <w:szCs w:val="20"/>
+          <w:lang w:val="en"/>
+        </w:rPr>
+        <w:t>Re-order level alerts and stock ageing</w:t>
+      </w:r>
+    </w:p>
+    <w:p>
+      <w:pPr>
+        <w:numPr>
+          <w:ilvl w:val="0"/>
+          <w:numId w:val="19"/>
+        </w:numPr>
+        <w:spacing w:before="100" w:beforeAutospacing="1" w:after="40"/>
+        <w:jc w:val="both"/>
+        <w:divId w:val="860319656"/>
+        <w:rPr>
+          <w:rFonts w:ascii="Georgia" w:eastAsia="Times New Roman" w:hAnsi="Georgia"/>
+          <w:color w:val="14201C"/>
+          <w:sz w:val="20"/>
+          <w:szCs w:val="20"/>
+          <w:lang w:val="en"/>
+        </w:rPr>
+      </w:pPr>
+      <w:r>
+        <w:rPr>
+          <w:rFonts w:ascii="Georgia" w:eastAsia="Times New Roman" w:hAnsi="Georgia"/>
+          <w:color w:val="14201C"/>
+          <w:sz w:val="20"/>
+          <w:szCs w:val="20"/>
+          <w:lang w:val="en"/>
+        </w:rPr>
+        <w:t>Stock valuation and a running ledger per item</w:t>
+      </w:r>
+    </w:p>
+    <w:p>
+      <w:pPr>
+        <w:divId w:val="1100446249"/>
         <w:rPr>
           <w:rFonts w:ascii="Georgia" w:eastAsia="Times New Roman" w:hAnsi="Georgia"/>
           <w:color w:val="3B524C"/>
@@ -5877,285 +6364,285 @@
           <w:szCs w:val="18"/>
           <w:lang w:val="en"/>
         </w:rPr>
-        <w:t xml:space="preserve"> PHP Laravel | Laravel MVC | Blade components | Eloquent ORM | MySQL | Bootstrap | jQuery &amp; AJAX | Chart.js | DataTables | SweetAlert | Select2 | Laravel policies &amp; middleware</w:t>
-      </w:r>
-    </w:p>
-    <w:p>
-      <w:pPr>
-        <w:divId w:val="332533363"/>
-        <w:rPr>
-          <w:rFonts w:ascii="Georgia" w:eastAsia="Times New Roman" w:hAnsi="Georgia"/>
-          <w:b/>
-          <w:bCs/>
-          <w:color w:val="14201C"/>
-          <w:sz w:val="21"/>
-          <w:szCs w:val="21"/>
-          <w:lang w:val="en"/>
-        </w:rPr>
-      </w:pPr>
-      <w:r>
-        <w:rPr>
-          <w:rFonts w:ascii="Georgia" w:eastAsia="Times New Roman" w:hAnsi="Georgia"/>
-          <w:b/>
-          <w:bCs/>
-          <w:color w:val="14201C"/>
-          <w:sz w:val="21"/>
-          <w:szCs w:val="21"/>
-          <w:lang w:val="en"/>
-        </w:rPr>
-        <w:t xml:space="preserve">Restaurant POS — Point of Sale &amp; Management  |  </w:t>
-      </w:r>
-      <w:r>
-        <w:rPr>
-          <w:rStyle w:val="role2"/>
-          <w:rFonts w:ascii="Georgia" w:eastAsia="Times New Roman" w:hAnsi="Georgia"/>
-          <w:lang w:val="en"/>
-        </w:rPr>
-        <w:t>Architect &amp; Lead Developer</w:t>
-      </w:r>
-    </w:p>
-    <w:p>
-      <w:pPr>
-        <w:pStyle w:val="NormalWeb"/>
-        <w:divId w:val="1714580168"/>
-        <w:rPr>
-          <w:rFonts w:ascii="Georgia" w:hAnsi="Georgia"/>
-          <w:color w:val="14201C"/>
-          <w:sz w:val="20"/>
-          <w:szCs w:val="20"/>
-          <w:lang w:val="en"/>
-        </w:rPr>
-      </w:pPr>
-      <w:r>
-        <w:rPr>
-          <w:rFonts w:ascii="Georgia" w:hAnsi="Georgia"/>
-          <w:color w:val="14201C"/>
-          <w:sz w:val="20"/>
-          <w:szCs w:val="20"/>
-          <w:lang w:val="en"/>
-        </w:rPr>
-        <w:t>A restaurant point of sale and management system — table plan and dine-in service, kitchen order tickets, split and merge billing, recipe-driven stock deduction, and the Z-report the manager closes the shift on.</w:t>
-      </w:r>
-    </w:p>
-    <w:p>
-      <w:pPr>
-        <w:numPr>
-          <w:ilvl w:val="0"/>
-          <w:numId w:val="18"/>
-        </w:numPr>
-        <w:spacing w:before="100" w:beforeAutospacing="1" w:after="40"/>
-        <w:jc w:val="both"/>
-        <w:divId w:val="1714580168"/>
-        <w:rPr>
-          <w:rFonts w:ascii="Georgia" w:eastAsia="Times New Roman" w:hAnsi="Georgia"/>
-          <w:color w:val="14201C"/>
-          <w:sz w:val="20"/>
-          <w:szCs w:val="20"/>
-          <w:lang w:val="en"/>
-        </w:rPr>
-      </w:pPr>
-      <w:r>
-        <w:rPr>
-          <w:rFonts w:ascii="Georgia" w:eastAsia="Times New Roman" w:hAnsi="Georgia"/>
-          <w:color w:val="14201C"/>
-          <w:sz w:val="20"/>
-          <w:szCs w:val="20"/>
-          <w:lang w:val="en"/>
-        </w:rPr>
-        <w:t>Floor plan and table management for dine-in service</w:t>
-      </w:r>
-    </w:p>
-    <w:p>
-      <w:pPr>
-        <w:numPr>
-          <w:ilvl w:val="0"/>
-          <w:numId w:val="18"/>
-        </w:numPr>
-        <w:spacing w:before="100" w:beforeAutospacing="1" w:after="40"/>
-        <w:jc w:val="both"/>
-        <w:divId w:val="1714580168"/>
-        <w:rPr>
-          <w:rFonts w:ascii="Georgia" w:eastAsia="Times New Roman" w:hAnsi="Georgia"/>
-          <w:color w:val="14201C"/>
-          <w:sz w:val="20"/>
-          <w:szCs w:val="20"/>
-          <w:lang w:val="en"/>
-        </w:rPr>
-      </w:pPr>
-      <w:r>
-        <w:rPr>
-          <w:rFonts w:ascii="Georgia" w:eastAsia="Times New Roman" w:hAnsi="Georgia"/>
-          <w:color w:val="14201C"/>
-          <w:sz w:val="20"/>
-          <w:szCs w:val="20"/>
-          <w:lang w:val="en"/>
-        </w:rPr>
-        <w:t>Fast order screen with offline-first capture and automatic sync</w:t>
-      </w:r>
-    </w:p>
-    <w:p>
-      <w:pPr>
-        <w:numPr>
-          <w:ilvl w:val="0"/>
-          <w:numId w:val="18"/>
-        </w:numPr>
-        <w:spacing w:before="100" w:beforeAutospacing="1" w:after="40"/>
-        <w:jc w:val="both"/>
-        <w:divId w:val="1714580168"/>
-        <w:rPr>
-          <w:rFonts w:ascii="Georgia" w:eastAsia="Times New Roman" w:hAnsi="Georgia"/>
-          <w:color w:val="14201C"/>
-          <w:sz w:val="20"/>
-          <w:szCs w:val="20"/>
-          <w:lang w:val="en"/>
-        </w:rPr>
-      </w:pPr>
-      <w:r>
-        <w:rPr>
-          <w:rFonts w:ascii="Georgia" w:eastAsia="Times New Roman" w:hAnsi="Georgia"/>
-          <w:color w:val="14201C"/>
-          <w:sz w:val="20"/>
-          <w:szCs w:val="20"/>
-          <w:lang w:val="en"/>
-        </w:rPr>
-        <w:t>Category-based kitchen order tickets to multiple kitchens</w:t>
-      </w:r>
-    </w:p>
-    <w:p>
-      <w:pPr>
-        <w:numPr>
-          <w:ilvl w:val="0"/>
-          <w:numId w:val="18"/>
-        </w:numPr>
-        <w:spacing w:before="100" w:beforeAutospacing="1" w:after="40"/>
-        <w:jc w:val="both"/>
-        <w:divId w:val="1714580168"/>
-        <w:rPr>
-          <w:rFonts w:ascii="Georgia" w:eastAsia="Times New Roman" w:hAnsi="Georgia"/>
-          <w:color w:val="14201C"/>
-          <w:sz w:val="20"/>
-          <w:szCs w:val="20"/>
-          <w:lang w:val="en"/>
-        </w:rPr>
-      </w:pPr>
-      <w:r>
-        <w:rPr>
-          <w:rFonts w:ascii="Georgia" w:eastAsia="Times New Roman" w:hAnsi="Georgia"/>
-          <w:color w:val="14201C"/>
-          <w:sz w:val="20"/>
-          <w:szCs w:val="20"/>
-          <w:lang w:val="en"/>
-        </w:rPr>
-        <w:t>Split and merge billing across tables and parties</w:t>
-      </w:r>
-    </w:p>
-    <w:p>
-      <w:pPr>
-        <w:numPr>
-          <w:ilvl w:val="0"/>
-          <w:numId w:val="18"/>
-        </w:numPr>
-        <w:spacing w:before="100" w:beforeAutospacing="1" w:after="40"/>
-        <w:jc w:val="both"/>
-        <w:divId w:val="1714580168"/>
-        <w:rPr>
-          <w:rFonts w:ascii="Georgia" w:eastAsia="Times New Roman" w:hAnsi="Georgia"/>
-          <w:color w:val="14201C"/>
-          <w:sz w:val="20"/>
-          <w:szCs w:val="20"/>
-          <w:lang w:val="en"/>
-        </w:rPr>
-      </w:pPr>
-      <w:r>
-        <w:rPr>
-          <w:rFonts w:ascii="Georgia" w:eastAsia="Times New Roman" w:hAnsi="Georgia"/>
-          <w:color w:val="14201C"/>
-          <w:sz w:val="20"/>
-          <w:szCs w:val="20"/>
-          <w:lang w:val="en"/>
-        </w:rPr>
-        <w:t>QR code self-ordering from the table</w:t>
-      </w:r>
-    </w:p>
-    <w:p>
-      <w:pPr>
-        <w:numPr>
-          <w:ilvl w:val="0"/>
-          <w:numId w:val="18"/>
-        </w:numPr>
-        <w:spacing w:before="100" w:beforeAutospacing="1" w:after="40"/>
-        <w:jc w:val="both"/>
-        <w:divId w:val="1714580168"/>
-        <w:rPr>
-          <w:rFonts w:ascii="Georgia" w:eastAsia="Times New Roman" w:hAnsi="Georgia"/>
-          <w:color w:val="14201C"/>
-          <w:sz w:val="20"/>
-          <w:szCs w:val="20"/>
-          <w:lang w:val="en"/>
-        </w:rPr>
-      </w:pPr>
-      <w:r>
-        <w:rPr>
-          <w:rFonts w:ascii="Georgia" w:eastAsia="Times New Roman" w:hAnsi="Georgia"/>
-          <w:color w:val="14201C"/>
-          <w:sz w:val="20"/>
-          <w:szCs w:val="20"/>
-          <w:lang w:val="en"/>
-        </w:rPr>
-        <w:t>Online ordering and table reservation</w:t>
-      </w:r>
-    </w:p>
-    <w:p>
-      <w:pPr>
-        <w:numPr>
-          <w:ilvl w:val="0"/>
-          <w:numId w:val="18"/>
-        </w:numPr>
-        <w:spacing w:before="100" w:beforeAutospacing="1" w:after="40"/>
-        <w:jc w:val="both"/>
-        <w:divId w:val="1714580168"/>
-        <w:rPr>
-          <w:rFonts w:ascii="Georgia" w:eastAsia="Times New Roman" w:hAnsi="Georgia"/>
-          <w:color w:val="14201C"/>
-          <w:sz w:val="20"/>
-          <w:szCs w:val="20"/>
-          <w:lang w:val="en"/>
-        </w:rPr>
-      </w:pPr>
-      <w:r>
-        <w:rPr>
-          <w:rFonts w:ascii="Georgia" w:eastAsia="Times New Roman" w:hAnsi="Georgia"/>
-          <w:color w:val="14201C"/>
-          <w:sz w:val="20"/>
-          <w:szCs w:val="20"/>
-          <w:lang w:val="en"/>
-        </w:rPr>
-        <w:t>Waiter-side ordering on a handheld</w:t>
-      </w:r>
-    </w:p>
-    <w:p>
-      <w:pPr>
-        <w:divId w:val="1096636735"/>
-        <w:rPr>
+      </w:pPr>
+      <w:r>
+        <w:rPr>
+          <w:rStyle w:val="Strong"/>
           <w:rFonts w:ascii="Georgia" w:eastAsia="Times New Roman" w:hAnsi="Georgia"/>
           <w:color w:val="3B524C"/>
           <w:sz w:val="18"/>
           <w:szCs w:val="18"/>
           <w:lang w:val="en"/>
         </w:rPr>
-      </w:pPr>
-      <w:r>
-        <w:rPr>
-          <w:rStyle w:val="Strong"/>
+        <w:t>Tech Stack:</w:t>
+      </w:r>
+      <w:r>
+        <w:rPr>
           <w:rFonts w:ascii="Georgia" w:eastAsia="Times New Roman" w:hAnsi="Georgia"/>
           <w:color w:val="3B524C"/>
           <w:sz w:val="18"/>
           <w:szCs w:val="18"/>
           <w:lang w:val="en"/>
         </w:rPr>
-        <w:t>Tech Stack:</w:t>
-      </w:r>
-      <w:r>
+        <w:t xml:space="preserve"> ASP.NET Core | C# | Dapper ORM | SQL Server | PHP Laravel | Bootstrap | SSRS | EPPlus | iTextSharp</w:t>
+      </w:r>
+    </w:p>
+    <w:p>
+      <w:pPr>
+        <w:divId w:val="656347734"/>
+        <w:rPr>
+          <w:rFonts w:ascii="Georgia" w:eastAsia="Times New Roman" w:hAnsi="Georgia"/>
+          <w:b/>
+          <w:bCs/>
+          <w:color w:val="14201C"/>
+          <w:sz w:val="21"/>
+          <w:szCs w:val="21"/>
+          <w:lang w:val="en"/>
+        </w:rPr>
+      </w:pPr>
+      <w:r>
+        <w:rPr>
+          <w:rFonts w:ascii="Georgia" w:eastAsia="Times New Roman" w:hAnsi="Georgia"/>
+          <w:b/>
+          <w:bCs/>
+          <w:color w:val="14201C"/>
+          <w:sz w:val="21"/>
+          <w:szCs w:val="21"/>
+          <w:lang w:val="en"/>
+        </w:rPr>
+        <w:t xml:space="preserve">HRMS &amp; Payroll System  |  </w:t>
+      </w:r>
+      <w:r>
+        <w:rPr>
+          <w:rStyle w:val="role2"/>
+          <w:rFonts w:ascii="Georgia" w:eastAsia="Times New Roman" w:hAnsi="Georgia"/>
+          <w:lang w:val="en"/>
+        </w:rPr>
+        <w:t>Developer</w:t>
+      </w:r>
+    </w:p>
+    <w:p>
+      <w:pPr>
+        <w:pStyle w:val="NormalWeb"/>
+        <w:divId w:val="1921255548"/>
+        <w:rPr>
+          <w:rFonts w:ascii="Georgia" w:hAnsi="Georgia"/>
+          <w:color w:val="14201C"/>
+          <w:sz w:val="20"/>
+          <w:szCs w:val="20"/>
+          <w:lang w:val="en"/>
+        </w:rPr>
+      </w:pPr>
+      <w:r>
+        <w:rPr>
+          <w:rFonts w:ascii="Georgia" w:hAnsi="Georgia"/>
+          <w:color w:val="14201C"/>
+          <w:sz w:val="20"/>
+          <w:szCs w:val="20"/>
+          <w:lang w:val="en"/>
+        </w:rPr>
+        <w:t>The HRMS and Payroll module of the custom ERP suite — one of the core systems I have built and maintained across the manufacturing sector.</w:t>
+      </w:r>
+    </w:p>
+    <w:p>
+      <w:pPr>
+        <w:numPr>
+          <w:ilvl w:val="0"/>
+          <w:numId w:val="20"/>
+        </w:numPr>
+        <w:spacing w:before="100" w:beforeAutospacing="1" w:after="40"/>
+        <w:jc w:val="both"/>
+        <w:divId w:val="1921255548"/>
+        <w:rPr>
+          <w:rFonts w:ascii="Georgia" w:eastAsia="Times New Roman" w:hAnsi="Georgia"/>
+          <w:color w:val="14201C"/>
+          <w:sz w:val="20"/>
+          <w:szCs w:val="20"/>
+          <w:lang w:val="en"/>
+        </w:rPr>
+      </w:pPr>
+      <w:r>
+        <w:rPr>
+          <w:rFonts w:ascii="Georgia" w:eastAsia="Times New Roman" w:hAnsi="Georgia"/>
+          <w:color w:val="14201C"/>
+          <w:sz w:val="20"/>
+          <w:szCs w:val="20"/>
+          <w:lang w:val="en"/>
+        </w:rPr>
+        <w:t>Employee master with department, designation, grade and posting history</w:t>
+      </w:r>
+    </w:p>
+    <w:p>
+      <w:pPr>
+        <w:numPr>
+          <w:ilvl w:val="0"/>
+          <w:numId w:val="20"/>
+        </w:numPr>
+        <w:spacing w:before="100" w:beforeAutospacing="1" w:after="40"/>
+        <w:jc w:val="both"/>
+        <w:divId w:val="1921255548"/>
+        <w:rPr>
+          <w:rFonts w:ascii="Georgia" w:eastAsia="Times New Roman" w:hAnsi="Georgia"/>
+          <w:color w:val="14201C"/>
+          <w:sz w:val="20"/>
+          <w:szCs w:val="20"/>
+          <w:lang w:val="en"/>
+        </w:rPr>
+      </w:pPr>
+      <w:r>
+        <w:rPr>
+          <w:rFonts w:ascii="Georgia" w:eastAsia="Times New Roman" w:hAnsi="Georgia"/>
+          <w:color w:val="14201C"/>
+          <w:sz w:val="20"/>
+          <w:szCs w:val="20"/>
+          <w:lang w:val="en"/>
+        </w:rPr>
+        <w:t>Device-based attendance capture with shift and roster handling</w:t>
+      </w:r>
+    </w:p>
+    <w:p>
+      <w:pPr>
+        <w:numPr>
+          <w:ilvl w:val="0"/>
+          <w:numId w:val="20"/>
+        </w:numPr>
+        <w:spacing w:before="100" w:beforeAutospacing="1" w:after="40"/>
+        <w:jc w:val="both"/>
+        <w:divId w:val="1921255548"/>
+        <w:rPr>
+          <w:rFonts w:ascii="Georgia" w:eastAsia="Times New Roman" w:hAnsi="Georgia"/>
+          <w:color w:val="14201C"/>
+          <w:sz w:val="20"/>
+          <w:szCs w:val="20"/>
+          <w:lang w:val="en"/>
+        </w:rPr>
+      </w:pPr>
+      <w:r>
+        <w:rPr>
+          <w:rFonts w:ascii="Georgia" w:eastAsia="Times New Roman" w:hAnsi="Georgia"/>
+          <w:color w:val="14201C"/>
+          <w:sz w:val="20"/>
+          <w:szCs w:val="20"/>
+          <w:lang w:val="en"/>
+        </w:rPr>
+        <w:t>Leave types, entitlement, application and multi-level approval</w:t>
+      </w:r>
+    </w:p>
+    <w:p>
+      <w:pPr>
+        <w:numPr>
+          <w:ilvl w:val="0"/>
+          <w:numId w:val="20"/>
+        </w:numPr>
+        <w:spacing w:before="100" w:beforeAutospacing="1" w:after="40"/>
+        <w:jc w:val="both"/>
+        <w:divId w:val="1921255548"/>
+        <w:rPr>
+          <w:rFonts w:ascii="Georgia" w:eastAsia="Times New Roman" w:hAnsi="Georgia"/>
+          <w:color w:val="14201C"/>
+          <w:sz w:val="20"/>
+          <w:szCs w:val="20"/>
+          <w:lang w:val="en"/>
+        </w:rPr>
+      </w:pPr>
+      <w:r>
+        <w:rPr>
+          <w:rFonts w:ascii="Georgia" w:eastAsia="Times New Roman" w:hAnsi="Georgia"/>
+          <w:color w:val="14201C"/>
+          <w:sz w:val="20"/>
+          <w:szCs w:val="20"/>
+          <w:lang w:val="en"/>
+        </w:rPr>
+        <w:t>Overtime capture and approval against production shifts</w:t>
+      </w:r>
+    </w:p>
+    <w:p>
+      <w:pPr>
+        <w:numPr>
+          <w:ilvl w:val="0"/>
+          <w:numId w:val="20"/>
+        </w:numPr>
+        <w:spacing w:before="100" w:beforeAutospacing="1" w:after="40"/>
+        <w:jc w:val="both"/>
+        <w:divId w:val="1921255548"/>
+        <w:rPr>
+          <w:rFonts w:ascii="Georgia" w:eastAsia="Times New Roman" w:hAnsi="Georgia"/>
+          <w:color w:val="14201C"/>
+          <w:sz w:val="20"/>
+          <w:szCs w:val="20"/>
+          <w:lang w:val="en"/>
+        </w:rPr>
+      </w:pPr>
+      <w:r>
+        <w:rPr>
+          <w:rFonts w:ascii="Georgia" w:eastAsia="Times New Roman" w:hAnsi="Georgia"/>
+          <w:color w:val="14201C"/>
+          <w:sz w:val="20"/>
+          <w:szCs w:val="20"/>
+          <w:lang w:val="en"/>
+        </w:rPr>
+        <w:t>Monthly payroll with earnings, deductions and arrears</w:t>
+      </w:r>
+    </w:p>
+    <w:p>
+      <w:pPr>
+        <w:numPr>
+          <w:ilvl w:val="0"/>
+          <w:numId w:val="20"/>
+        </w:numPr>
+        <w:spacing w:before="100" w:beforeAutospacing="1" w:after="40"/>
+        <w:jc w:val="both"/>
+        <w:divId w:val="1921255548"/>
+        <w:rPr>
+          <w:rFonts w:ascii="Georgia" w:eastAsia="Times New Roman" w:hAnsi="Georgia"/>
+          <w:color w:val="14201C"/>
+          <w:sz w:val="20"/>
+          <w:szCs w:val="20"/>
+          <w:lang w:val="en"/>
+        </w:rPr>
+      </w:pPr>
+      <w:r>
+        <w:rPr>
+          <w:rFonts w:ascii="Georgia" w:eastAsia="Times New Roman" w:hAnsi="Georgia"/>
+          <w:color w:val="14201C"/>
+          <w:sz w:val="20"/>
+          <w:szCs w:val="20"/>
+          <w:lang w:val="en"/>
+        </w:rPr>
+        <w:t>Provident fund, tax, loan and advance handling</w:t>
+      </w:r>
+    </w:p>
+    <w:p>
+      <w:pPr>
+        <w:numPr>
+          <w:ilvl w:val="0"/>
+          <w:numId w:val="20"/>
+        </w:numPr>
+        <w:spacing w:before="100" w:beforeAutospacing="1" w:after="40"/>
+        <w:jc w:val="both"/>
+        <w:divId w:val="1921255548"/>
+        <w:rPr>
+          <w:rFonts w:ascii="Georgia" w:eastAsia="Times New Roman" w:hAnsi="Georgia"/>
+          <w:color w:val="14201C"/>
+          <w:sz w:val="20"/>
+          <w:szCs w:val="20"/>
+          <w:lang w:val="en"/>
+        </w:rPr>
+      </w:pPr>
+      <w:r>
+        <w:rPr>
+          <w:rFonts w:ascii="Georgia" w:eastAsia="Times New Roman" w:hAnsi="Georgia"/>
+          <w:color w:val="14201C"/>
+          <w:sz w:val="20"/>
+          <w:szCs w:val="20"/>
+          <w:lang w:val="en"/>
+        </w:rPr>
+        <w:t>Payslip generation and bank disbursement file output</w:t>
+      </w:r>
+    </w:p>
+    <w:p>
+      <w:pPr>
+        <w:divId w:val="1587810238"/>
         <w:rPr>
           <w:rFonts w:ascii="Georgia" w:eastAsia="Times New Roman" w:hAnsi="Georgia"/>
           <w:color w:val="3B524C"/>
@@ -6163,285 +6650,285 @@
           <w:szCs w:val="18"/>
           <w:lang w:val="en"/>
         </w:rPr>
-        <w:t xml:space="preserve"> PHP Laravel | MySQL | Blade | Bootstrap | jQuery &amp; AJAX | Offline-first sync | Thermal &amp; KOT printing | QR code ordering | Payment gateway integration | Chart.js | DataTables | Role-based access control</w:t>
-      </w:r>
-    </w:p>
-    <w:p>
-      <w:pPr>
-        <w:divId w:val="691297280"/>
-        <w:rPr>
-          <w:rFonts w:ascii="Georgia" w:eastAsia="Times New Roman" w:hAnsi="Georgia"/>
-          <w:b/>
-          <w:bCs/>
-          <w:color w:val="14201C"/>
-          <w:sz w:val="21"/>
-          <w:szCs w:val="21"/>
-          <w:lang w:val="en"/>
-        </w:rPr>
-      </w:pPr>
-      <w:r>
-        <w:rPr>
-          <w:rFonts w:ascii="Georgia" w:eastAsia="Times New Roman" w:hAnsi="Georgia"/>
-          <w:b/>
-          <w:bCs/>
-          <w:color w:val="14201C"/>
-          <w:sz w:val="21"/>
-          <w:szCs w:val="21"/>
-          <w:lang w:val="en"/>
-        </w:rPr>
-        <w:t xml:space="preserve">Inventory Management  |  </w:t>
-      </w:r>
-      <w:r>
-        <w:rPr>
-          <w:rStyle w:val="role2"/>
-          <w:rFonts w:ascii="Georgia" w:eastAsia="Times New Roman" w:hAnsi="Georgia"/>
-          <w:lang w:val="en"/>
-        </w:rPr>
-        <w:t>Developer</w:t>
-      </w:r>
-    </w:p>
-    <w:p>
-      <w:pPr>
-        <w:pStyle w:val="NormalWeb"/>
-        <w:divId w:val="860319656"/>
-        <w:rPr>
-          <w:rFonts w:ascii="Georgia" w:hAnsi="Georgia"/>
-          <w:color w:val="14201C"/>
-          <w:sz w:val="20"/>
-          <w:szCs w:val="20"/>
-          <w:lang w:val="en"/>
-        </w:rPr>
-      </w:pPr>
-      <w:r>
-        <w:rPr>
-          <w:rFonts w:ascii="Georgia" w:hAnsi="Georgia"/>
-          <w:color w:val="14201C"/>
-          <w:sz w:val="20"/>
-          <w:szCs w:val="20"/>
-          <w:lang w:val="en"/>
-        </w:rPr>
-        <w:t>The inventory and store-control module of the custom ERP suite, built for manufacturing and government operations.</w:t>
-      </w:r>
-    </w:p>
-    <w:p>
-      <w:pPr>
-        <w:numPr>
-          <w:ilvl w:val="0"/>
-          <w:numId w:val="19"/>
-        </w:numPr>
-        <w:spacing w:before="100" w:beforeAutospacing="1" w:after="40"/>
-        <w:jc w:val="both"/>
-        <w:divId w:val="860319656"/>
-        <w:rPr>
-          <w:rFonts w:ascii="Georgia" w:eastAsia="Times New Roman" w:hAnsi="Georgia"/>
-          <w:color w:val="14201C"/>
-          <w:sz w:val="20"/>
-          <w:szCs w:val="20"/>
-          <w:lang w:val="en"/>
-        </w:rPr>
-      </w:pPr>
-      <w:r>
-        <w:rPr>
-          <w:rFonts w:ascii="Georgia" w:eastAsia="Times New Roman" w:hAnsi="Georgia"/>
-          <w:color w:val="14201C"/>
-          <w:sz w:val="20"/>
-          <w:szCs w:val="20"/>
-          <w:lang w:val="en"/>
-        </w:rPr>
-        <w:t>Item master with categories, units of measure and multi-store locations</w:t>
-      </w:r>
-    </w:p>
-    <w:p>
-      <w:pPr>
-        <w:numPr>
-          <w:ilvl w:val="0"/>
-          <w:numId w:val="19"/>
-        </w:numPr>
-        <w:spacing w:before="100" w:beforeAutospacing="1" w:after="40"/>
-        <w:jc w:val="both"/>
-        <w:divId w:val="860319656"/>
-        <w:rPr>
-          <w:rFonts w:ascii="Georgia" w:eastAsia="Times New Roman" w:hAnsi="Georgia"/>
-          <w:color w:val="14201C"/>
-          <w:sz w:val="20"/>
-          <w:szCs w:val="20"/>
-          <w:lang w:val="en"/>
-        </w:rPr>
-      </w:pPr>
-      <w:r>
-        <w:rPr>
-          <w:rFonts w:ascii="Georgia" w:eastAsia="Times New Roman" w:hAnsi="Georgia"/>
-          <w:color w:val="14201C"/>
-          <w:sz w:val="20"/>
-          <w:szCs w:val="20"/>
-          <w:lang w:val="en"/>
-        </w:rPr>
-        <w:t>Goods receipt against purchase order, with inspection and rejection</w:t>
-      </w:r>
-    </w:p>
-    <w:p>
-      <w:pPr>
-        <w:numPr>
-          <w:ilvl w:val="0"/>
-          <w:numId w:val="19"/>
-        </w:numPr>
-        <w:spacing w:before="100" w:beforeAutospacing="1" w:after="40"/>
-        <w:jc w:val="both"/>
-        <w:divId w:val="860319656"/>
-        <w:rPr>
-          <w:rFonts w:ascii="Georgia" w:eastAsia="Times New Roman" w:hAnsi="Georgia"/>
-          <w:color w:val="14201C"/>
-          <w:sz w:val="20"/>
-          <w:szCs w:val="20"/>
-          <w:lang w:val="en"/>
-        </w:rPr>
-      </w:pPr>
-      <w:r>
-        <w:rPr>
-          <w:rFonts w:ascii="Georgia" w:eastAsia="Times New Roman" w:hAnsi="Georgia"/>
-          <w:color w:val="14201C"/>
-          <w:sz w:val="20"/>
-          <w:szCs w:val="20"/>
-          <w:lang w:val="en"/>
-        </w:rPr>
-        <w:t>Issue, inter-store transfer and return with approval</w:t>
-      </w:r>
-    </w:p>
-    <w:p>
-      <w:pPr>
-        <w:numPr>
-          <w:ilvl w:val="0"/>
-          <w:numId w:val="19"/>
-        </w:numPr>
-        <w:spacing w:before="100" w:beforeAutospacing="1" w:after="40"/>
-        <w:jc w:val="both"/>
-        <w:divId w:val="860319656"/>
-        <w:rPr>
-          <w:rFonts w:ascii="Georgia" w:eastAsia="Times New Roman" w:hAnsi="Georgia"/>
-          <w:color w:val="14201C"/>
-          <w:sz w:val="20"/>
-          <w:szCs w:val="20"/>
-          <w:lang w:val="en"/>
-        </w:rPr>
-      </w:pPr>
-      <w:r>
-        <w:rPr>
-          <w:rFonts w:ascii="Georgia" w:eastAsia="Times New Roman" w:hAnsi="Georgia"/>
-          <w:color w:val="14201C"/>
-          <w:sz w:val="20"/>
-          <w:szCs w:val="20"/>
-          <w:lang w:val="en"/>
-        </w:rPr>
-        <w:t>Batch and lot tracking where the material demands it</w:t>
-      </w:r>
-    </w:p>
-    <w:p>
-      <w:pPr>
-        <w:numPr>
-          <w:ilvl w:val="0"/>
-          <w:numId w:val="19"/>
-        </w:numPr>
-        <w:spacing w:before="100" w:beforeAutospacing="1" w:after="40"/>
-        <w:jc w:val="both"/>
-        <w:divId w:val="860319656"/>
-        <w:rPr>
-          <w:rFonts w:ascii="Georgia" w:eastAsia="Times New Roman" w:hAnsi="Georgia"/>
-          <w:color w:val="14201C"/>
-          <w:sz w:val="20"/>
-          <w:szCs w:val="20"/>
-          <w:lang w:val="en"/>
-        </w:rPr>
-      </w:pPr>
-      <w:r>
-        <w:rPr>
-          <w:rFonts w:ascii="Georgia" w:eastAsia="Times New Roman" w:hAnsi="Georgia"/>
-          <w:color w:val="14201C"/>
-          <w:sz w:val="20"/>
-          <w:szCs w:val="20"/>
-          <w:lang w:val="en"/>
-        </w:rPr>
-        <w:t>Physical stock count and adjustment with an approval trail</w:t>
-      </w:r>
-    </w:p>
-    <w:p>
-      <w:pPr>
-        <w:numPr>
-          <w:ilvl w:val="0"/>
-          <w:numId w:val="19"/>
-        </w:numPr>
-        <w:spacing w:before="100" w:beforeAutospacing="1" w:after="40"/>
-        <w:jc w:val="both"/>
-        <w:divId w:val="860319656"/>
-        <w:rPr>
-          <w:rFonts w:ascii="Georgia" w:eastAsia="Times New Roman" w:hAnsi="Georgia"/>
-          <w:color w:val="14201C"/>
-          <w:sz w:val="20"/>
-          <w:szCs w:val="20"/>
-          <w:lang w:val="en"/>
-        </w:rPr>
-      </w:pPr>
-      <w:r>
-        <w:rPr>
-          <w:rFonts w:ascii="Georgia" w:eastAsia="Times New Roman" w:hAnsi="Georgia"/>
-          <w:color w:val="14201C"/>
-          <w:sz w:val="20"/>
-          <w:szCs w:val="20"/>
-          <w:lang w:val="en"/>
-        </w:rPr>
-        <w:t>Re-order level alerts and stock ageing</w:t>
-      </w:r>
-    </w:p>
-    <w:p>
-      <w:pPr>
-        <w:numPr>
-          <w:ilvl w:val="0"/>
-          <w:numId w:val="19"/>
-        </w:numPr>
-        <w:spacing w:before="100" w:beforeAutospacing="1" w:after="40"/>
-        <w:jc w:val="both"/>
-        <w:divId w:val="860319656"/>
-        <w:rPr>
-          <w:rFonts w:ascii="Georgia" w:eastAsia="Times New Roman" w:hAnsi="Georgia"/>
-          <w:color w:val="14201C"/>
-          <w:sz w:val="20"/>
-          <w:szCs w:val="20"/>
-          <w:lang w:val="en"/>
-        </w:rPr>
-      </w:pPr>
-      <w:r>
-        <w:rPr>
-          <w:rFonts w:ascii="Georgia" w:eastAsia="Times New Roman" w:hAnsi="Georgia"/>
-          <w:color w:val="14201C"/>
-          <w:sz w:val="20"/>
-          <w:szCs w:val="20"/>
-          <w:lang w:val="en"/>
-        </w:rPr>
-        <w:t>Stock valuation and a running ledger per item</w:t>
-      </w:r>
-    </w:p>
-    <w:p>
-      <w:pPr>
-        <w:divId w:val="1100446249"/>
-        <w:rPr>
+      </w:pPr>
+      <w:r>
+        <w:rPr>
+          <w:rStyle w:val="Strong"/>
           <w:rFonts w:ascii="Georgia" w:eastAsia="Times New Roman" w:hAnsi="Georgia"/>
           <w:color w:val="3B524C"/>
           <w:sz w:val="18"/>
           <w:szCs w:val="18"/>
           <w:lang w:val="en"/>
         </w:rPr>
-      </w:pPr>
-      <w:r>
-        <w:rPr>
-          <w:rStyle w:val="Strong"/>
+        <w:t>Tech Stack:</w:t>
+      </w:r>
+      <w:r>
+        <w:rPr>
           <w:rFonts w:ascii="Georgia" w:eastAsia="Times New Roman" w:hAnsi="Georgia"/>
           <w:color w:val="3B524C"/>
           <w:sz w:val="18"/>
           <w:szCs w:val="18"/>
           <w:lang w:val="en"/>
         </w:rPr>
-        <w:t>Tech Stack:</w:t>
-      </w:r>
-      <w:r>
+        <w:t xml:space="preserve"> ASP.NET Core | C# | Dapper ORM | SQL Server | PHP Laravel | Bootstrap | SSRS | EPPlus | iTextSharp</w:t>
+      </w:r>
+    </w:p>
+    <w:p>
+      <w:pPr>
+        <w:divId w:val="388237369"/>
+        <w:rPr>
+          <w:rFonts w:ascii="Georgia" w:eastAsia="Times New Roman" w:hAnsi="Georgia"/>
+          <w:b/>
+          <w:bCs/>
+          <w:color w:val="14201C"/>
+          <w:sz w:val="21"/>
+          <w:szCs w:val="21"/>
+          <w:lang w:val="en"/>
+        </w:rPr>
+      </w:pPr>
+      <w:r>
+        <w:rPr>
+          <w:rFonts w:ascii="Georgia" w:eastAsia="Times New Roman" w:hAnsi="Georgia"/>
+          <w:b/>
+          <w:bCs/>
+          <w:color w:val="14201C"/>
+          <w:sz w:val="21"/>
+          <w:szCs w:val="21"/>
+          <w:lang w:val="en"/>
+        </w:rPr>
+        <w:t xml:space="preserve">Production MES Module  |  </w:t>
+      </w:r>
+      <w:r>
+        <w:rPr>
+          <w:rStyle w:val="role2"/>
+          <w:rFonts w:ascii="Georgia" w:eastAsia="Times New Roman" w:hAnsi="Georgia"/>
+          <w:lang w:val="en"/>
+        </w:rPr>
+        <w:t>Developer</w:t>
+      </w:r>
+    </w:p>
+    <w:p>
+      <w:pPr>
+        <w:pStyle w:val="NormalWeb"/>
+        <w:divId w:val="1975676819"/>
+        <w:rPr>
+          <w:rFonts w:ascii="Georgia" w:hAnsi="Georgia"/>
+          <w:color w:val="14201C"/>
+          <w:sz w:val="20"/>
+          <w:szCs w:val="20"/>
+          <w:lang w:val="en"/>
+        </w:rPr>
+      </w:pPr>
+      <w:r>
+        <w:rPr>
+          <w:rFonts w:ascii="Georgia" w:hAnsi="Georgia"/>
+          <w:color w:val="14201C"/>
+          <w:sz w:val="20"/>
+          <w:szCs w:val="20"/>
+          <w:lang w:val="en"/>
+        </w:rPr>
+        <w:t>The Manufacturing Execution System module of the custom ERP suite, covering production on the factory floor.</w:t>
+      </w:r>
+    </w:p>
+    <w:p>
+      <w:pPr>
+        <w:numPr>
+          <w:ilvl w:val="0"/>
+          <w:numId w:val="21"/>
+        </w:numPr>
+        <w:spacing w:before="100" w:beforeAutospacing="1" w:after="40"/>
+        <w:jc w:val="both"/>
+        <w:divId w:val="1975676819"/>
+        <w:rPr>
+          <w:rFonts w:ascii="Georgia" w:eastAsia="Times New Roman" w:hAnsi="Georgia"/>
+          <w:color w:val="14201C"/>
+          <w:sz w:val="20"/>
+          <w:szCs w:val="20"/>
+          <w:lang w:val="en"/>
+        </w:rPr>
+      </w:pPr>
+      <w:r>
+        <w:rPr>
+          <w:rFonts w:ascii="Georgia" w:eastAsia="Times New Roman" w:hAnsi="Georgia"/>
+          <w:color w:val="14201C"/>
+          <w:sz w:val="20"/>
+          <w:szCs w:val="20"/>
+          <w:lang w:val="en"/>
+        </w:rPr>
+        <w:t>Production orders and routing against work centres</w:t>
+      </w:r>
+    </w:p>
+    <w:p>
+      <w:pPr>
+        <w:numPr>
+          <w:ilvl w:val="0"/>
+          <w:numId w:val="21"/>
+        </w:numPr>
+        <w:spacing w:before="100" w:beforeAutospacing="1" w:after="40"/>
+        <w:jc w:val="both"/>
+        <w:divId w:val="1975676819"/>
+        <w:rPr>
+          <w:rFonts w:ascii="Georgia" w:eastAsia="Times New Roman" w:hAnsi="Georgia"/>
+          <w:color w:val="14201C"/>
+          <w:sz w:val="20"/>
+          <w:szCs w:val="20"/>
+          <w:lang w:val="en"/>
+        </w:rPr>
+      </w:pPr>
+      <w:r>
+        <w:rPr>
+          <w:rFonts w:ascii="Georgia" w:eastAsia="Times New Roman" w:hAnsi="Georgia"/>
+          <w:color w:val="14201C"/>
+          <w:sz w:val="20"/>
+          <w:szCs w:val="20"/>
+          <w:lang w:val="en"/>
+        </w:rPr>
+        <w:t>Line-wise and workshop-wise output capture per shift</w:t>
+      </w:r>
+    </w:p>
+    <w:p>
+      <w:pPr>
+        <w:numPr>
+          <w:ilvl w:val="0"/>
+          <w:numId w:val="21"/>
+        </w:numPr>
+        <w:spacing w:before="100" w:beforeAutospacing="1" w:after="40"/>
+        <w:jc w:val="both"/>
+        <w:divId w:val="1975676819"/>
+        <w:rPr>
+          <w:rFonts w:ascii="Georgia" w:eastAsia="Times New Roman" w:hAnsi="Georgia"/>
+          <w:color w:val="14201C"/>
+          <w:sz w:val="20"/>
+          <w:szCs w:val="20"/>
+          <w:lang w:val="en"/>
+        </w:rPr>
+      </w:pPr>
+      <w:r>
+        <w:rPr>
+          <w:rFonts w:ascii="Georgia" w:eastAsia="Times New Roman" w:hAnsi="Georgia"/>
+          <w:color w:val="14201C"/>
+          <w:sz w:val="20"/>
+          <w:szCs w:val="20"/>
+          <w:lang w:val="en"/>
+        </w:rPr>
+        <w:t>Plan versus actual efficiency tracking</w:t>
+      </w:r>
+    </w:p>
+    <w:p>
+      <w:pPr>
+        <w:numPr>
+          <w:ilvl w:val="0"/>
+          <w:numId w:val="21"/>
+        </w:numPr>
+        <w:spacing w:before="100" w:beforeAutospacing="1" w:after="40"/>
+        <w:jc w:val="both"/>
+        <w:divId w:val="1975676819"/>
+        <w:rPr>
+          <w:rFonts w:ascii="Georgia" w:eastAsia="Times New Roman" w:hAnsi="Georgia"/>
+          <w:color w:val="14201C"/>
+          <w:sz w:val="20"/>
+          <w:szCs w:val="20"/>
+          <w:lang w:val="en"/>
+        </w:rPr>
+      </w:pPr>
+      <w:r>
+        <w:rPr>
+          <w:rFonts w:ascii="Georgia" w:eastAsia="Times New Roman" w:hAnsi="Georgia"/>
+          <w:color w:val="14201C"/>
+          <w:sz w:val="20"/>
+          <w:szCs w:val="20"/>
+          <w:lang w:val="en"/>
+        </w:rPr>
+        <w:t>Downtime and stoppage logging with reason codes</w:t>
+      </w:r>
+    </w:p>
+    <w:p>
+      <w:pPr>
+        <w:numPr>
+          <w:ilvl w:val="0"/>
+          <w:numId w:val="21"/>
+        </w:numPr>
+        <w:spacing w:before="100" w:beforeAutospacing="1" w:after="40"/>
+        <w:jc w:val="both"/>
+        <w:divId w:val="1975676819"/>
+        <w:rPr>
+          <w:rFonts w:ascii="Georgia" w:eastAsia="Times New Roman" w:hAnsi="Georgia"/>
+          <w:color w:val="14201C"/>
+          <w:sz w:val="20"/>
+          <w:szCs w:val="20"/>
+          <w:lang w:val="en"/>
+        </w:rPr>
+      </w:pPr>
+      <w:r>
+        <w:rPr>
+          <w:rFonts w:ascii="Georgia" w:eastAsia="Times New Roman" w:hAnsi="Georgia"/>
+          <w:color w:val="14201C"/>
+          <w:sz w:val="20"/>
+          <w:szCs w:val="20"/>
+          <w:lang w:val="en"/>
+        </w:rPr>
+        <w:t>Rejection and rework capture against defect reasons</w:t>
+      </w:r>
+    </w:p>
+    <w:p>
+      <w:pPr>
+        <w:numPr>
+          <w:ilvl w:val="0"/>
+          <w:numId w:val="21"/>
+        </w:numPr>
+        <w:spacing w:before="100" w:beforeAutospacing="1" w:after="40"/>
+        <w:jc w:val="both"/>
+        <w:divId w:val="1975676819"/>
+        <w:rPr>
+          <w:rFonts w:ascii="Georgia" w:eastAsia="Times New Roman" w:hAnsi="Georgia"/>
+          <w:color w:val="14201C"/>
+          <w:sz w:val="20"/>
+          <w:szCs w:val="20"/>
+          <w:lang w:val="en"/>
+        </w:rPr>
+      </w:pPr>
+      <w:r>
+        <w:rPr>
+          <w:rFonts w:ascii="Georgia" w:eastAsia="Times New Roman" w:hAnsi="Georgia"/>
+          <w:color w:val="14201C"/>
+          <w:sz w:val="20"/>
+          <w:szCs w:val="20"/>
+          <w:lang w:val="en"/>
+        </w:rPr>
+        <w:t>Work-in-progress tracking between process stages</w:t>
+      </w:r>
+    </w:p>
+    <w:p>
+      <w:pPr>
+        <w:numPr>
+          <w:ilvl w:val="0"/>
+          <w:numId w:val="21"/>
+        </w:numPr>
+        <w:spacing w:before="100" w:beforeAutospacing="1" w:after="40"/>
+        <w:jc w:val="both"/>
+        <w:divId w:val="1975676819"/>
+        <w:rPr>
+          <w:rFonts w:ascii="Georgia" w:eastAsia="Times New Roman" w:hAnsi="Georgia"/>
+          <w:color w:val="14201C"/>
+          <w:sz w:val="20"/>
+          <w:szCs w:val="20"/>
+          <w:lang w:val="en"/>
+        </w:rPr>
+      </w:pPr>
+      <w:r>
+        <w:rPr>
+          <w:rFonts w:ascii="Georgia" w:eastAsia="Times New Roman" w:hAnsi="Georgia"/>
+          <w:color w:val="14201C"/>
+          <w:sz w:val="20"/>
+          <w:szCs w:val="20"/>
+          <w:lang w:val="en"/>
+        </w:rPr>
+        <w:t>Operator and line productivity reporting</w:t>
+      </w:r>
+    </w:p>
+    <w:p>
+      <w:pPr>
+        <w:divId w:val="1835994022"/>
         <w:rPr>
           <w:rFonts w:ascii="Georgia" w:eastAsia="Times New Roman" w:hAnsi="Georgia"/>
           <w:color w:val="3B524C"/>
@@ -6449,595 +6936,31 @@
           <w:szCs w:val="18"/>
           <w:lang w:val="en"/>
         </w:rPr>
-        <w:t xml:space="preserve"> ASP.NET Core | C# | Dapper ORM | SQL Server | PHP Laravel | Bootstrap | SSRS | EPPlus | iTextSharp</w:t>
-      </w:r>
-    </w:p>
-    <w:p>
-      <w:pPr>
-        <w:divId w:val="656347734"/>
-        <w:rPr>
-          <w:rFonts w:ascii="Georgia" w:eastAsia="Times New Roman" w:hAnsi="Georgia"/>
-          <w:b/>
-          <w:bCs/>
-          <w:color w:val="14201C"/>
-          <w:sz w:val="21"/>
-          <w:szCs w:val="21"/>
-          <w:lang w:val="en"/>
-        </w:rPr>
-      </w:pPr>
-      <w:r>
-        <w:rPr>
-          <w:rFonts w:ascii="Georgia" w:eastAsia="Times New Roman" w:hAnsi="Georgia"/>
-          <w:b/>
-          <w:bCs/>
-          <w:color w:val="14201C"/>
-          <w:sz w:val="21"/>
-          <w:szCs w:val="21"/>
-          <w:lang w:val="en"/>
-        </w:rPr>
-        <w:t xml:space="preserve">HRMS &amp; </w:t>
-      </w:r>
-      <w:r>
-        <w:rPr>
-          <w:rFonts w:ascii="Georgia" w:eastAsia="Times New Roman" w:hAnsi="Georgia"/>
-          <w:b/>
-          <w:bCs/>
-          <w:color w:val="14201C"/>
-          <w:sz w:val="21"/>
-          <w:szCs w:val="21"/>
-          <w:lang w:val="en"/>
-        </w:rPr>
-        <w:t xml:space="preserve">Payroll System  |  </w:t>
-      </w:r>
-      <w:r>
-        <w:rPr>
-          <w:rStyle w:val="role2"/>
-          <w:rFonts w:ascii="Georgia" w:eastAsia="Times New Roman" w:hAnsi="Georgia"/>
-          <w:lang w:val="en"/>
-        </w:rPr>
-        <w:t>Developer</w:t>
-      </w:r>
-    </w:p>
-    <w:p>
-      <w:pPr>
-        <w:pStyle w:val="NormalWeb"/>
-        <w:divId w:val="1921255548"/>
-        <w:rPr>
-          <w:rFonts w:ascii="Georgia" w:hAnsi="Georgia"/>
-          <w:color w:val="14201C"/>
-          <w:sz w:val="20"/>
-          <w:szCs w:val="20"/>
-          <w:lang w:val="en"/>
-        </w:rPr>
-      </w:pPr>
-      <w:r>
-        <w:rPr>
-          <w:rFonts w:ascii="Georgia" w:hAnsi="Georgia"/>
-          <w:color w:val="14201C"/>
-          <w:sz w:val="20"/>
-          <w:szCs w:val="20"/>
-          <w:lang w:val="en"/>
-        </w:rPr>
-        <w:t>The HRMS and Payroll module of the custom ERP suite — one of the core systems I have built and maintained across the manufacturing sector.</w:t>
-      </w:r>
-    </w:p>
-    <w:p>
-      <w:pPr>
-        <w:numPr>
-          <w:ilvl w:val="0"/>
-          <w:numId w:val="20"/>
-        </w:numPr>
-        <w:spacing w:before="100" w:beforeAutospacing="1" w:after="40"/>
-        <w:jc w:val="both"/>
-        <w:divId w:val="1921255548"/>
-        <w:rPr>
-          <w:rFonts w:ascii="Georgia" w:eastAsia="Times New Roman" w:hAnsi="Georgia"/>
-          <w:color w:val="14201C"/>
-          <w:sz w:val="20"/>
-          <w:szCs w:val="20"/>
-          <w:lang w:val="en"/>
-        </w:rPr>
-      </w:pPr>
-      <w:r>
-        <w:rPr>
-          <w:rFonts w:ascii="Georgia" w:eastAsia="Times New Roman" w:hAnsi="Georgia"/>
-          <w:color w:val="14201C"/>
-          <w:sz w:val="20"/>
-          <w:szCs w:val="20"/>
-          <w:lang w:val="en"/>
-        </w:rPr>
-        <w:t>Employee master with department, designation, grade and posting history</w:t>
-      </w:r>
-    </w:p>
-    <w:p>
-      <w:pPr>
-        <w:numPr>
-          <w:ilvl w:val="0"/>
-          <w:numId w:val="20"/>
-        </w:numPr>
-        <w:spacing w:before="100" w:beforeAutospacing="1" w:after="40"/>
-        <w:jc w:val="both"/>
-        <w:divId w:val="1921255548"/>
-        <w:rPr>
-          <w:rFonts w:ascii="Georgia" w:eastAsia="Times New Roman" w:hAnsi="Georgia"/>
-          <w:color w:val="14201C"/>
-          <w:sz w:val="20"/>
-          <w:szCs w:val="20"/>
-          <w:lang w:val="en"/>
-        </w:rPr>
-      </w:pPr>
-      <w:r>
-        <w:rPr>
-          <w:rFonts w:ascii="Georgia" w:eastAsia="Times New Roman" w:hAnsi="Georgia"/>
-          <w:color w:val="14201C"/>
-          <w:sz w:val="20"/>
-          <w:szCs w:val="20"/>
-          <w:lang w:val="en"/>
-        </w:rPr>
-        <w:t>Device-based attendance capture with shift and roster handling</w:t>
-      </w:r>
-    </w:p>
-    <w:p>
-      <w:pPr>
-        <w:numPr>
-          <w:ilvl w:val="0"/>
-          <w:numId w:val="20"/>
-        </w:numPr>
-        <w:spacing w:before="100" w:beforeAutospacing="1" w:after="40"/>
-        <w:jc w:val="both"/>
-        <w:divId w:val="1921255548"/>
-        <w:rPr>
-          <w:rFonts w:ascii="Georgia" w:eastAsia="Times New Roman" w:hAnsi="Georgia"/>
-          <w:color w:val="14201C"/>
-          <w:sz w:val="20"/>
-          <w:szCs w:val="20"/>
-          <w:lang w:val="en"/>
-        </w:rPr>
-      </w:pPr>
-      <w:r>
-        <w:rPr>
-          <w:rFonts w:ascii="Georgia" w:eastAsia="Times New Roman" w:hAnsi="Georgia"/>
-          <w:color w:val="14201C"/>
-          <w:sz w:val="20"/>
-          <w:szCs w:val="20"/>
-          <w:lang w:val="en"/>
-        </w:rPr>
-        <w:t>Leave types, entitlement, application and multi-level approval</w:t>
-      </w:r>
-    </w:p>
-    <w:p>
-      <w:pPr>
-        <w:numPr>
-          <w:ilvl w:val="0"/>
-          <w:numId w:val="20"/>
-        </w:numPr>
-        <w:spacing w:before="100" w:beforeAutospacing="1" w:after="40"/>
-        <w:jc w:val="both"/>
-        <w:divId w:val="1921255548"/>
-        <w:rPr>
-          <w:rFonts w:ascii="Georgia" w:eastAsia="Times New Roman" w:hAnsi="Georgia"/>
-          <w:color w:val="14201C"/>
-          <w:sz w:val="20"/>
-          <w:szCs w:val="20"/>
-          <w:lang w:val="en"/>
-        </w:rPr>
-      </w:pPr>
-      <w:r>
-        <w:rPr>
-          <w:rFonts w:ascii="Georgia" w:eastAsia="Times New Roman" w:hAnsi="Georgia"/>
-          <w:color w:val="14201C"/>
-          <w:sz w:val="20"/>
-          <w:szCs w:val="20"/>
-          <w:lang w:val="en"/>
-        </w:rPr>
-        <w:t>Overtime capture and approval against production shifts</w:t>
-      </w:r>
-    </w:p>
-    <w:p>
-      <w:pPr>
-        <w:numPr>
-          <w:ilvl w:val="0"/>
-          <w:numId w:val="20"/>
-        </w:numPr>
-        <w:spacing w:before="100" w:beforeAutospacing="1" w:after="40"/>
-        <w:jc w:val="both"/>
-        <w:divId w:val="1921255548"/>
-        <w:rPr>
-          <w:rFonts w:ascii="Georgia" w:eastAsia="Times New Roman" w:hAnsi="Georgia"/>
-          <w:color w:val="14201C"/>
-          <w:sz w:val="20"/>
-          <w:szCs w:val="20"/>
-          <w:lang w:val="en"/>
-        </w:rPr>
-      </w:pPr>
-      <w:r>
-        <w:rPr>
-          <w:rFonts w:ascii="Georgia" w:eastAsia="Times New Roman" w:hAnsi="Georgia"/>
-          <w:color w:val="14201C"/>
-          <w:sz w:val="20"/>
-          <w:szCs w:val="20"/>
-          <w:lang w:val="en"/>
-        </w:rPr>
-        <w:t>Monthly payroll with earnings, deductions and arrears</w:t>
-      </w:r>
-    </w:p>
-    <w:p>
-      <w:pPr>
-        <w:numPr>
-          <w:ilvl w:val="0"/>
-          <w:numId w:val="20"/>
-        </w:numPr>
-        <w:spacing w:before="100" w:beforeAutospacing="1" w:after="40"/>
-        <w:jc w:val="both"/>
-        <w:divId w:val="1921255548"/>
-        <w:rPr>
-          <w:rFonts w:ascii="Georgia" w:eastAsia="Times New Roman" w:hAnsi="Georgia"/>
-          <w:color w:val="14201C"/>
-          <w:sz w:val="20"/>
-          <w:szCs w:val="20"/>
-          <w:lang w:val="en"/>
-        </w:rPr>
-      </w:pPr>
-      <w:r>
-        <w:rPr>
-          <w:rFonts w:ascii="Georgia" w:eastAsia="Times New Roman" w:hAnsi="Georgia"/>
-          <w:color w:val="14201C"/>
-          <w:sz w:val="20"/>
-          <w:szCs w:val="20"/>
-          <w:lang w:val="en"/>
-        </w:rPr>
-        <w:t>Provident fund, tax, loan and advance handling</w:t>
-      </w:r>
-    </w:p>
-    <w:p>
-      <w:pPr>
-        <w:numPr>
-          <w:ilvl w:val="0"/>
-          <w:numId w:val="20"/>
-        </w:numPr>
-        <w:spacing w:before="100" w:beforeAutospacing="1" w:after="40"/>
-        <w:jc w:val="both"/>
-        <w:divId w:val="1921255548"/>
-        <w:rPr>
-          <w:rFonts w:ascii="Georgia" w:eastAsia="Times New Roman" w:hAnsi="Georgia"/>
-          <w:color w:val="14201C"/>
-          <w:sz w:val="20"/>
-          <w:szCs w:val="20"/>
-          <w:lang w:val="en"/>
-        </w:rPr>
-      </w:pPr>
-      <w:r>
-        <w:rPr>
-          <w:rFonts w:ascii="Georgia" w:eastAsia="Times New Roman" w:hAnsi="Georgia"/>
-          <w:color w:val="14201C"/>
-          <w:sz w:val="20"/>
-          <w:szCs w:val="20"/>
-          <w:lang w:val="en"/>
-        </w:rPr>
-        <w:t>Payslip generation and bank disbursement file output</w:t>
-      </w:r>
-    </w:p>
-    <w:p>
-      <w:pPr>
-        <w:divId w:val="1587810238"/>
-        <w:rPr>
+      </w:pPr>
+      <w:r>
+        <w:rPr>
+          <w:rStyle w:val="Strong"/>
           <w:rFonts w:ascii="Georgia" w:eastAsia="Times New Roman" w:hAnsi="Georgia"/>
           <w:color w:val="3B524C"/>
           <w:sz w:val="18"/>
           <w:szCs w:val="18"/>
           <w:lang w:val="en"/>
         </w:rPr>
-      </w:pPr>
-      <w:r>
-        <w:rPr>
-          <w:rStyle w:val="Strong"/>
+        <w:t>Tech Stack:</w:t>
+      </w:r>
+      <w:r>
+        <w:rPr>
           <w:rFonts w:ascii="Georgia" w:eastAsia="Times New Roman" w:hAnsi="Georgia"/>
           <w:color w:val="3B524C"/>
           <w:sz w:val="18"/>
           <w:szCs w:val="18"/>
           <w:lang w:val="en"/>
         </w:rPr>
-        <w:t>Tech Stack:</w:t>
-      </w:r>
-      <w:r>
-        <w:rPr>
-          <w:rFonts w:ascii="Georgia" w:eastAsia="Times New Roman" w:hAnsi="Georgia"/>
-          <w:color w:val="3B524C"/>
-          <w:sz w:val="18"/>
-          <w:szCs w:val="18"/>
-          <w:lang w:val="en"/>
-        </w:rPr>
         <w:t xml:space="preserve"> ASP.NET Core | C# | Dapper ORM | SQL Server | PHP Laravel | Bootstrap | SSRS | EPPlus | iTextSharp</w:t>
       </w:r>
     </w:p>
     <w:p>
       <w:pPr>
-        <w:divId w:val="388237369"/>
-        <w:rPr>
-          <w:rFonts w:ascii="Georgia" w:eastAsia="Times New Roman" w:hAnsi="Georgia"/>
-          <w:b/>
-          <w:bCs/>
-          <w:color w:val="14201C"/>
-          <w:sz w:val="21"/>
-          <w:szCs w:val="21"/>
-          <w:lang w:val="en"/>
-        </w:rPr>
-      </w:pPr>
-      <w:r>
-        <w:rPr>
-          <w:rFonts w:ascii="Georgia" w:eastAsia="Times New Roman" w:hAnsi="Georgia"/>
-          <w:b/>
-          <w:bCs/>
-          <w:color w:val="14201C"/>
-          <w:sz w:val="21"/>
-          <w:szCs w:val="21"/>
-          <w:lang w:val="en"/>
-        </w:rPr>
-        <w:t xml:space="preserve">Production MES Module  |  </w:t>
-      </w:r>
-      <w:r>
-        <w:rPr>
-          <w:rStyle w:val="role2"/>
-          <w:rFonts w:ascii="Georgia" w:eastAsia="Times New Roman" w:hAnsi="Georgia"/>
-          <w:lang w:val="en"/>
-        </w:rPr>
-        <w:t>Developer</w:t>
-      </w:r>
-    </w:p>
-    <w:p>
-      <w:pPr>
-        <w:pStyle w:val="NormalWeb"/>
-        <w:divId w:val="1975676819"/>
-        <w:rPr>
-          <w:rFonts w:ascii="Georgia" w:hAnsi="Georgia"/>
-          <w:color w:val="14201C"/>
-          <w:sz w:val="20"/>
-          <w:szCs w:val="20"/>
-          <w:lang w:val="en"/>
-        </w:rPr>
-      </w:pPr>
-      <w:r>
-        <w:rPr>
-          <w:rFonts w:ascii="Georgia" w:hAnsi="Georgia"/>
-          <w:color w:val="14201C"/>
-          <w:sz w:val="20"/>
-          <w:szCs w:val="20"/>
-          <w:lang w:val="en"/>
-        </w:rPr>
-        <w:t>The Manufacturing Execution System module of the custom ERP suite, covering production on the factory floor.</w:t>
-      </w:r>
-    </w:p>
-    <w:p>
-      <w:pPr>
-        <w:numPr>
-          <w:ilvl w:val="0"/>
-          <w:numId w:val="21"/>
-        </w:numPr>
-        <w:spacing w:before="100" w:beforeAutospacing="1" w:after="40"/>
-        <w:jc w:val="both"/>
-        <w:divId w:val="1975676819"/>
-        <w:rPr>
-          <w:rFonts w:ascii="Georgia" w:eastAsia="Times New Roman" w:hAnsi="Georgia"/>
-          <w:color w:val="14201C"/>
-          <w:sz w:val="20"/>
-          <w:szCs w:val="20"/>
-          <w:lang w:val="en"/>
-        </w:rPr>
-      </w:pPr>
-      <w:r>
-        <w:rPr>
-          <w:rFonts w:ascii="Georgia" w:eastAsia="Times New Roman" w:hAnsi="Georgia"/>
-          <w:color w:val="14201C"/>
-          <w:sz w:val="20"/>
-          <w:szCs w:val="20"/>
-          <w:lang w:val="en"/>
-        </w:rPr>
-        <w:t>Production orders and routing against work centres</w:t>
-      </w:r>
-    </w:p>
-    <w:p>
-      <w:pPr>
-        <w:numPr>
-          <w:ilvl w:val="0"/>
-          <w:numId w:val="21"/>
-        </w:numPr>
-        <w:spacing w:before="100" w:beforeAutospacing="1" w:after="40"/>
-        <w:jc w:val="both"/>
-        <w:divId w:val="1975676819"/>
-        <w:rPr>
-          <w:rFonts w:ascii="Georgia" w:eastAsia="Times New Roman" w:hAnsi="Georgia"/>
-          <w:color w:val="14201C"/>
-          <w:sz w:val="20"/>
-          <w:szCs w:val="20"/>
-          <w:lang w:val="en"/>
-        </w:rPr>
-      </w:pPr>
-      <w:r>
-        <w:rPr>
-          <w:rFonts w:ascii="Georgia" w:eastAsia="Times New Roman" w:hAnsi="Georgia"/>
-          <w:color w:val="14201C"/>
-          <w:sz w:val="20"/>
-          <w:szCs w:val="20"/>
-          <w:lang w:val="en"/>
-        </w:rPr>
-        <w:t>Line-wise and workshop-wise output capture per shift</w:t>
-      </w:r>
-    </w:p>
-    <w:p>
-      <w:pPr>
-        <w:numPr>
-          <w:ilvl w:val="0"/>
-          <w:numId w:val="21"/>
-        </w:numPr>
-        <w:spacing w:before="100" w:beforeAutospacing="1" w:after="40"/>
-        <w:jc w:val="both"/>
-        <w:divId w:val="1975676819"/>
-        <w:rPr>
-          <w:rFonts w:ascii="Georgia" w:eastAsia="Times New Roman" w:hAnsi="Georgia"/>
-          <w:color w:val="14201C"/>
-          <w:sz w:val="20"/>
-          <w:szCs w:val="20"/>
-          <w:lang w:val="en"/>
-        </w:rPr>
-      </w:pPr>
-      <w:r>
-        <w:rPr>
-          <w:rFonts w:ascii="Georgia" w:eastAsia="Times New Roman" w:hAnsi="Georgia"/>
-          <w:color w:val="14201C"/>
-          <w:sz w:val="20"/>
-          <w:szCs w:val="20"/>
-          <w:lang w:val="en"/>
-        </w:rPr>
-        <w:t>Plan versus actual efficiency tracking</w:t>
-      </w:r>
-    </w:p>
-    <w:p>
-      <w:pPr>
-        <w:numPr>
-          <w:ilvl w:val="0"/>
-          <w:numId w:val="21"/>
-        </w:numPr>
-        <w:spacing w:before="100" w:beforeAutospacing="1" w:after="40"/>
-        <w:jc w:val="both"/>
-        <w:divId w:val="1975676819"/>
-        <w:rPr>
-          <w:rFonts w:ascii="Georgia" w:eastAsia="Times New Roman" w:hAnsi="Georgia"/>
-          <w:color w:val="14201C"/>
-          <w:sz w:val="20"/>
-          <w:szCs w:val="20"/>
-          <w:lang w:val="en"/>
-        </w:rPr>
-      </w:pPr>
-      <w:r>
-        <w:rPr>
-          <w:rFonts w:ascii="Georgia" w:eastAsia="Times New Roman" w:hAnsi="Georgia"/>
-          <w:color w:val="14201C"/>
-          <w:sz w:val="20"/>
-          <w:szCs w:val="20"/>
-          <w:lang w:val="en"/>
-        </w:rPr>
-        <w:t>Downtime and stoppage logging with reason codes</w:t>
-      </w:r>
-    </w:p>
-    <w:p>
-      <w:pPr>
-        <w:numPr>
-          <w:ilvl w:val="0"/>
-          <w:numId w:val="21"/>
-        </w:numPr>
-        <w:spacing w:before="100" w:beforeAutospacing="1" w:after="40"/>
-        <w:jc w:val="both"/>
-        <w:divId w:val="1975676819"/>
-        <w:rPr>
-          <w:rFonts w:ascii="Georgia" w:eastAsia="Times New Roman" w:hAnsi="Georgia"/>
-          <w:color w:val="14201C"/>
-          <w:sz w:val="20"/>
-          <w:szCs w:val="20"/>
-          <w:lang w:val="en"/>
-        </w:rPr>
-      </w:pPr>
-      <w:r>
-        <w:rPr>
-          <w:rFonts w:ascii="Georgia" w:eastAsia="Times New Roman" w:hAnsi="Georgia"/>
-          <w:color w:val="14201C"/>
-          <w:sz w:val="20"/>
-          <w:szCs w:val="20"/>
-          <w:lang w:val="en"/>
-        </w:rPr>
-        <w:t>Rejection and rework capture against defect reasons</w:t>
-      </w:r>
-    </w:p>
-    <w:p>
-      <w:pPr>
-        <w:numPr>
-          <w:ilvl w:val="0"/>
-          <w:numId w:val="21"/>
-        </w:numPr>
-        <w:spacing w:before="100" w:beforeAutospacing="1" w:after="40"/>
-        <w:jc w:val="both"/>
-        <w:divId w:val="1975676819"/>
-        <w:rPr>
-          <w:rFonts w:ascii="Georgia" w:eastAsia="Times New Roman" w:hAnsi="Georgia"/>
-          <w:color w:val="14201C"/>
-          <w:sz w:val="20"/>
-          <w:szCs w:val="20"/>
-          <w:lang w:val="en"/>
-        </w:rPr>
-      </w:pPr>
-      <w:r>
-        <w:rPr>
-          <w:rFonts w:ascii="Georgia" w:eastAsia="Times New Roman" w:hAnsi="Georgia"/>
-          <w:color w:val="14201C"/>
-          <w:sz w:val="20"/>
-          <w:szCs w:val="20"/>
-          <w:lang w:val="en"/>
-        </w:rPr>
-        <w:t>Work-in-progress tracking between process stages</w:t>
-      </w:r>
-    </w:p>
-    <w:p>
-      <w:pPr>
-        <w:numPr>
-          <w:ilvl w:val="0"/>
-          <w:numId w:val="21"/>
-        </w:numPr>
-        <w:spacing w:before="100" w:beforeAutospacing="1" w:after="40"/>
-        <w:jc w:val="both"/>
-        <w:divId w:val="1975676819"/>
-        <w:rPr>
-          <w:rFonts w:ascii="Georgia" w:eastAsia="Times New Roman" w:hAnsi="Georgia"/>
-          <w:color w:val="14201C"/>
-          <w:sz w:val="20"/>
-          <w:szCs w:val="20"/>
-          <w:lang w:val="en"/>
-        </w:rPr>
-      </w:pPr>
-      <w:r>
-        <w:rPr>
-          <w:rFonts w:ascii="Georgia" w:eastAsia="Times New Roman" w:hAnsi="Georgia"/>
-          <w:color w:val="14201C"/>
-          <w:sz w:val="20"/>
-          <w:szCs w:val="20"/>
-          <w:lang w:val="en"/>
-        </w:rPr>
-        <w:t>Operator and line productivity reporting</w:t>
-      </w:r>
-    </w:p>
-    <w:p>
-      <w:pPr>
-        <w:divId w:val="1835994022"/>
-        <w:rPr>
-          <w:rFonts w:ascii="Georgia" w:eastAsia="Times New Roman" w:hAnsi="Georgia"/>
-          <w:color w:val="3B524C"/>
-          <w:sz w:val="18"/>
-          <w:szCs w:val="18"/>
-          <w:lang w:val="en"/>
-        </w:rPr>
-      </w:pPr>
-      <w:r>
-        <w:rPr>
-          <w:rStyle w:val="Strong"/>
-          <w:rFonts w:ascii="Georgia" w:eastAsia="Times New Roman" w:hAnsi="Georgia"/>
-          <w:color w:val="3B524C"/>
-          <w:sz w:val="18"/>
-          <w:szCs w:val="18"/>
-          <w:lang w:val="en"/>
-        </w:rPr>
-        <w:t>Tech Stack:</w:t>
-      </w:r>
-      <w:r>
-        <w:rPr>
-          <w:rFonts w:ascii="Georgia" w:eastAsia="Times New Roman" w:hAnsi="Georgia"/>
-          <w:color w:val="3B524C"/>
-          <w:sz w:val="18"/>
-          <w:szCs w:val="18"/>
-          <w:lang w:val="en"/>
-        </w:rPr>
-        <w:t xml:space="preserve"> ASP.NET Core | C# | Dapper ORM | SQL Server | PHP Laravel | Bootstrap | SSRS | EPPlus | iTextSharp</w:t>
-      </w:r>
-    </w:p>
-    <w:p>
-      <w:pPr>
         <w:pStyle w:val="Heading2"/>
         <w:rPr>
           <w:rFonts w:ascii="Georgia" w:eastAsia="Times New Roman" w:hAnsi="Georgia"/>
@@ -7049,6 +6972,7 @@
           <w:rFonts w:ascii="Georgia" w:eastAsia="Times New Roman" w:hAnsi="Georgia"/>
           <w:lang w:val="en"/>
         </w:rPr>
+        <w:lastRenderedPageBreak/>
         <w:t>Additional Projects</w:t>
       </w:r>
     </w:p>
@@ -8257,6 +8181,7 @@
           <w:szCs w:val="20"/>
           <w:lang w:val="en"/>
         </w:rPr>
+        <w:lastRenderedPageBreak/>
         <w:t>Md. Kislu Noman</w:t>
       </w:r>
       <w:r>
@@ -8388,15 +8313,6 @@
           <w:lang w:val="en"/>
         </w:rPr>
         <w:br/>
-      </w:r>
-      <w:r>
-        <w:rPr>
-          <w:rFonts w:ascii="Georgia" w:eastAsia="Times New Roman" w:hAnsi="Georgia"/>
-          <w:color w:val="14201C"/>
-          <w:sz w:val="20"/>
-          <w:szCs w:val="20"/>
-          <w:lang w:val="en"/>
-        </w:rPr>
         <w:t>Cloud Technology BD IT, Pabna</w:t>
       </w:r>
       <w:r>
